--- a/Alzheimer_Disease_Detection_CS_Mubariz_Rehman.docx
+++ b/Alzheimer_Disease_Detection_CS_Mubariz_Rehman.docx
@@ -1186,7 +1186,13 @@
         <w:t>Alzheimer Disease Detection Using Multimodal Modality</w:t>
       </w:r>
       <w:r>
-        <w:t xml:space="preserve">” neither as a whole nor as a part has been copied out from any source. It is further declared that we have done this project with the accompanied report entirely on the basis of our personal efforts, under the proficient guidance of our teachers, especially our supervisor </w:t>
+        <w:t xml:space="preserve">” </w:t>
+      </w:r>
+      <w:r>
+        <w:t xml:space="preserve">in the name of God, </w:t>
+      </w:r>
+      <w:r>
+        <w:t xml:space="preserve">neither as a whole nor as a part has been copied out from any source. It is further declared that we have done this project with the accompanied report entirely on the basis of our personal efforts, under the proficient guidance of our teachers, especially our supervisor </w:t>
       </w:r>
       <w:r>
         <w:rPr>
@@ -1434,7 +1440,31 @@
         <w:rPr>
           <w:color w:val="000000"/>
         </w:rPr>
-        <w:t>We would like to express our sincere gratitude to our supervisor “Mr. Mubariz Rehman” for their valuable guidance, continuous support, and constructive feedback throughout the course of Final Year Project. Their expertise and encouragement played a vital role in the successful completion of this work. We are deeply thankful to our parents who kept us motivated during challenging times. We also extend our gratitude to our friends for their cooperation and assistance where needed.</w:t>
+        <w:t>We would like to express our sincere gratitude to our supervisor “Mr. Mubariz Rehman” for their valuable guidance, continuous support, and constructive feedback throughout the course of Final Year Project</w:t>
+      </w:r>
+      <w:r>
+        <w:rPr>
+          <w:color w:val="000000"/>
+        </w:rPr>
+        <w:t xml:space="preserve">. </w:t>
+      </w:r>
+      <w:r>
+        <w:rPr>
+          <w:color w:val="000000"/>
+        </w:rPr>
+        <w:t>Their expertise and support were important to the successful completion of this work. We are really grateful to our parents who motivated us when times were challenging. We also respect the help and s</w:t>
+      </w:r>
+      <w:r>
+        <w:rPr>
+          <w:color w:val="000000"/>
+        </w:rPr>
+        <w:t>upport of friends when required</w:t>
+      </w:r>
+      <w:r>
+        <w:rPr>
+          <w:color w:val="000000"/>
+        </w:rPr>
+        <w:t>.</w:t>
       </w:r>
     </w:p>
     <w:p>
@@ -1585,19 +1615,18 @@
         </w:rPr>
       </w:pPr>
       <w:r>
-        <w:t>Alzheimer’s disease is a serious brain disorder that affects memory, thinking, and daily activities, and is becoming common around the world. Traditional methods for diagnosing Alzheimer’s often takes a lot of time and rely heavily on medical experts, which can sometimes delay early detection. In this project, artificial intelligence is used to help identify Alzheimer’s disease in a faster and more accurate way. The system analyzes brain MRI images along with cognitive tests to classify patients into different stages such as Cognitively Normal, Early Mild Cognitive Impairment, Late Mild Cognitive Impairment, and Alzheimer’s Disease. This approach helps reduce human error and supports early diagnosis, which is important for better treatment and care. Overall, this project aims to provide a reliable and easy-to-use tool that helps in detecting Alzheimer early and provide an ease for users.</w:t>
-      </w:r>
-    </w:p>
-    <w:p>
-      <w:pPr>
-        <w:contextualSpacing/>
-        <w:jc w:val="center"/>
-        <w:rPr>
-          <w:sz w:val="28"/>
-          <w:szCs w:val="28"/>
-          <w:lang w:val="en-GB"/>
-        </w:rPr>
-      </w:pPr>
+        <w:t>Alzheimer's disease is an important illness affecting the brain, impacting memory, thinking and living day to day is common around the world and activities. Traditional</w:t>
+      </w:r>
+      <w:r>
+        <w:rPr>
+          <w:sz w:val="36"/>
+          <w:szCs w:val="36"/>
+        </w:rPr>
+        <w:t xml:space="preserve"> </w:t>
+      </w:r>
+      <w:r>
+        <w:t>methods for the diagnosis of Alzheimer's disease can take a long time, and is largely dependent on a doctor's expertise, and which may sometimes delay early detection, in this project, AI is being applied to aid in the speedy and correct diagnosis of Alzheimer's disease. The system analyzes brain MRI images along with cognitive tests to classify patients into different Cognitive Impairment, and Alzheimer's disease, are classified as stages of the disease. The stages of the disease are Cognitively Normal, Early Mild Cognitive Impairment, and Late Mild Cognitive Impairment, and Alzheimer's disease. This helps minimize the human impact. It brings error to light, and enables early diagnosis; this is vital to better treatment and care. Overall, this project aims to provide a reliable and easy-to-use tool that helps in early detection of Alzheimer and an ease for its users</w:t>
+      </w:r>
     </w:p>
     <w:p>
       <w:pPr>
@@ -4522,7 +4551,7 @@
                 <w:noProof/>
                 <w:webHidden/>
               </w:rPr>
-              <w:t>32</w:t>
+              <w:t>31</w:t>
             </w:r>
             <w:r>
               <w:rPr>
@@ -4594,7 +4623,7 @@
                 <w:noProof/>
                 <w:webHidden/>
               </w:rPr>
-              <w:t>33</w:t>
+              <w:t>32</w:t>
             </w:r>
             <w:r>
               <w:rPr>
@@ -4666,7 +4695,7 @@
                 <w:noProof/>
                 <w:webHidden/>
               </w:rPr>
-              <w:t>34</w:t>
+              <w:t>33</w:t>
             </w:r>
             <w:r>
               <w:rPr>
@@ -6483,7 +6512,7 @@
                 <w:noProof/>
                 <w:webHidden/>
               </w:rPr>
-              <w:t>50</w:t>
+              <w:t>49</w:t>
             </w:r>
             <w:r>
               <w:rPr>
@@ -10065,23 +10094,46 @@
     </w:p>
     <w:p>
       <w:pPr>
-        <w:spacing w:line="360" w:lineRule="auto"/>
+        <w:spacing w:line="357" w:lineRule="auto"/>
+        <w:ind w:left="-3" w:right="2"/>
         <w:jc w:val="both"/>
       </w:pPr>
       <w:r>
-        <w:t>The proposed Alzheimer’s Disease Detection system provides an intelligent and efficient platform to assist in the early identification and classification of Alzheimer’s disease. The system is developed using advanced deep learning techniques to analyze brain MRI images along with cognitive assessment data for accurate diagnosis. By leveraging AI-powered image processing and data analysis, the model can classify patients into different stages such as Cognitively Normal, Mild Cognitive Impairment, and Alzheimer’s Disease. This automated approach reduces dependency on manual analysis and helps in minimizing human error, making the diagnostic process faster and more reliable.</w:t>
-      </w:r>
-    </w:p>
-    <w:p>
-      <w:pPr>
-        <w:pStyle w:val="BodyText"/>
-        <w:spacing w:line="360" w:lineRule="auto"/>
-      </w:pPr>
-      <w:r>
-        <w:t>The system is designed with a user-friendly interface that allows easy interaction for medical professionals and researchers. It provides clear and structured results that support informed decision-making in clinical environments. The AI-driven framework ensures high accuracy and scalability, making it suitable for use in real-world healthcare settings. By enabling early detection and better disease staging, this project aims to support timely medical intervention, improve patient care, and contribute to the development of intelligent and</w:t>
-      </w:r>
-      <w:r>
-        <w:t xml:space="preserve"> sustainable healthcare solution.</w:t>
+        <w:t xml:space="preserve">The proposed </w:t>
+      </w:r>
+      <w:r>
+        <w:t>Alzheimer’s disease</w:t>
+      </w:r>
+      <w:r>
+        <w:t xml:space="preserve"> Detection system </w:t>
+      </w:r>
+      <w:r>
+        <w:t>will be intelligent and an efficient platform to help to identify and classify the onset of Alzheimer's in the early stages disease. The system is designed based on the latest deep learning technology to analyze brain MRI images along with cognitive assessment data for accurate diagnosis. By the model can be trained to classify images using image processing and data analysis techniques, with the help of AI. Patients into different stages such as Cognitively Normal, Mild Cognitive Impairment, and Alzheimer’s disease. This automatic method decrea</w:t>
+      </w:r>
+      <w:r>
+        <w:t>ses reliance on manual methods a</w:t>
+      </w:r>
+      <w:r>
+        <w:t>nd makes the diagnostic process quicker and easier, with the help of minimizing human erro</w:t>
+      </w:r>
+      <w:r>
+        <w:t>r more reliable.</w:t>
+      </w:r>
+    </w:p>
+    <w:p>
+      <w:pPr>
+        <w:spacing w:line="357" w:lineRule="auto"/>
+        <w:ind w:left="-3" w:right="2"/>
+        <w:jc w:val="both"/>
+      </w:pPr>
+      <w:r>
+        <w:t>The system is user friendly so that it is easy to interact with medical practitioners and scientists. It supplies simple and systematic results which are assist in making decisions in clinical settings. The AI-driven framework provides for high accuracy and scalability, appropriate for real world health care use settings. This project will help to identify disease at an early stage and improve disease stage, allowing the crop to be better managed. Facilitate prompt medical interventions, enhance the care of patients and participate in contributions to the creation of smart and e</w:t>
+      </w:r>
+      <w:r>
+        <w:t>co-friendly healthcare solution</w:t>
+      </w:r>
+      <w:r>
+        <w:t>.</w:t>
       </w:r>
     </w:p>
     <w:p/>
@@ -10372,25 +10424,10 @@
       <w:bookmarkStart w:id="13" w:name="_Toc19544196"/>
       <w:bookmarkStart w:id="14" w:name="_Toc975461"/>
       <w:r>
-        <w:t xml:space="preserve">Alzheimer disease (AD) is a progressive neurodegenerative condition and is the major </w:t>
-      </w:r>
-      <w:r>
-        <w:t>cause</w:t>
-      </w:r>
-      <w:r>
-        <w:t xml:space="preserve"> of global dementia, and thus, a substantial factor of age-related cognitive impairment and functional loss. The disease is characterized by the progressive impairment of the memory, executive functions as well as behavioral bodies which eventually leads to loss of </w:t>
-      </w:r>
-      <w:r>
-        <w:t xml:space="preserve">independence </w:t>
-      </w:r>
-      <w:r>
-        <w:t xml:space="preserve">and high </w:t>
-      </w:r>
-      <w:r>
-        <w:t>tendency</w:t>
-      </w:r>
-      <w:r>
-        <w:t xml:space="preserve"> of death. As the number of the aging population globally grows at an accelerated rate, AD is expected to increase significantly, burdening various health care systems and the relatives as well. Irrespective of intensive research work, effective disease-modifying measures are few making early and accurate diagnosis of the disease to be one of the key goals in managing Alzheimer disease.</w:t>
+        <w:t>Alzheimer disease (AD) is a progressive neurodegenerative condition and is the major cause of global dementia, and thus, a substantial factor of age-related cognitive impairment and functional loss. The disease is characterized by the progressive impairment of the memory, executive functions as well as behavioral bodies which eventually leads to loss of independence and high tendency of death. As the number of the aging population globally grows at an accelerated rate, AD is expected to increase significantly, burdening various health care systems and the relatives as well. Irrespective of intensive research work, effective disease-modifying measures are few making early and accurate diagnosis of the disease to be one of the key goals in managing Alzheimer disease</w:t>
+      </w:r>
+      <w:r>
+        <w:t>.</w:t>
       </w:r>
     </w:p>
     <w:p>
@@ -10399,13 +10436,10 @@
         <w:jc w:val="both"/>
       </w:pPr>
       <w:r>
-        <w:t xml:space="preserve">The traditional form of diagnostic procedures </w:t>
-      </w:r>
-      <w:r>
-        <w:t>mostly</w:t>
-      </w:r>
-      <w:r>
-        <w:t xml:space="preserve"> consists of clinical analysis, mental screening tests, and the visual analysis of neuroimaging examinations. Even though assessments of cognition, like the Montreal Cognitive Assessment (MoCA) and Clinical Dementia Rating Scale (CDR) are commonly used, they are inherently biased and prone to educational, cultural, and examiner bias significantly. Similarly, as a technique, the manual analysis of magnetic resonance images (MRI) is associated with labor-intensive processing and inter-observer variation hindering the reliability of this technique in the detection of subtle neurodegenerative markers of early-stage Alzheimer disease and mild cognitive impairment (MCI). As a result, there are a great number of people being diagnosed with one only when there is an irreversible neural damage, which can be very large.</w:t>
+        <w:t>The traditional form of diagnostic procedures mostly consists of clinical analysis, mental screening tests, and the visual analysis of neuroimaging examinations. Even though assessments of cognition, like the Montreal Cognitive Assessment (MoCA) and Clinical Dementia Rating Scale (CDR) are commonly used, they are inherently biased and prone to educational, cultural, and examiner bias significantly. Similarly, as a technique, the manual analysis of magnetic resonance images (MRI) is associated with labor-intensive processing and inter-observer variation hindering the reliability of this technique in the detection of subtle neurodegenerative markers of early-stage Alzheimer disease and mild cognitive impairment (MCI). As a result, there are a great number of people being diagnosed with one only when there is an irreversible neural damage, which can be very large</w:t>
+      </w:r>
+      <w:r>
+        <w:t>.</w:t>
       </w:r>
     </w:p>
     <w:p>
@@ -10414,7 +10448,10 @@
         <w:jc w:val="both"/>
       </w:pPr>
       <w:r>
-        <w:t>The new developments in artificial intelligence (AI) and especially deep learning have shown immense potential to address all these diagnostic limitations. Convolutional neural networks (CNNs) have been demonstrated to be very effective in detecting discriminative features over high-dimensional medical images such as structural MRI scans and thus has been developed to detect disease-related patterns that traditional methods of analysis could not capture. However, one of the main drawbacks of many existing AI-based approaches is that they use single-modality data, and most often, it is MRI. The nature of the disease is that Alzheimer disease is fundamentally multifactorial and that structural brain changes and cognitive decrease interact in complex ways, therefore, the use of unimodal approaches may not be able to be considered as capturing the entire spectrum of the disease progression.</w:t>
+        <w:t>The new developments in artificial intelligence (AI) and especially deep learning have shown immense potential to address all these diagnostic limitations. Convolutional neural networks (CNNs) have been demonstrated to be very effective in detecting discriminative features over high-dimensional medical images such as structural MRI scans and thus has been developed to detect disease-related patterns that traditional methods of analysis could not capture. However, one of the main drawbacks of many existing AI-based approaches is that they use single-modality data, and most often, it is MRI. The nature of the disease is that Alzheimer disease is fundamentally multifactorial and that structural brain changes and cognitive decrease interact in complex ways, therefore, the use of unimodal approaches may not be able to be considered as capturing the entire spectrum of the disease progression</w:t>
+      </w:r>
+      <w:r>
+        <w:t>.</w:t>
       </w:r>
     </w:p>
     <w:p>
@@ -10424,19 +10461,10 @@
       </w:pPr>
       <w:r>
         <w:lastRenderedPageBreak/>
-        <w:t xml:space="preserve">Multimodal theories of learning have now risen to </w:t>
-      </w:r>
-      <w:r>
-        <w:t>importance</w:t>
-      </w:r>
-      <w:r>
-        <w:t xml:space="preserve"> in the quest to solve this issue through the incorporation of heterogeneous sources of data, including neuroimaging and cognitive measures, into a single utilized predictive model. </w:t>
-      </w:r>
-      <w:r>
-        <w:t xml:space="preserve">Previous studies have confirmed </w:t>
-      </w:r>
-      <w:r>
-        <w:t>the fact that a combination of MRI characteristics with clinical and neuropsychological data could significantly increase the accuracy and strength of classification of individuals with cognitive normalcy, early MCI, late MCI, and patients with Alzheimer’s disease. However, multimodal fusion is associated with various technical issues such as the heterogeneity of data, data alignment, class imbalance, and explainability of models. Most of the existing researches use simplistic fusion models or do not thoroughly compare their outcomes to all clinically relevant disease stages and thus are unable to be applied in translation.</w:t>
+        <w:t>Multimodal theories of learning have now risen to importance in the quest to solve this issue through the incorporation of heterogeneous sources of data, including neuroimaging and cognitive measures, into a single utilized predictive model. Previous studies have confirmed the fact that a combination of MRI characteristics with clinical and neuropsychological data could significantly increase the accuracy and strength of classification of individuals with cognitive normalcy, early MCI, late MCI, and patients with Alzheimer’s disease. However, multimodal fusion is associated with various technical issues such as the heterogeneity of data, data alignment, class imbalance, and explainability of models. Most of the existing researches use simplistic fusion models or do not thoroughly compare their outcomes to all clinically relevant disease stages and thus are unable to be applied in translation</w:t>
+      </w:r>
+      <w:r>
+        <w:t>.</w:t>
       </w:r>
     </w:p>
     <w:p>
@@ -10445,19 +10473,10 @@
         <w:jc w:val="both"/>
       </w:pPr>
       <w:r>
-        <w:t xml:space="preserve">This project aims to fill such gaps by suggesting a multimodal deep learning model to detect early signs of the Alzheimer disease with the integration of the MRI-based features and cognitive tests scores into a single attention-based model. Deep CNNs are used to process structural MRI volumes to obtain high levels of spatial representations, whereas cognitive measures of MoCA, ADAS-13, and CDR-SB are used as </w:t>
-      </w:r>
-      <w:r>
-        <w:t>additional</w:t>
-      </w:r>
-      <w:r>
-        <w:t xml:space="preserve"> clinical measures. The attention mechanisms are used to enhance feature learning by highlighting the diagnostically relevant areas and patterns to enhance the performance of classification and generali</w:t>
-      </w:r>
-      <w:r>
-        <w:t>z</w:t>
-      </w:r>
-      <w:r>
-        <w:t>ation.</w:t>
+        <w:t>This project aims to fill such gaps by suggesting a multimodal deep learning model to detect early signs of the Alzheimer disease with the integration of the MRI-based features and cognitive tests scores into a single attention-based model. Deep CNNs are used to process structural MRI volumes to obtain high levels of spatial representations, whereas cognitive measures of MoCA, ADAS-13, and CDR-SB are used as additional clinical measures. The attention mechanisms are used to enhance feature learning by highlighting the diagnostically relevant areas and patterns to enhance the performance of classification and generalization</w:t>
+      </w:r>
+      <w:r>
+        <w:t>.</w:t>
       </w:r>
     </w:p>
     <w:p>
@@ -10466,13 +10485,10 @@
         <w:jc w:val="both"/>
       </w:pPr>
       <w:r>
-        <w:t>The major advantage of this project is its end-to-end system design, which is not contained in model development, but also in a realistic user interface (UI). The enacted UI allows uploading MRI data and cognitive tests thus enabling real time prediction and visuali</w:t>
-      </w:r>
-      <w:r>
-        <w:t>z</w:t>
-      </w:r>
-      <w:r>
-        <w:t>ation of progressions of diagnosis. This type of system level integration is the key to closing the gap between the academic research and clinical implementation, but it has not been studied in detail in many extant studies. The proposed solution would lead to better usability and possible adoption in the real-world healthcare environment by combining the forefront usability with the backend intelligence.</w:t>
+        <w:t>The major advantage of this project is its end-to-end system design, which is not contained in model development, but also in a realistic user interface (UI). The enacted UI allows uploading MRI data and cognitive tests thus enabling real time prediction and visualization of progressions of diagnosis. This type of system level integration is the key to closing the gap between the academic research and clinical implementation, but it has not been studied in detail in many extant studies. The proposed solution would lead to better usability and possible adoption in the real-world healthcare environment by combining the forefront usability with the backend intelligence</w:t>
+      </w:r>
+      <w:r>
+        <w:t>.</w:t>
       </w:r>
     </w:p>
     <w:p>
@@ -10481,13 +10497,10 @@
         <w:jc w:val="both"/>
       </w:pPr>
       <w:r>
-        <w:t xml:space="preserve">Besides, the project uses a rigorous appraisal model based on practical neuroimaging datasets that one can obtain via novel repositories like the Alzheimer Disease Neuroimaging Initiative (ADNI). To provide clinical relevance and strength, performance is measured using several diagnostic categories where one of the categories is Alzheimer disease, the other is early MCI, the third is late MCI and </w:t>
-      </w:r>
-      <w:r>
-        <w:t>fourth</w:t>
-      </w:r>
-      <w:r>
-        <w:t xml:space="preserve"> who are cognitively normal. Although this study accepts limitations to diversification </w:t>
+        <w:t>Besides, the project uses a rigorous appraisal model based on practical neuroimaging datasets that one can obtain via novel repositories like the Alzheimer Disease Neuroimaging Initiative (ADNI). To provide clinical relevance and strength, performance is measured using several diagnostic categories where one of the categories is Alzheimer disease, the other is early MCI, the third is late MCI and fourth who are cognitively normal. Although this study accepts limitations to diversification</w:t>
+      </w:r>
+      <w:r>
+        <w:t xml:space="preserve"> </w:t>
       </w:r>
       <w:r>
         <w:lastRenderedPageBreak/>
@@ -10522,7 +10535,10 @@
         <w:jc w:val="both"/>
       </w:pPr>
       <w:r>
-        <w:t>This project has the following objectives:</w:t>
+        <w:t>The following goals are aimed at with this project</w:t>
+      </w:r>
+      <w:r>
+        <w:t>:</w:t>
       </w:r>
     </w:p>
     <w:p>
@@ -10536,13 +10552,7 @@
         <w:jc w:val="both"/>
       </w:pPr>
       <w:r>
-        <w:t>To develop and establish a m</w:t>
-      </w:r>
-      <w:r>
-        <w:t>ultimodal deep learning program</w:t>
-      </w:r>
-      <w:r>
-        <w:t xml:space="preserve"> to merge structural MRI data and cognitive assessment data to detect Alzheimer disease.</w:t>
+        <w:t>Developing and establishing a multimodal Deep Learning program, combining structural MRI data and cognitive assessment data to detect Alzheimer disease.</w:t>
       </w:r>
     </w:p>
     <w:p>
@@ -10556,7 +10566,10 @@
         <w:jc w:val="both"/>
       </w:pPr>
       <w:r>
-        <w:t>To work out and assess attention-enhanced CNN architectures with the ability to extract discriminative neuroimaging features that are applicable in disease progression.</w:t>
+        <w:t>To test and evaluate attention boosted CNN architectures having ability to identify discriminative neuroimaging markers that can be used in disease progression</w:t>
+      </w:r>
+      <w:r>
+        <w:t>.</w:t>
       </w:r>
     </w:p>
     <w:p>
@@ -10570,7 +10583,10 @@
         <w:jc w:val="both"/>
       </w:pPr>
       <w:r>
-        <w:t>To categorize the subjects into clinically meaningful groups such as Alzheimer, early MCI, late MCI and cognitively normal controls with great accuracy and strength.</w:t>
+        <w:t xml:space="preserve">To </w:t>
+      </w:r>
+      <w:r>
+        <w:t>classify the subjects into clinically meaningful groups, e.g., AD, LMCI, EMCI, and CN.</w:t>
       </w:r>
     </w:p>
     <w:p>
@@ -10584,7 +10600,16 @@
         <w:jc w:val="both"/>
       </w:pPr>
       <w:r>
-        <w:t>To create the usability interface, which will allow interacting with the diagnostic system practically, supporting usability and real-time prediction.</w:t>
+        <w:t>To develop a usability interface which will allow user-friendly interacting with the diagnostic system, supporting usabili</w:t>
+      </w:r>
+      <w:r>
+        <w:t>ty and real-time prediction in the</w:t>
+      </w:r>
+      <w:r>
+        <w:t xml:space="preserve"> system</w:t>
+      </w:r>
+      <w:r>
+        <w:t>.</w:t>
       </w:r>
     </w:p>
     <w:p>
@@ -10598,13 +10623,13 @@
         <w:jc w:val="both"/>
       </w:pPr>
       <w:r>
-        <w:t xml:space="preserve">To critically assess system performance by means of pre-established datasets and conventional evaluation scales, by </w:t>
-      </w:r>
-      <w:r>
-        <w:t>e</w:t>
-      </w:r>
-      <w:r>
-        <w:t>nsuring clinical relevance and reproducibility.</w:t>
+        <w:t xml:space="preserve">To </w:t>
+      </w:r>
+      <w:r>
+        <w:t>evaluate the performance of the system critically using pre-established databases</w:t>
+      </w:r>
+      <w:r>
+        <w:t>.</w:t>
       </w:r>
     </w:p>
     <w:p>
@@ -10629,7 +10654,13 @@
       <w:bookmarkStart w:id="20" w:name="_Toc975464"/>
       <w:bookmarkEnd w:id="14"/>
       <w:r>
-        <w:t>The scope of the given project is dedicated to conceptualized design, creation, and testing of a multimodal deep learning system able to identify and classify Alzheimer’s disease at an early stage using structural MRI neuroimaging and cognitive assessment data. The project provides a solution within the diagnostic problem using a holistic approach grounded on computational technique that incorporates medical imaging, clinical data, and artificial intelligence.</w:t>
+        <w:t>This project focuses on the design, development and testing of a multimodal deep learning system for early identification and classification of Alzheimer's disease using MRI and cognitive assessment data. The project provides a solution in the diagnostic problem by applying an integrated method based on computational methods consisting of medical imaging, artificial intelligence, cli</w:t>
+      </w:r>
+      <w:r>
+        <w:t>nical data and clinical studies</w:t>
+      </w:r>
+      <w:r>
+        <w:t>.</w:t>
       </w:r>
     </w:p>
     <w:p>
@@ -10638,8 +10669,17 @@
         <w:spacing w:line="360" w:lineRule="auto"/>
       </w:pPr>
       <w:r>
+        <w:t>The project will consist of preprocessing and analyzing the brain MRI scans,</w:t>
+      </w:r>
+      <w:r>
+        <w:t xml:space="preserve"> obtained out of the private</w:t>
+      </w:r>
+      <w:r>
+        <w:t xml:space="preserve"> datasets, to determine patterns of structures related to the cases of Alzheimer’s disease and its preliminaries. Deep convolutional neural networks are used </w:t>
+      </w:r>
+      <w:r>
         <w:lastRenderedPageBreak/>
-        <w:t>The project will consist of preprocessing and analyzing the brain MRI scans, obtained out of the open-source datasets, to determine patterns of structures related to the cases of Alzheimer’s disease and its preliminaries. Deep convolutional neural networks are used to learn imaging discriminative features automatically without human intervention. Attention mechanisms are integrated to increase the feature significance through emphasizing the areas of the brain that are diagnostically important, hence making the classification more robust and interpretable.</w:t>
+        <w:t>to learn imaging discriminative features automatically without human intervention. Attention mechanisms are integrated to increase the feature significance through emphasizing the areas of the brain that are diagnostically important, hence making the classification more robust and interpretable.</w:t>
       </w:r>
     </w:p>
     <w:p>
@@ -11222,54 +11262,25 @@
         <w:lastRenderedPageBreak/>
         <w:t xml:space="preserve">Table </w:t>
       </w:r>
-      <w:r>
-        <w:fldChar w:fldCharType="begin"/>
-      </w:r>
-      <w:r>
-        <w:instrText xml:space="preserve"> STYLEREF 1 \s </w:instrText>
-      </w:r>
-      <w:r>
-        <w:fldChar w:fldCharType="separate"/>
-      </w:r>
-      <w:r>
-        <w:rPr>
-          <w:noProof/>
-        </w:rPr>
-        <w:t>2</w:t>
-      </w:r>
-      <w:r>
-        <w:rPr>
-          <w:noProof/>
-        </w:rPr>
-        <w:fldChar w:fldCharType="end"/>
-      </w:r>
+      <w:fldSimple w:instr=" STYLEREF 1 \s ">
+        <w:r>
+          <w:rPr>
+            <w:noProof/>
+          </w:rPr>
+          <w:t>2</w:t>
+        </w:r>
+      </w:fldSimple>
       <w:r>
         <w:noBreakHyphen/>
       </w:r>
-      <w:r>
-        <w:fldChar w:fldCharType="begin"/>
-      </w:r>
-      <w:r>
-        <w:instrText xml:space="preserve"> SEQ Table \*</w:instrText>
-      </w:r>
-      <w:r>
-        <w:instrText xml:space="preserve"> ARABIC \s 1 </w:instrText>
-      </w:r>
-      <w:r>
-        <w:fldChar w:fldCharType="separate"/>
-      </w:r>
-      <w:r>
-        <w:rPr>
-          <w:noProof/>
-        </w:rPr>
-        <w:t>1</w:t>
-      </w:r>
-      <w:r>
-        <w:rPr>
-          <w:noProof/>
-        </w:rPr>
-        <w:fldChar w:fldCharType="end"/>
-      </w:r>
+      <w:fldSimple w:instr=" SEQ Table \* ARABIC \s 1 ">
+        <w:r>
+          <w:rPr>
+            <w:noProof/>
+          </w:rPr>
+          <w:t>1</w:t>
+        </w:r>
+      </w:fldSimple>
       <w:r>
         <w:t xml:space="preserve"> </w:t>
       </w:r>
@@ -12564,7 +12575,25 @@
         <w:jc w:val="both"/>
       </w:pPr>
       <w:r>
-        <w:t>The literature contains gaps. Although there has been a lot of progress, certain gaps remain.</w:t>
+        <w:t xml:space="preserve">The literature contains gaps. </w:t>
+      </w:r>
+      <w:r>
+        <w:t>Even though</w:t>
+      </w:r>
+      <w:r>
+        <w:t xml:space="preserve"> there has</w:t>
+      </w:r>
+      <w:r>
+        <w:t xml:space="preserve"> been a lot of progress, some</w:t>
+      </w:r>
+      <w:r>
+        <w:t xml:space="preserve"> gaps</w:t>
+      </w:r>
+      <w:r>
+        <w:t xml:space="preserve"> still</w:t>
+      </w:r>
+      <w:r>
+        <w:t xml:space="preserve"> remain.</w:t>
       </w:r>
     </w:p>
     <w:p>
@@ -12645,7 +12674,10 @@
         <w:spacing w:line="360" w:lineRule="auto"/>
       </w:pPr>
       <w:r>
-        <w:t>Alzheimer’s disease (AD) is a progressive neurodegenerative disorder and one of the leading causes of dementia worldwide, significantly impacting patients, caregivers, and healthcare systems. In clinical practice, early and accurate diagnosis at the Mild Cognitive Impairment (MCI) stage remains challenging due to subtle structural brain changes and the reliance on manual interpretation of neuroimaging data. In many healthcare settings, especially in resource-constrained environments, access to expert radiologists and advanced diagnostic tools is limited, leading to delayed or inaccurate diagnosis.</w:t>
+        <w:t>Alzheimer’s disease (AD) is a progressive neurodegenerative disorder and one of the greatest of three causes of dementia across the world. It has a major impact on patients, family members, and healthcare systems. Manual analysis of neuroimaging data makes early and accurate diagnosis of the mild cognitive impairment (MCI) stage difficult due to minor structural brain changes. Limited access to expert radiologists and advanced diagnostic tools is a challenge and not easily available in many health care facilities, especially in resource-limited settings, leading to delayed or inaccurate diagnosis</w:t>
+      </w:r>
+      <w:r>
+        <w:t>.</w:t>
       </w:r>
     </w:p>
     <w:p>
@@ -12654,7 +12686,10 @@
         <w:spacing w:line="360" w:lineRule="auto"/>
       </w:pPr>
       <w:r>
-        <w:t>Magnetic Resonance Imaging (MRI) is widely used for Alzheimer’s disease assessment. However, current diagnostic approaches face several key challenges. Structural brain alterations associated with AD vary in scale, location, and intensity across patients, making the precise identification of disease-relevant regions difficult. Additionally, inter-subject variability, differences in scanning protocols, and noise in MRI data introduce inconsistencies that negatively affect automated analysis. These factors complicate the reliable extraction of discriminative features necessary for accurate disease classification.</w:t>
+        <w:t>Magnetic Resonance Imaging (MRI) is a widely used technique for the assessment of Alzheimer’s disease. However, the current diagnostic methods have several major problems. The structural changes in the brain in AD differ in size, location and magnitude between patients, making it difficult to accurately determine the disease-relevant areas. There is also inter-subject variability, differences in scanning protocols and also noise in MRI data which have negative impact on automated analysis. These factors make it difficult to develop discriminative features for reliable and accurate disease classification</w:t>
+      </w:r>
+      <w:r>
+        <w:t>.</w:t>
       </w:r>
     </w:p>
     <w:p>
@@ -12663,7 +12698,26 @@
         <w:spacing w:line="360" w:lineRule="auto"/>
       </w:pPr>
       <w:r>
-        <w:t>Although deep neural networks (DNNs) have shown promising performance in Alzheimer’s disease classification, their high architectural complexity results in long training times, increased computational costs, and a strong dependency on large, well-annotated datasets. Such requirements are often impractical in real-world medical scenarios and increase the risk of overfitting when limited data is available. Consequently, deploying end-to-end deep learning models for real-time or large-scale clinical use remains a significant challenge.</w:t>
+        <w:t xml:space="preserve">Due to their improved performance in classifying Alzheimer's disease, deep neural networks (DNNs) have found impressive success in a number of applications; however, there is a considerable gap between the beginning of their first and second symptoms. Some of the disadvantages are the training times, the computational expense of training, and a heavy reliance on huge, well-trained datasets. </w:t>
+      </w:r>
+    </w:p>
+    <w:p>
+      <w:pPr>
+        <w:pStyle w:val="BodyText"/>
+        <w:spacing w:line="360" w:lineRule="auto"/>
+      </w:pPr>
+      <w:r>
+        <w:t xml:space="preserve">In real world, these requirements might not be feasible. Models may perform poorly in complex situations and are prone to overfitting with small data sets. Therefore, it is </w:t>
+      </w:r>
+      <w:r>
+        <w:lastRenderedPageBreak/>
+        <w:t xml:space="preserve">difficult to deploy end-to-end deep learning models in real time or for large-scale applications. Clinical use </w:t>
+      </w:r>
+      <w:r>
+        <w:t>still remains a major challenge</w:t>
+      </w:r>
+      <w:r>
+        <w:t>.</w:t>
       </w:r>
     </w:p>
     <w:p>
@@ -12672,8 +12726,13 @@
         <w:jc w:val="both"/>
       </w:pPr>
       <w:r>
-        <w:lastRenderedPageBreak/>
-        <w:t>There is a critical need for an efficient and reliable Alzheimer’s disease diagnosis framework that can overcome these limitations by leveraging robust deep feature extraction, reducing model training complexity, and improving generalization across subjects. This project aims to develop a deep learning-based system that utilizes pre-trained convolutional neural networks for MRI feature extraction, followed by optimized classification and multimodal fusion techniques. The proposed approach seeks to achieve accurate and early detection of Alzheimer’s disease while minimizing computational overhead, thereby supporting clinicians with a practical, cost-effective, and decision-support tool for improved patient care.</w:t>
+        <w:t>There is a critical need for an efficient and reliable Alzheimer’s disease diagnosis framework that can overcome</w:t>
+      </w:r>
+      <w:r>
+        <w:t xml:space="preserve"> these limitations by implementing</w:t>
+      </w:r>
+      <w:r>
+        <w:t xml:space="preserve"> robust deep feature extraction, reducing model training complexity, and improving generalization across subjects. This project aims to develop a deep learning-based system that utilizes pre-trained convolutional neural networks for MRI feature extraction, followed by optimized classification and multimodal fusion techniques. The proposed approach seeks to achieve accurate and early detection of Alzheimer’s disease while minimizing computational overhead, thereby supporting clinicians with a practical, cost-effective, and decision-support tool for improved patient care.</w:t>
       </w:r>
     </w:p>
     <w:p>
@@ -13067,51 +13126,25 @@
       <w:r>
         <w:t xml:space="preserve">Table </w:t>
       </w:r>
-      <w:r>
-        <w:fldChar w:fldCharType="begin"/>
-      </w:r>
-      <w:r>
-        <w:instrText xml:space="preserve"> STYLEREF 1 \s </w:instrText>
-      </w:r>
-      <w:r>
-        <w:fldChar w:fldCharType="separate"/>
-      </w:r>
-      <w:r>
-        <w:rPr>
-          <w:noProof/>
-        </w:rPr>
-        <w:t>3</w:t>
-      </w:r>
-      <w:r>
-        <w:rPr>
-          <w:noProof/>
-        </w:rPr>
-        <w:fldChar w:fldCharType="end"/>
-      </w:r>
+      <w:fldSimple w:instr=" STYLEREF 1 \s ">
+        <w:r>
+          <w:rPr>
+            <w:noProof/>
+          </w:rPr>
+          <w:t>3</w:t>
+        </w:r>
+      </w:fldSimple>
       <w:r>
         <w:noBreakHyphen/>
       </w:r>
-      <w:r>
-        <w:fldChar w:fldCharType="begin"/>
-      </w:r>
-      <w:r>
-        <w:instrText xml:space="preserve"> SEQ Table \* ARABIC \s 1 </w:instrText>
-      </w:r>
-      <w:r>
-        <w:fldChar w:fldCharType="separate"/>
-      </w:r>
-      <w:r>
-        <w:rPr>
-          <w:noProof/>
-        </w:rPr>
-        <w:t>1</w:t>
-      </w:r>
-      <w:r>
-        <w:rPr>
-          <w:noProof/>
-        </w:rPr>
-        <w:fldChar w:fldCharType="end"/>
-      </w:r>
+      <w:fldSimple w:instr=" SEQ Table \* ARABIC \s 1 ">
+        <w:r>
+          <w:rPr>
+            <w:noProof/>
+          </w:rPr>
+          <w:t>1</w:t>
+        </w:r>
+      </w:fldSimple>
       <w:r>
         <w:t xml:space="preserve"> </w:t>
       </w:r>
@@ -13442,51 +13475,25 @@
       <w:r>
         <w:t xml:space="preserve">Table </w:t>
       </w:r>
-      <w:r>
-        <w:fldChar w:fldCharType="begin"/>
-      </w:r>
-      <w:r>
-        <w:instrText xml:space="preserve"> STYLEREF 1 \s </w:instrText>
-      </w:r>
-      <w:r>
-        <w:fldChar w:fldCharType="separate"/>
-      </w:r>
-      <w:r>
-        <w:rPr>
-          <w:noProof/>
-        </w:rPr>
-        <w:t>3</w:t>
-      </w:r>
-      <w:r>
-        <w:rPr>
-          <w:noProof/>
-        </w:rPr>
-        <w:fldChar w:fldCharType="end"/>
-      </w:r>
+      <w:fldSimple w:instr=" STYLEREF 1 \s ">
+        <w:r>
+          <w:rPr>
+            <w:noProof/>
+          </w:rPr>
+          <w:t>3</w:t>
+        </w:r>
+      </w:fldSimple>
       <w:r>
         <w:noBreakHyphen/>
       </w:r>
-      <w:r>
-        <w:fldChar w:fldCharType="begin"/>
-      </w:r>
-      <w:r>
-        <w:instrText xml:space="preserve"> SEQ Table \* ARABIC \s 1 </w:instrText>
-      </w:r>
-      <w:r>
-        <w:fldChar w:fldCharType="separate"/>
-      </w:r>
-      <w:r>
-        <w:rPr>
-          <w:noProof/>
-        </w:rPr>
-        <w:t>2</w:t>
-      </w:r>
-      <w:r>
-        <w:rPr>
-          <w:noProof/>
-        </w:rPr>
-        <w:fldChar w:fldCharType="end"/>
-      </w:r>
+      <w:fldSimple w:instr=" SEQ Table \* ARABIC \s 1 ">
+        <w:r>
+          <w:rPr>
+            <w:noProof/>
+          </w:rPr>
+          <w:t>2</w:t>
+        </w:r>
+      </w:fldSimple>
       <w:r>
         <w:t xml:space="preserve"> </w:t>
       </w:r>
@@ -13814,51 +13821,25 @@
       <w:r>
         <w:t xml:space="preserve">Table </w:t>
       </w:r>
-      <w:r>
-        <w:fldChar w:fldCharType="begin"/>
-      </w:r>
-      <w:r>
-        <w:instrText xml:space="preserve"> STYLEREF 1 \s </w:instrText>
-      </w:r>
-      <w:r>
-        <w:fldChar w:fldCharType="separate"/>
-      </w:r>
-      <w:r>
-        <w:rPr>
-          <w:noProof/>
-        </w:rPr>
-        <w:t>3</w:t>
-      </w:r>
-      <w:r>
-        <w:rPr>
-          <w:noProof/>
-        </w:rPr>
-        <w:fldChar w:fldCharType="end"/>
-      </w:r>
+      <w:fldSimple w:instr=" STYLEREF 1 \s ">
+        <w:r>
+          <w:rPr>
+            <w:noProof/>
+          </w:rPr>
+          <w:t>3</w:t>
+        </w:r>
+      </w:fldSimple>
       <w:r>
         <w:noBreakHyphen/>
       </w:r>
-      <w:r>
-        <w:fldChar w:fldCharType="begin"/>
-      </w:r>
-      <w:r>
-        <w:instrText xml:space="preserve"> SEQ Table \* ARABIC \s 1 </w:instrText>
-      </w:r>
-      <w:r>
-        <w:fldChar w:fldCharType="separate"/>
-      </w:r>
-      <w:r>
-        <w:rPr>
-          <w:noProof/>
-        </w:rPr>
-        <w:t>3</w:t>
-      </w:r>
-      <w:r>
-        <w:rPr>
-          <w:noProof/>
-        </w:rPr>
-        <w:fldChar w:fldCharType="end"/>
-      </w:r>
+      <w:fldSimple w:instr=" SEQ Table \* ARABIC \s 1 ">
+        <w:r>
+          <w:rPr>
+            <w:noProof/>
+          </w:rPr>
+          <w:t>3</w:t>
+        </w:r>
+      </w:fldSimple>
       <w:r>
         <w:t xml:space="preserve"> </w:t>
       </w:r>
@@ -14034,12 +14015,7 @@
         <w:jc w:val="both"/>
       </w:pPr>
       <w:r>
-        <w:t>This system needs proper computational facilities to facilitate</w:t>
-      </w:r>
-      <w:bookmarkStart w:id="67" w:name="_GoBack"/>
-      <w:bookmarkEnd w:id="67"/>
-      <w:r>
-        <w:t xml:space="preserve"> deep learning inference and processing data including:</w:t>
+        <w:t>This system needs proper computational facilities to facilitate deep learning inference and processing data including:</w:t>
       </w:r>
     </w:p>
     <w:p>
@@ -14098,12 +14074,12 @@
         <w:pStyle w:val="Heading2"/>
         <w:spacing w:line="360" w:lineRule="auto"/>
       </w:pPr>
-      <w:bookmarkStart w:id="68" w:name="_Toc232236800"/>
+      <w:bookmarkStart w:id="67" w:name="_Toc232236800"/>
       <w:r>
         <w:t>Proposed Methodology</w:t>
       </w:r>
-      <w:bookmarkStart w:id="69" w:name="_Toc532812921"/>
-      <w:bookmarkEnd w:id="68"/>
+      <w:bookmarkStart w:id="68" w:name="_Toc532812921"/>
+      <w:bookmarkEnd w:id="67"/>
     </w:p>
     <w:p>
       <w:pPr>
@@ -14117,11 +14093,11 @@
       <w:pPr>
         <w:pStyle w:val="Heading3"/>
       </w:pPr>
-      <w:bookmarkStart w:id="70" w:name="_Toc232236801"/>
+      <w:bookmarkStart w:id="69" w:name="_Toc232236801"/>
       <w:r>
         <w:t>Overview</w:t>
       </w:r>
-      <w:bookmarkEnd w:id="70"/>
+      <w:bookmarkEnd w:id="69"/>
     </w:p>
     <w:p>
       <w:pPr>
@@ -14136,11 +14112,11 @@
       <w:pPr>
         <w:pStyle w:val="Heading3"/>
       </w:pPr>
-      <w:bookmarkStart w:id="71" w:name="_Toc232236802"/>
+      <w:bookmarkStart w:id="70" w:name="_Toc232236802"/>
       <w:r>
         <w:t>Steps</w:t>
       </w:r>
-      <w:bookmarkEnd w:id="71"/>
+      <w:bookmarkEnd w:id="70"/>
     </w:p>
     <w:p>
       <w:pPr>
@@ -14264,12 +14240,12 @@
         <w:pStyle w:val="Heading2"/>
         <w:spacing w:line="360" w:lineRule="auto"/>
       </w:pPr>
-      <w:bookmarkStart w:id="72" w:name="_Toc232236803"/>
+      <w:bookmarkStart w:id="71" w:name="_Toc232236803"/>
       <w:r>
         <w:t>System Architecture</w:t>
       </w:r>
-      <w:bookmarkEnd w:id="69"/>
-      <w:bookmarkEnd w:id="72"/>
+      <w:bookmarkEnd w:id="68"/>
+      <w:bookmarkEnd w:id="71"/>
     </w:p>
     <w:p>
       <w:pPr>
@@ -14352,13 +14328,13 @@
           <w:noProof/>
         </w:rPr>
         <w:drawing>
-          <wp:anchor distT="0" distB="0" distL="114300" distR="114300" simplePos="0" relativeHeight="251679232" behindDoc="0" locked="0" layoutInCell="1" allowOverlap="1" wp14:anchorId="11C8DB7F" wp14:editId="2C3AD614">
+          <wp:anchor distT="0" distB="0" distL="114300" distR="114300" simplePos="0" relativeHeight="251679232" behindDoc="0" locked="0" layoutInCell="1" allowOverlap="1" wp14:anchorId="11C8DB7F" wp14:editId="15730A15">
             <wp:simplePos x="0" y="0"/>
             <wp:positionH relativeFrom="margin">
-              <wp:align>center</wp:align>
+              <wp:posOffset>795655</wp:posOffset>
             </wp:positionH>
             <wp:positionV relativeFrom="margin">
-              <wp:posOffset>5921045</wp:posOffset>
+              <wp:posOffset>6073140</wp:posOffset>
             </wp:positionV>
             <wp:extent cx="3741420" cy="2535555"/>
             <wp:effectExtent l="0" t="0" r="0" b="0"/>
@@ -14455,62 +14431,36 @@
                                 <w:noProof/>
                               </w:rPr>
                             </w:pPr>
-                            <w:bookmarkStart w:id="73" w:name="_Toc232236724"/>
+                            <w:bookmarkStart w:id="72" w:name="_Toc232236724"/>
                             <w:r>
                               <w:t xml:space="preserve">Figure </w:t>
                             </w:r>
-                            <w:r>
-                              <w:fldChar w:fldCharType="begin"/>
-                            </w:r>
-                            <w:r>
-                              <w:instrText xml:space="preserve"> STYLEREF 1 \s </w:instrText>
-                            </w:r>
-                            <w:r>
-                              <w:fldChar w:fldCharType="separate"/>
-                            </w:r>
-                            <w:r>
-                              <w:rPr>
-                                <w:noProof/>
-                              </w:rPr>
-                              <w:t>3</w:t>
-                            </w:r>
-                            <w:r>
-                              <w:rPr>
-                                <w:noProof/>
-                              </w:rPr>
-                              <w:fldChar w:fldCharType="end"/>
-                            </w:r>
+                            <w:fldSimple w:instr=" STYLEREF 1 \s ">
+                              <w:r>
+                                <w:rPr>
+                                  <w:noProof/>
+                                </w:rPr>
+                                <w:t>3</w:t>
+                              </w:r>
+                            </w:fldSimple>
                             <w:r>
                               <w:noBreakHyphen/>
                             </w:r>
-                            <w:r>
-                              <w:fldChar w:fldCharType="begin"/>
-                            </w:r>
-                            <w:r>
-                              <w:instrText xml:space="preserve"> SEQ Figure \* ARABIC \s 1 </w:instrText>
-                            </w:r>
-                            <w:r>
-                              <w:fldChar w:fldCharType="separate"/>
-                            </w:r>
-                            <w:r>
-                              <w:rPr>
-                                <w:noProof/>
-                              </w:rPr>
-                              <w:t>1</w:t>
-                            </w:r>
-                            <w:r>
-                              <w:rPr>
-                                <w:noProof/>
-                              </w:rPr>
-                              <w:fldChar w:fldCharType="end"/>
-                            </w:r>
+                            <w:fldSimple w:instr=" SEQ Figure \* ARABIC \s 1 ">
+                              <w:r>
+                                <w:rPr>
+                                  <w:noProof/>
+                                </w:rPr>
+                                <w:t>1</w:t>
+                              </w:r>
+                            </w:fldSimple>
                             <w:r>
                               <w:t xml:space="preserve"> </w:t>
                             </w:r>
                             <w:r>
                               <w:t>Layered Architecture Diagram</w:t>
                             </w:r>
-                            <w:bookmarkEnd w:id="73"/>
+                            <w:bookmarkEnd w:id="72"/>
                           </w:p>
                         </w:txbxContent>
                       </wps:txbx>
@@ -14542,62 +14492,36 @@
                           <w:noProof/>
                         </w:rPr>
                       </w:pPr>
-                      <w:bookmarkStart w:id="74" w:name="_Toc232236724"/>
+                      <w:bookmarkStart w:id="73" w:name="_Toc232236724"/>
                       <w:r>
                         <w:t xml:space="preserve">Figure </w:t>
                       </w:r>
-                      <w:r>
-                        <w:fldChar w:fldCharType="begin"/>
-                      </w:r>
-                      <w:r>
-                        <w:instrText xml:space="preserve"> STYLEREF 1 \s </w:instrText>
-                      </w:r>
-                      <w:r>
-                        <w:fldChar w:fldCharType="separate"/>
-                      </w:r>
-                      <w:r>
-                        <w:rPr>
-                          <w:noProof/>
-                        </w:rPr>
-                        <w:t>3</w:t>
-                      </w:r>
-                      <w:r>
-                        <w:rPr>
-                          <w:noProof/>
-                        </w:rPr>
-                        <w:fldChar w:fldCharType="end"/>
-                      </w:r>
+                      <w:fldSimple w:instr=" STYLEREF 1 \s ">
+                        <w:r>
+                          <w:rPr>
+                            <w:noProof/>
+                          </w:rPr>
+                          <w:t>3</w:t>
+                        </w:r>
+                      </w:fldSimple>
                       <w:r>
                         <w:noBreakHyphen/>
                       </w:r>
-                      <w:r>
-                        <w:fldChar w:fldCharType="begin"/>
-                      </w:r>
-                      <w:r>
-                        <w:instrText xml:space="preserve"> SEQ Figure \* ARABIC \s 1 </w:instrText>
-                      </w:r>
-                      <w:r>
-                        <w:fldChar w:fldCharType="separate"/>
-                      </w:r>
-                      <w:r>
-                        <w:rPr>
-                          <w:noProof/>
-                        </w:rPr>
-                        <w:t>1</w:t>
-                      </w:r>
-                      <w:r>
-                        <w:rPr>
-                          <w:noProof/>
-                        </w:rPr>
-                        <w:fldChar w:fldCharType="end"/>
-                      </w:r>
+                      <w:fldSimple w:instr=" SEQ Figure \* ARABIC \s 1 ">
+                        <w:r>
+                          <w:rPr>
+                            <w:noProof/>
+                          </w:rPr>
+                          <w:t>1</w:t>
+                        </w:r>
+                      </w:fldSimple>
                       <w:r>
                         <w:t xml:space="preserve"> </w:t>
                       </w:r>
                       <w:r>
                         <w:t>Layered Architecture Diagram</w:t>
                       </w:r>
-                      <w:bookmarkEnd w:id="74"/>
+                      <w:bookmarkEnd w:id="73"/>
                     </w:p>
                   </w:txbxContent>
                 </v:textbox>
@@ -14616,14 +14540,14 @@
         <w:pStyle w:val="Heading2"/>
         <w:spacing w:line="360" w:lineRule="auto"/>
       </w:pPr>
-      <w:bookmarkStart w:id="75" w:name="_Toc532812923"/>
-      <w:bookmarkStart w:id="76" w:name="_Toc232236804"/>
+      <w:bookmarkStart w:id="74" w:name="_Toc532812923"/>
+      <w:bookmarkStart w:id="75" w:name="_Toc232236804"/>
       <w:r>
         <w:lastRenderedPageBreak/>
         <w:t>Use Cases</w:t>
       </w:r>
+      <w:bookmarkEnd w:id="74"/>
       <w:bookmarkEnd w:id="75"/>
-      <w:bookmarkEnd w:id="76"/>
     </w:p>
     <w:p>
       <w:pPr>
@@ -14638,11 +14562,11 @@
       <w:pPr>
         <w:pStyle w:val="Heading3"/>
       </w:pPr>
-      <w:bookmarkStart w:id="77" w:name="_Toc232236805"/>
+      <w:bookmarkStart w:id="76" w:name="_Toc232236805"/>
       <w:r>
         <w:t>User</w:t>
       </w:r>
-      <w:bookmarkEnd w:id="77"/>
+      <w:bookmarkEnd w:id="76"/>
     </w:p>
     <w:p>
       <w:pPr>
@@ -14658,62 +14582,36 @@
         <w:keepNext/>
         <w:spacing w:line="360" w:lineRule="auto"/>
       </w:pPr>
-      <w:bookmarkStart w:id="78" w:name="_Toc232236750"/>
+      <w:bookmarkStart w:id="77" w:name="_Toc232236750"/>
       <w:r>
         <w:t xml:space="preserve">Table </w:t>
       </w:r>
-      <w:r>
-        <w:fldChar w:fldCharType="begin"/>
-      </w:r>
-      <w:r>
-        <w:instrText xml:space="preserve"> STYLEREF 1 \s </w:instrText>
-      </w:r>
-      <w:r>
-        <w:fldChar w:fldCharType="separate"/>
-      </w:r>
-      <w:r>
-        <w:rPr>
-          <w:noProof/>
-        </w:rPr>
-        <w:t>3</w:t>
-      </w:r>
-      <w:r>
-        <w:rPr>
-          <w:noProof/>
-        </w:rPr>
-        <w:fldChar w:fldCharType="end"/>
-      </w:r>
+      <w:fldSimple w:instr=" STYLEREF 1 \s ">
+        <w:r>
+          <w:rPr>
+            <w:noProof/>
+          </w:rPr>
+          <w:t>3</w:t>
+        </w:r>
+      </w:fldSimple>
       <w:r>
         <w:noBreakHyphen/>
       </w:r>
-      <w:r>
-        <w:fldChar w:fldCharType="begin"/>
-      </w:r>
-      <w:r>
-        <w:instrText xml:space="preserve"> SEQ Table \* ARABIC \s 1 </w:instrText>
-      </w:r>
-      <w:r>
-        <w:fldChar w:fldCharType="separate"/>
-      </w:r>
-      <w:r>
-        <w:rPr>
-          <w:noProof/>
-        </w:rPr>
-        <w:t>4</w:t>
-      </w:r>
-      <w:r>
-        <w:rPr>
-          <w:noProof/>
-        </w:rPr>
-        <w:fldChar w:fldCharType="end"/>
-      </w:r>
+      <w:fldSimple w:instr=" SEQ Table \* ARABIC \s 1 ">
+        <w:r>
+          <w:rPr>
+            <w:noProof/>
+          </w:rPr>
+          <w:t>4</w:t>
+        </w:r>
+      </w:fldSimple>
       <w:r>
         <w:t xml:space="preserve"> </w:t>
       </w:r>
       <w:r>
         <w:t>Use Case Table (User)</w:t>
       </w:r>
-      <w:bookmarkEnd w:id="78"/>
+      <w:bookmarkEnd w:id="77"/>
     </w:p>
     <w:tbl>
       <w:tblPr>
@@ -15095,62 +14993,36 @@
                                 <w:noProof/>
                               </w:rPr>
                             </w:pPr>
-                            <w:bookmarkStart w:id="79" w:name="_Toc232236725"/>
+                            <w:bookmarkStart w:id="78" w:name="_Toc232236725"/>
                             <w:r>
                               <w:t xml:space="preserve">Figure </w:t>
                             </w:r>
-                            <w:r>
-                              <w:fldChar w:fldCharType="begin"/>
-                            </w:r>
-                            <w:r>
-                              <w:instrText xml:space="preserve"> STYLEREF 1 \s </w:instrText>
-                            </w:r>
-                            <w:r>
-                              <w:fldChar w:fldCharType="separate"/>
-                            </w:r>
-                            <w:r>
-                              <w:rPr>
-                                <w:noProof/>
-                              </w:rPr>
-                              <w:t>3</w:t>
-                            </w:r>
-                            <w:r>
-                              <w:rPr>
-                                <w:noProof/>
-                              </w:rPr>
-                              <w:fldChar w:fldCharType="end"/>
-                            </w:r>
+                            <w:fldSimple w:instr=" STYLEREF 1 \s ">
+                              <w:r>
+                                <w:rPr>
+                                  <w:noProof/>
+                                </w:rPr>
+                                <w:t>3</w:t>
+                              </w:r>
+                            </w:fldSimple>
                             <w:r>
                               <w:noBreakHyphen/>
                             </w:r>
-                            <w:r>
-                              <w:fldChar w:fldCharType="begin"/>
-                            </w:r>
-                            <w:r>
-                              <w:instrText xml:space="preserve"> SEQ Figure \* ARABIC \s 1 </w:instrText>
-                            </w:r>
-                            <w:r>
-                              <w:fldChar w:fldCharType="separate"/>
-                            </w:r>
-                            <w:r>
-                              <w:rPr>
-                                <w:noProof/>
-                              </w:rPr>
-                              <w:t>2</w:t>
-                            </w:r>
-                            <w:r>
-                              <w:rPr>
-                                <w:noProof/>
-                              </w:rPr>
-                              <w:fldChar w:fldCharType="end"/>
-                            </w:r>
+                            <w:fldSimple w:instr=" SEQ Figure \* ARABIC \s 1 ">
+                              <w:r>
+                                <w:rPr>
+                                  <w:noProof/>
+                                </w:rPr>
+                                <w:t>2</w:t>
+                              </w:r>
+                            </w:fldSimple>
                             <w:r>
                               <w:t xml:space="preserve"> </w:t>
                             </w:r>
                             <w:r>
                               <w:t>User Use Case Diagram</w:t>
                             </w:r>
-                            <w:bookmarkEnd w:id="79"/>
+                            <w:bookmarkEnd w:id="78"/>
                           </w:p>
                         </w:txbxContent>
                       </wps:txbx>
@@ -15178,62 +15050,36 @@
                           <w:noProof/>
                         </w:rPr>
                       </w:pPr>
-                      <w:bookmarkStart w:id="80" w:name="_Toc232236725"/>
+                      <w:bookmarkStart w:id="79" w:name="_Toc232236725"/>
                       <w:r>
                         <w:t xml:space="preserve">Figure </w:t>
                       </w:r>
-                      <w:r>
-                        <w:fldChar w:fldCharType="begin"/>
-                      </w:r>
-                      <w:r>
-                        <w:instrText xml:space="preserve"> STYLEREF 1 \s </w:instrText>
-                      </w:r>
-                      <w:r>
-                        <w:fldChar w:fldCharType="separate"/>
-                      </w:r>
-                      <w:r>
-                        <w:rPr>
-                          <w:noProof/>
-                        </w:rPr>
-                        <w:t>3</w:t>
-                      </w:r>
-                      <w:r>
-                        <w:rPr>
-                          <w:noProof/>
-                        </w:rPr>
-                        <w:fldChar w:fldCharType="end"/>
-                      </w:r>
+                      <w:fldSimple w:instr=" STYLEREF 1 \s ">
+                        <w:r>
+                          <w:rPr>
+                            <w:noProof/>
+                          </w:rPr>
+                          <w:t>3</w:t>
+                        </w:r>
+                      </w:fldSimple>
                       <w:r>
                         <w:noBreakHyphen/>
                       </w:r>
-                      <w:r>
-                        <w:fldChar w:fldCharType="begin"/>
-                      </w:r>
-                      <w:r>
-                        <w:instrText xml:space="preserve"> SEQ Figure \* ARABIC \s 1 </w:instrText>
-                      </w:r>
-                      <w:r>
-                        <w:fldChar w:fldCharType="separate"/>
-                      </w:r>
-                      <w:r>
-                        <w:rPr>
-                          <w:noProof/>
-                        </w:rPr>
-                        <w:t>2</w:t>
-                      </w:r>
-                      <w:r>
-                        <w:rPr>
-                          <w:noProof/>
-                        </w:rPr>
-                        <w:fldChar w:fldCharType="end"/>
-                      </w:r>
+                      <w:fldSimple w:instr=" SEQ Figure \* ARABIC \s 1 ">
+                        <w:r>
+                          <w:rPr>
+                            <w:noProof/>
+                          </w:rPr>
+                          <w:t>2</w:t>
+                        </w:r>
+                      </w:fldSimple>
                       <w:r>
                         <w:t xml:space="preserve"> </w:t>
                       </w:r>
                       <w:r>
                         <w:t>User Use Case Diagram</w:t>
                       </w:r>
-                      <w:bookmarkEnd w:id="80"/>
+                      <w:bookmarkEnd w:id="79"/>
                     </w:p>
                   </w:txbxContent>
                 </v:textbox>
@@ -15248,12 +15094,12 @@
       <w:pPr>
         <w:pStyle w:val="Heading3"/>
       </w:pPr>
-      <w:bookmarkStart w:id="81" w:name="_Toc232236806"/>
+      <w:bookmarkStart w:id="80" w:name="_Toc232236806"/>
       <w:r>
         <w:lastRenderedPageBreak/>
         <w:t>Admin</w:t>
       </w:r>
-      <w:bookmarkEnd w:id="81"/>
+      <w:bookmarkEnd w:id="80"/>
     </w:p>
     <w:p>
       <w:pPr>
@@ -15269,62 +15115,36 @@
         <w:keepNext/>
         <w:spacing w:line="360" w:lineRule="auto"/>
       </w:pPr>
-      <w:bookmarkStart w:id="82" w:name="_Toc232236751"/>
+      <w:bookmarkStart w:id="81" w:name="_Toc232236751"/>
       <w:r>
         <w:t xml:space="preserve">Table </w:t>
       </w:r>
-      <w:r>
-        <w:fldChar w:fldCharType="begin"/>
-      </w:r>
-      <w:r>
-        <w:instrText xml:space="preserve"> STYLEREF 1 \s </w:instrText>
-      </w:r>
-      <w:r>
-        <w:fldChar w:fldCharType="separate"/>
-      </w:r>
-      <w:r>
-        <w:rPr>
-          <w:noProof/>
-        </w:rPr>
-        <w:t>3</w:t>
-      </w:r>
-      <w:r>
-        <w:rPr>
-          <w:noProof/>
-        </w:rPr>
-        <w:fldChar w:fldCharType="end"/>
-      </w:r>
+      <w:fldSimple w:instr=" STYLEREF 1 \s ">
+        <w:r>
+          <w:rPr>
+            <w:noProof/>
+          </w:rPr>
+          <w:t>3</w:t>
+        </w:r>
+      </w:fldSimple>
       <w:r>
         <w:noBreakHyphen/>
       </w:r>
-      <w:r>
-        <w:fldChar w:fldCharType="begin"/>
-      </w:r>
-      <w:r>
-        <w:instrText xml:space="preserve"> SEQ Table \* ARABIC \s 1 </w:instrText>
-      </w:r>
-      <w:r>
-        <w:fldChar w:fldCharType="separate"/>
-      </w:r>
-      <w:r>
-        <w:rPr>
-          <w:noProof/>
-        </w:rPr>
-        <w:t>5</w:t>
-      </w:r>
-      <w:r>
-        <w:rPr>
-          <w:noProof/>
-        </w:rPr>
-        <w:fldChar w:fldCharType="end"/>
-      </w:r>
+      <w:fldSimple w:instr=" SEQ Table \* ARABIC \s 1 ">
+        <w:r>
+          <w:rPr>
+            <w:noProof/>
+          </w:rPr>
+          <w:t>5</w:t>
+        </w:r>
+      </w:fldSimple>
       <w:r>
         <w:t xml:space="preserve"> </w:t>
       </w:r>
       <w:r>
         <w:t>Use Case Table (Admin)</w:t>
       </w:r>
-      <w:bookmarkEnd w:id="82"/>
+      <w:bookmarkEnd w:id="81"/>
     </w:p>
     <w:tbl>
       <w:tblPr>
@@ -15707,62 +15527,36 @@
                                 <w:noProof/>
                               </w:rPr>
                             </w:pPr>
-                            <w:bookmarkStart w:id="83" w:name="_Toc232236726"/>
+                            <w:bookmarkStart w:id="82" w:name="_Toc232236726"/>
                             <w:r>
                               <w:t xml:space="preserve">Figure </w:t>
                             </w:r>
-                            <w:r>
-                              <w:fldChar w:fldCharType="begin"/>
-                            </w:r>
-                            <w:r>
-                              <w:instrText xml:space="preserve"> STYLEREF 1 \s </w:instrText>
-                            </w:r>
-                            <w:r>
-                              <w:fldChar w:fldCharType="separate"/>
-                            </w:r>
-                            <w:r>
-                              <w:rPr>
-                                <w:noProof/>
-                              </w:rPr>
-                              <w:t>3</w:t>
-                            </w:r>
-                            <w:r>
-                              <w:rPr>
-                                <w:noProof/>
-                              </w:rPr>
-                              <w:fldChar w:fldCharType="end"/>
-                            </w:r>
+                            <w:fldSimple w:instr=" STYLEREF 1 \s ">
+                              <w:r>
+                                <w:rPr>
+                                  <w:noProof/>
+                                </w:rPr>
+                                <w:t>3</w:t>
+                              </w:r>
+                            </w:fldSimple>
                             <w:r>
                               <w:noBreakHyphen/>
                             </w:r>
-                            <w:r>
-                              <w:fldChar w:fldCharType="begin"/>
-                            </w:r>
-                            <w:r>
-                              <w:instrText xml:space="preserve"> SEQ Figure \* ARABIC \s 1 </w:instrText>
-                            </w:r>
-                            <w:r>
-                              <w:fldChar w:fldCharType="separate"/>
-                            </w:r>
-                            <w:r>
-                              <w:rPr>
-                                <w:noProof/>
-                              </w:rPr>
-                              <w:t>3</w:t>
-                            </w:r>
-                            <w:r>
-                              <w:rPr>
-                                <w:noProof/>
-                              </w:rPr>
-                              <w:fldChar w:fldCharType="end"/>
-                            </w:r>
+                            <w:fldSimple w:instr=" SEQ Figure \* ARABIC \s 1 ">
+                              <w:r>
+                                <w:rPr>
+                                  <w:noProof/>
+                                </w:rPr>
+                                <w:t>3</w:t>
+                              </w:r>
+                            </w:fldSimple>
                             <w:r>
                               <w:t xml:space="preserve"> </w:t>
                             </w:r>
                             <w:r>
                               <w:t>Admin Use Case Diagram</w:t>
                             </w:r>
-                            <w:bookmarkEnd w:id="83"/>
+                            <w:bookmarkEnd w:id="82"/>
                           </w:p>
                         </w:txbxContent>
                       </wps:txbx>
@@ -15790,62 +15584,36 @@
                           <w:noProof/>
                         </w:rPr>
                       </w:pPr>
-                      <w:bookmarkStart w:id="84" w:name="_Toc232236726"/>
+                      <w:bookmarkStart w:id="83" w:name="_Toc232236726"/>
                       <w:r>
                         <w:t xml:space="preserve">Figure </w:t>
                       </w:r>
-                      <w:r>
-                        <w:fldChar w:fldCharType="begin"/>
-                      </w:r>
-                      <w:r>
-                        <w:instrText xml:space="preserve"> STYLEREF 1 \s </w:instrText>
-                      </w:r>
-                      <w:r>
-                        <w:fldChar w:fldCharType="separate"/>
-                      </w:r>
-                      <w:r>
-                        <w:rPr>
-                          <w:noProof/>
-                        </w:rPr>
-                        <w:t>3</w:t>
-                      </w:r>
-                      <w:r>
-                        <w:rPr>
-                          <w:noProof/>
-                        </w:rPr>
-                        <w:fldChar w:fldCharType="end"/>
-                      </w:r>
+                      <w:fldSimple w:instr=" STYLEREF 1 \s ">
+                        <w:r>
+                          <w:rPr>
+                            <w:noProof/>
+                          </w:rPr>
+                          <w:t>3</w:t>
+                        </w:r>
+                      </w:fldSimple>
                       <w:r>
                         <w:noBreakHyphen/>
                       </w:r>
-                      <w:r>
-                        <w:fldChar w:fldCharType="begin"/>
-                      </w:r>
-                      <w:r>
-                        <w:instrText xml:space="preserve"> SEQ Figure \* ARABIC \s 1 </w:instrText>
-                      </w:r>
-                      <w:r>
-                        <w:fldChar w:fldCharType="separate"/>
-                      </w:r>
-                      <w:r>
-                        <w:rPr>
-                          <w:noProof/>
-                        </w:rPr>
-                        <w:t>3</w:t>
-                      </w:r>
-                      <w:r>
-                        <w:rPr>
-                          <w:noProof/>
-                        </w:rPr>
-                        <w:fldChar w:fldCharType="end"/>
-                      </w:r>
+                      <w:fldSimple w:instr=" SEQ Figure \* ARABIC \s 1 ">
+                        <w:r>
+                          <w:rPr>
+                            <w:noProof/>
+                          </w:rPr>
+                          <w:t>3</w:t>
+                        </w:r>
+                      </w:fldSimple>
                       <w:r>
                         <w:t xml:space="preserve"> </w:t>
                       </w:r>
                       <w:r>
                         <w:t>Admin Use Case Diagram</w:t>
                       </w:r>
-                      <w:bookmarkEnd w:id="84"/>
+                      <w:bookmarkEnd w:id="83"/>
                     </w:p>
                   </w:txbxContent>
                 </v:textbox>
@@ -15860,11 +15628,11 @@
       <w:pPr>
         <w:pStyle w:val="Heading3"/>
       </w:pPr>
-      <w:bookmarkStart w:id="85" w:name="_Toc232236807"/>
+      <w:bookmarkStart w:id="84" w:name="_Toc232236807"/>
       <w:r>
         <w:t>Complete Use Case Diagram</w:t>
       </w:r>
-      <w:bookmarkEnd w:id="85"/>
+      <w:bookmarkEnd w:id="84"/>
     </w:p>
     <w:p>
       <w:pPr>
@@ -15878,7 +15646,7 @@
       <w:pPr>
         <w:pStyle w:val="Heading3"/>
       </w:pPr>
-      <w:bookmarkStart w:id="86" w:name="_Toc232236808"/>
+      <w:bookmarkStart w:id="85" w:name="_Toc232236808"/>
       <w:r>
         <w:rPr>
           <w:noProof/>
@@ -15988,62 +15756,36 @@
                                 <w:noProof/>
                               </w:rPr>
                             </w:pPr>
-                            <w:bookmarkStart w:id="87" w:name="_Toc232236727"/>
+                            <w:bookmarkStart w:id="86" w:name="_Toc232236727"/>
                             <w:r>
                               <w:t xml:space="preserve">Figure </w:t>
                             </w:r>
-                            <w:r>
-                              <w:fldChar w:fldCharType="begin"/>
-                            </w:r>
-                            <w:r>
-                              <w:instrText xml:space="preserve"> STYLEREF 1 \s </w:instrText>
-                            </w:r>
-                            <w:r>
-                              <w:fldChar w:fldCharType="separate"/>
-                            </w:r>
-                            <w:r>
-                              <w:rPr>
-                                <w:noProof/>
-                              </w:rPr>
-                              <w:t>3</w:t>
-                            </w:r>
-                            <w:r>
-                              <w:rPr>
-                                <w:noProof/>
-                              </w:rPr>
-                              <w:fldChar w:fldCharType="end"/>
-                            </w:r>
+                            <w:fldSimple w:instr=" STYLEREF 1 \s ">
+                              <w:r>
+                                <w:rPr>
+                                  <w:noProof/>
+                                </w:rPr>
+                                <w:t>3</w:t>
+                              </w:r>
+                            </w:fldSimple>
                             <w:r>
                               <w:noBreakHyphen/>
                             </w:r>
-                            <w:r>
-                              <w:fldChar w:fldCharType="begin"/>
-                            </w:r>
-                            <w:r>
-                              <w:instrText xml:space="preserve"> SEQ Figure \* ARABIC \s 1 </w:instrText>
-                            </w:r>
-                            <w:r>
-                              <w:fldChar w:fldCharType="separate"/>
-                            </w:r>
-                            <w:r>
-                              <w:rPr>
-                                <w:noProof/>
-                              </w:rPr>
-                              <w:t>4</w:t>
-                            </w:r>
-                            <w:r>
-                              <w:rPr>
-                                <w:noProof/>
-                              </w:rPr>
-                              <w:fldChar w:fldCharType="end"/>
-                            </w:r>
+                            <w:fldSimple w:instr=" SEQ Figure \* ARABIC \s 1 ">
+                              <w:r>
+                                <w:rPr>
+                                  <w:noProof/>
+                                </w:rPr>
+                                <w:t>4</w:t>
+                              </w:r>
+                            </w:fldSimple>
                             <w:r>
                               <w:t xml:space="preserve"> </w:t>
                             </w:r>
                             <w:r>
                               <w:t>Complete Use Case Diagram</w:t>
                             </w:r>
-                            <w:bookmarkEnd w:id="87"/>
+                            <w:bookmarkEnd w:id="86"/>
                           </w:p>
                         </w:txbxContent>
                       </wps:txbx>
@@ -16077,62 +15819,36 @@
                           <w:noProof/>
                         </w:rPr>
                       </w:pPr>
-                      <w:bookmarkStart w:id="88" w:name="_Toc232236727"/>
+                      <w:bookmarkStart w:id="87" w:name="_Toc232236727"/>
                       <w:r>
                         <w:t xml:space="preserve">Figure </w:t>
                       </w:r>
-                      <w:r>
-                        <w:fldChar w:fldCharType="begin"/>
-                      </w:r>
-                      <w:r>
-                        <w:instrText xml:space="preserve"> STYLEREF 1 \s </w:instrText>
-                      </w:r>
-                      <w:r>
-                        <w:fldChar w:fldCharType="separate"/>
-                      </w:r>
-                      <w:r>
-                        <w:rPr>
-                          <w:noProof/>
-                        </w:rPr>
-                        <w:t>3</w:t>
-                      </w:r>
-                      <w:r>
-                        <w:rPr>
-                          <w:noProof/>
-                        </w:rPr>
-                        <w:fldChar w:fldCharType="end"/>
-                      </w:r>
+                      <w:fldSimple w:instr=" STYLEREF 1 \s ">
+                        <w:r>
+                          <w:rPr>
+                            <w:noProof/>
+                          </w:rPr>
+                          <w:t>3</w:t>
+                        </w:r>
+                      </w:fldSimple>
                       <w:r>
                         <w:noBreakHyphen/>
                       </w:r>
-                      <w:r>
-                        <w:fldChar w:fldCharType="begin"/>
-                      </w:r>
-                      <w:r>
-                        <w:instrText xml:space="preserve"> SEQ Figure \* ARABIC \s 1 </w:instrText>
-                      </w:r>
-                      <w:r>
-                        <w:fldChar w:fldCharType="separate"/>
-                      </w:r>
-                      <w:r>
-                        <w:rPr>
-                          <w:noProof/>
-                        </w:rPr>
-                        <w:t>4</w:t>
-                      </w:r>
-                      <w:r>
-                        <w:rPr>
-                          <w:noProof/>
-                        </w:rPr>
-                        <w:fldChar w:fldCharType="end"/>
-                      </w:r>
+                      <w:fldSimple w:instr=" SEQ Figure \* ARABIC \s 1 ">
+                        <w:r>
+                          <w:rPr>
+                            <w:noProof/>
+                          </w:rPr>
+                          <w:t>4</w:t>
+                        </w:r>
+                      </w:fldSimple>
                       <w:r>
                         <w:t xml:space="preserve"> </w:t>
                       </w:r>
                       <w:r>
                         <w:t>Complete Use Case Diagram</w:t>
                       </w:r>
-                      <w:bookmarkEnd w:id="88"/>
+                      <w:bookmarkEnd w:id="87"/>
                     </w:p>
                   </w:txbxContent>
                 </v:textbox>
@@ -16145,7 +15861,7 @@
       <w:r>
         <w:t>Fully Dressed Use Case</w:t>
       </w:r>
-      <w:bookmarkEnd w:id="86"/>
+      <w:bookmarkEnd w:id="85"/>
     </w:p>
     <w:p>
       <w:pPr>
@@ -16180,60 +15896,34 @@
         <w:keepNext/>
         <w:spacing w:line="360" w:lineRule="auto"/>
       </w:pPr>
-      <w:bookmarkStart w:id="89" w:name="_Toc232236752"/>
+      <w:bookmarkStart w:id="88" w:name="_Toc232236752"/>
       <w:r>
         <w:lastRenderedPageBreak/>
         <w:t xml:space="preserve">Table </w:t>
       </w:r>
-      <w:r>
-        <w:fldChar w:fldCharType="begin"/>
-      </w:r>
-      <w:r>
-        <w:instrText xml:space="preserve"> STYLEREF 1 \s </w:instrText>
-      </w:r>
-      <w:r>
-        <w:fldChar w:fldCharType="separate"/>
-      </w:r>
-      <w:r>
-        <w:rPr>
-          <w:noProof/>
-        </w:rPr>
-        <w:t>3</w:t>
-      </w:r>
-      <w:r>
-        <w:rPr>
-          <w:noProof/>
-        </w:rPr>
-        <w:fldChar w:fldCharType="end"/>
-      </w:r>
+      <w:fldSimple w:instr=" STYLEREF 1 \s ">
+        <w:r>
+          <w:rPr>
+            <w:noProof/>
+          </w:rPr>
+          <w:t>3</w:t>
+        </w:r>
+      </w:fldSimple>
       <w:r>
         <w:noBreakHyphen/>
       </w:r>
-      <w:r>
-        <w:fldChar w:fldCharType="begin"/>
-      </w:r>
-      <w:r>
-        <w:instrText xml:space="preserve"> SEQ Table \* ARABIC \s 1 </w:instrText>
-      </w:r>
-      <w:r>
-        <w:fldChar w:fldCharType="separate"/>
-      </w:r>
-      <w:r>
-        <w:rPr>
-          <w:noProof/>
-        </w:rPr>
-        <w:t>6</w:t>
-      </w:r>
-      <w:r>
-        <w:rPr>
-          <w:noProof/>
-        </w:rPr>
-        <w:fldChar w:fldCharType="end"/>
-      </w:r>
+      <w:fldSimple w:instr=" SEQ Table \* ARABIC \s 1 ">
+        <w:r>
+          <w:rPr>
+            <w:noProof/>
+          </w:rPr>
+          <w:t>6</w:t>
+        </w:r>
+      </w:fldSimple>
       <w:r>
         <w:t xml:space="preserve"> User Login Fully Dressed Use Case Table</w:t>
       </w:r>
-      <w:bookmarkEnd w:id="89"/>
+      <w:bookmarkEnd w:id="88"/>
     </w:p>
     <w:tbl>
       <w:tblPr>
@@ -16843,8 +16533,8 @@
         <w:pStyle w:val="Heading4"/>
         <w:spacing w:line="360" w:lineRule="auto"/>
       </w:pPr>
-      <w:bookmarkStart w:id="90" w:name="_Toc21015838"/>
-      <w:bookmarkStart w:id="91" w:name="_Toc23500819"/>
+      <w:bookmarkStart w:id="89" w:name="_Toc21015838"/>
+      <w:bookmarkStart w:id="90" w:name="_Toc23500819"/>
       <w:r>
         <w:t>Upload MRI</w:t>
       </w:r>
@@ -16864,62 +16554,36 @@
         <w:keepNext/>
         <w:spacing w:line="360" w:lineRule="auto"/>
       </w:pPr>
-      <w:bookmarkStart w:id="92" w:name="_Toc232236753"/>
+      <w:bookmarkStart w:id="91" w:name="_Toc232236753"/>
       <w:r>
         <w:t xml:space="preserve">Table </w:t>
       </w:r>
-      <w:r>
-        <w:fldChar w:fldCharType="begin"/>
-      </w:r>
-      <w:r>
-        <w:instrText xml:space="preserve"> STYLEREF 1 \s </w:instrText>
-      </w:r>
-      <w:r>
-        <w:fldChar w:fldCharType="separate"/>
-      </w:r>
-      <w:r>
-        <w:rPr>
-          <w:noProof/>
-        </w:rPr>
-        <w:t>3</w:t>
-      </w:r>
-      <w:r>
-        <w:rPr>
-          <w:noProof/>
-        </w:rPr>
-        <w:fldChar w:fldCharType="end"/>
-      </w:r>
+      <w:fldSimple w:instr=" STYLEREF 1 \s ">
+        <w:r>
+          <w:rPr>
+            <w:noProof/>
+          </w:rPr>
+          <w:t>3</w:t>
+        </w:r>
+      </w:fldSimple>
       <w:r>
         <w:noBreakHyphen/>
       </w:r>
-      <w:r>
-        <w:fldChar w:fldCharType="begin"/>
-      </w:r>
-      <w:r>
-        <w:instrText xml:space="preserve"> SEQ Table \* ARABIC \s 1 </w:instrText>
-      </w:r>
-      <w:r>
-        <w:fldChar w:fldCharType="separate"/>
-      </w:r>
-      <w:r>
-        <w:rPr>
-          <w:noProof/>
-        </w:rPr>
-        <w:t>7</w:t>
-      </w:r>
-      <w:r>
-        <w:rPr>
-          <w:noProof/>
-        </w:rPr>
-        <w:fldChar w:fldCharType="end"/>
-      </w:r>
+      <w:fldSimple w:instr=" SEQ Table \* ARABIC \s 1 ">
+        <w:r>
+          <w:rPr>
+            <w:noProof/>
+          </w:rPr>
+          <w:t>7</w:t>
+        </w:r>
+      </w:fldSimple>
       <w:r>
         <w:t xml:space="preserve"> </w:t>
       </w:r>
       <w:r>
         <w:t>Upload MRI Fully Dressed Use Case Table</w:t>
       </w:r>
-      <w:bookmarkEnd w:id="92"/>
+      <w:bookmarkEnd w:id="91"/>
     </w:p>
     <w:tbl>
       <w:tblPr>
@@ -17547,62 +17211,36 @@
         <w:keepNext/>
         <w:spacing w:line="360" w:lineRule="auto"/>
       </w:pPr>
-      <w:bookmarkStart w:id="93" w:name="_Toc232236754"/>
+      <w:bookmarkStart w:id="92" w:name="_Toc232236754"/>
       <w:r>
         <w:t xml:space="preserve">Table </w:t>
       </w:r>
-      <w:r>
-        <w:fldChar w:fldCharType="begin"/>
-      </w:r>
-      <w:r>
-        <w:instrText xml:space="preserve"> STYLEREF 1 \s </w:instrText>
-      </w:r>
-      <w:r>
-        <w:fldChar w:fldCharType="separate"/>
-      </w:r>
-      <w:r>
-        <w:rPr>
-          <w:noProof/>
-        </w:rPr>
-        <w:t>3</w:t>
-      </w:r>
-      <w:r>
-        <w:rPr>
-          <w:noProof/>
-        </w:rPr>
-        <w:fldChar w:fldCharType="end"/>
-      </w:r>
+      <w:fldSimple w:instr=" STYLEREF 1 \s ">
+        <w:r>
+          <w:rPr>
+            <w:noProof/>
+          </w:rPr>
+          <w:t>3</w:t>
+        </w:r>
+      </w:fldSimple>
       <w:r>
         <w:noBreakHyphen/>
       </w:r>
-      <w:r>
-        <w:fldChar w:fldCharType="begin"/>
-      </w:r>
-      <w:r>
-        <w:instrText xml:space="preserve"> SEQ Table \* ARABIC \s 1 </w:instrText>
-      </w:r>
-      <w:r>
-        <w:fldChar w:fldCharType="separate"/>
-      </w:r>
-      <w:r>
-        <w:rPr>
-          <w:noProof/>
-        </w:rPr>
-        <w:t>8</w:t>
-      </w:r>
-      <w:r>
-        <w:rPr>
-          <w:noProof/>
-        </w:rPr>
-        <w:fldChar w:fldCharType="end"/>
-      </w:r>
+      <w:fldSimple w:instr=" SEQ Table \* ARABIC \s 1 ">
+        <w:r>
+          <w:rPr>
+            <w:noProof/>
+          </w:rPr>
+          <w:t>8</w:t>
+        </w:r>
+      </w:fldSimple>
       <w:r>
         <w:t xml:space="preserve"> </w:t>
       </w:r>
       <w:r>
         <w:t>Cognitive Test Fully Dressed Use Case Table</w:t>
       </w:r>
-      <w:bookmarkEnd w:id="93"/>
+      <w:bookmarkEnd w:id="92"/>
     </w:p>
     <w:tbl>
       <w:tblPr>
@@ -18231,62 +17869,36 @@
         <w:keepNext/>
         <w:spacing w:line="360" w:lineRule="auto"/>
       </w:pPr>
-      <w:bookmarkStart w:id="94" w:name="_Toc232236755"/>
+      <w:bookmarkStart w:id="93" w:name="_Toc232236755"/>
       <w:r>
         <w:t xml:space="preserve">Table </w:t>
       </w:r>
-      <w:r>
-        <w:fldChar w:fldCharType="begin"/>
-      </w:r>
-      <w:r>
-        <w:instrText xml:space="preserve"> STYLEREF 1 \s </w:instrText>
-      </w:r>
-      <w:r>
-        <w:fldChar w:fldCharType="separate"/>
-      </w:r>
-      <w:r>
-        <w:rPr>
-          <w:noProof/>
-        </w:rPr>
-        <w:t>3</w:t>
-      </w:r>
-      <w:r>
-        <w:rPr>
-          <w:noProof/>
-        </w:rPr>
-        <w:fldChar w:fldCharType="end"/>
-      </w:r>
+      <w:fldSimple w:instr=" STYLEREF 1 \s ">
+        <w:r>
+          <w:rPr>
+            <w:noProof/>
+          </w:rPr>
+          <w:t>3</w:t>
+        </w:r>
+      </w:fldSimple>
       <w:r>
         <w:noBreakHyphen/>
       </w:r>
-      <w:r>
-        <w:fldChar w:fldCharType="begin"/>
-      </w:r>
-      <w:r>
-        <w:instrText xml:space="preserve"> SEQ Table \* ARABIC \s 1 </w:instrText>
-      </w:r>
-      <w:r>
-        <w:fldChar w:fldCharType="separate"/>
-      </w:r>
-      <w:r>
-        <w:rPr>
-          <w:noProof/>
-        </w:rPr>
-        <w:t>9</w:t>
-      </w:r>
-      <w:r>
-        <w:rPr>
-          <w:noProof/>
-        </w:rPr>
-        <w:fldChar w:fldCharType="end"/>
-      </w:r>
+      <w:fldSimple w:instr=" SEQ Table \* ARABIC \s 1 ">
+        <w:r>
+          <w:rPr>
+            <w:noProof/>
+          </w:rPr>
+          <w:t>9</w:t>
+        </w:r>
+      </w:fldSimple>
       <w:r>
         <w:t xml:space="preserve"> </w:t>
       </w:r>
       <w:r>
         <w:t>Diagnostic Results Fully Dressed Use Case Table</w:t>
       </w:r>
-      <w:bookmarkEnd w:id="94"/>
+      <w:bookmarkEnd w:id="93"/>
     </w:p>
     <w:tbl>
       <w:tblPr>
@@ -18915,62 +18527,36 @@
         <w:keepNext/>
         <w:spacing w:line="360" w:lineRule="auto"/>
       </w:pPr>
-      <w:bookmarkStart w:id="95" w:name="_Toc232236756"/>
+      <w:bookmarkStart w:id="94" w:name="_Toc232236756"/>
       <w:r>
         <w:t xml:space="preserve">Table </w:t>
       </w:r>
-      <w:r>
-        <w:fldChar w:fldCharType="begin"/>
-      </w:r>
-      <w:r>
-        <w:instrText xml:space="preserve"> STYLEREF 1 \s </w:instrText>
-      </w:r>
-      <w:r>
-        <w:fldChar w:fldCharType="separate"/>
-      </w:r>
-      <w:r>
-        <w:rPr>
-          <w:noProof/>
-        </w:rPr>
-        <w:t>3</w:t>
-      </w:r>
-      <w:r>
-        <w:rPr>
-          <w:noProof/>
-        </w:rPr>
-        <w:fldChar w:fldCharType="end"/>
-      </w:r>
+      <w:fldSimple w:instr=" STYLEREF 1 \s ">
+        <w:r>
+          <w:rPr>
+            <w:noProof/>
+          </w:rPr>
+          <w:t>3</w:t>
+        </w:r>
+      </w:fldSimple>
       <w:r>
         <w:noBreakHyphen/>
       </w:r>
-      <w:r>
-        <w:fldChar w:fldCharType="begin"/>
-      </w:r>
-      <w:r>
-        <w:instrText xml:space="preserve"> SEQ Table \* ARABIC \s 1 </w:instrText>
-      </w:r>
-      <w:r>
-        <w:fldChar w:fldCharType="separate"/>
-      </w:r>
-      <w:r>
-        <w:rPr>
-          <w:noProof/>
-        </w:rPr>
-        <w:t>10</w:t>
-      </w:r>
-      <w:r>
-        <w:rPr>
-          <w:noProof/>
-        </w:rPr>
-        <w:fldChar w:fldCharType="end"/>
-      </w:r>
+      <w:fldSimple w:instr=" SEQ Table \* ARABIC \s 1 ">
+        <w:r>
+          <w:rPr>
+            <w:noProof/>
+          </w:rPr>
+          <w:t>10</w:t>
+        </w:r>
+      </w:fldSimple>
       <w:r>
         <w:t xml:space="preserve"> </w:t>
       </w:r>
       <w:r>
         <w:t>Admin Login Fully Dressed Use Case Table</w:t>
       </w:r>
-      <w:bookmarkEnd w:id="95"/>
+      <w:bookmarkEnd w:id="94"/>
     </w:p>
     <w:tbl>
       <w:tblPr>
@@ -19869,62 +19455,36 @@
         <w:keepNext/>
         <w:spacing w:line="360" w:lineRule="auto"/>
       </w:pPr>
-      <w:bookmarkStart w:id="96" w:name="_Toc232236757"/>
+      <w:bookmarkStart w:id="95" w:name="_Toc232236757"/>
       <w:r>
         <w:t xml:space="preserve">Table </w:t>
       </w:r>
-      <w:r>
-        <w:fldChar w:fldCharType="begin"/>
-      </w:r>
-      <w:r>
-        <w:instrText xml:space="preserve"> STYLEREF 1 \s </w:instrText>
-      </w:r>
-      <w:r>
-        <w:fldChar w:fldCharType="separate"/>
-      </w:r>
-      <w:r>
-        <w:rPr>
-          <w:noProof/>
-        </w:rPr>
-        <w:t>3</w:t>
-      </w:r>
-      <w:r>
-        <w:rPr>
-          <w:noProof/>
-        </w:rPr>
-        <w:fldChar w:fldCharType="end"/>
-      </w:r>
+      <w:fldSimple w:instr=" STYLEREF 1 \s ">
+        <w:r>
+          <w:rPr>
+            <w:noProof/>
+          </w:rPr>
+          <w:t>3</w:t>
+        </w:r>
+      </w:fldSimple>
       <w:r>
         <w:noBreakHyphen/>
       </w:r>
-      <w:r>
-        <w:fldChar w:fldCharType="begin"/>
-      </w:r>
-      <w:r>
-        <w:instrText xml:space="preserve"> SEQ Table \* ARABIC \s 1 </w:instrText>
-      </w:r>
-      <w:r>
-        <w:fldChar w:fldCharType="separate"/>
-      </w:r>
-      <w:r>
-        <w:rPr>
-          <w:noProof/>
-        </w:rPr>
-        <w:t>11</w:t>
-      </w:r>
-      <w:r>
-        <w:rPr>
-          <w:noProof/>
-        </w:rPr>
-        <w:fldChar w:fldCharType="end"/>
-      </w:r>
+      <w:fldSimple w:instr=" SEQ Table \* ARABIC \s 1 ">
+        <w:r>
+          <w:rPr>
+            <w:noProof/>
+          </w:rPr>
+          <w:t>11</w:t>
+        </w:r>
+      </w:fldSimple>
       <w:r>
         <w:t xml:space="preserve"> </w:t>
       </w:r>
       <w:r>
         <w:t>View Users Fully Dressed Use Case Table</w:t>
       </w:r>
-      <w:bookmarkEnd w:id="96"/>
+      <w:bookmarkEnd w:id="95"/>
     </w:p>
     <w:tbl>
       <w:tblPr>
@@ -20803,62 +20363,36 @@
         <w:keepNext/>
         <w:spacing w:line="360" w:lineRule="auto"/>
       </w:pPr>
-      <w:bookmarkStart w:id="97" w:name="_Toc232236758"/>
+      <w:bookmarkStart w:id="96" w:name="_Toc232236758"/>
       <w:r>
         <w:t xml:space="preserve">Table </w:t>
       </w:r>
-      <w:r>
-        <w:fldChar w:fldCharType="begin"/>
-      </w:r>
-      <w:r>
-        <w:instrText xml:space="preserve"> STYLEREF 1 \s </w:instrText>
-      </w:r>
-      <w:r>
-        <w:fldChar w:fldCharType="separate"/>
-      </w:r>
-      <w:r>
-        <w:rPr>
-          <w:noProof/>
-        </w:rPr>
-        <w:t>3</w:t>
-      </w:r>
-      <w:r>
-        <w:rPr>
-          <w:noProof/>
-        </w:rPr>
-        <w:fldChar w:fldCharType="end"/>
-      </w:r>
+      <w:fldSimple w:instr=" STYLEREF 1 \s ">
+        <w:r>
+          <w:rPr>
+            <w:noProof/>
+          </w:rPr>
+          <w:t>3</w:t>
+        </w:r>
+      </w:fldSimple>
       <w:r>
         <w:noBreakHyphen/>
       </w:r>
-      <w:r>
-        <w:fldChar w:fldCharType="begin"/>
-      </w:r>
-      <w:r>
-        <w:instrText xml:space="preserve"> SEQ Table \* ARABIC \s 1 </w:instrText>
-      </w:r>
-      <w:r>
-        <w:fldChar w:fldCharType="separate"/>
-      </w:r>
-      <w:r>
-        <w:rPr>
-          <w:noProof/>
-        </w:rPr>
-        <w:t>12</w:t>
-      </w:r>
-      <w:r>
-        <w:rPr>
-          <w:noProof/>
-        </w:rPr>
-        <w:fldChar w:fldCharType="end"/>
-      </w:r>
+      <w:fldSimple w:instr=" SEQ Table \* ARABIC \s 1 ">
+        <w:r>
+          <w:rPr>
+            <w:noProof/>
+          </w:rPr>
+          <w:t>12</w:t>
+        </w:r>
+      </w:fldSimple>
       <w:r>
         <w:t xml:space="preserve"> </w:t>
       </w:r>
       <w:r>
         <w:t>Manage Users Fully Dressed Use Case Table</w:t>
       </w:r>
-      <w:bookmarkEnd w:id="97"/>
+      <w:bookmarkEnd w:id="96"/>
     </w:p>
     <w:tbl>
       <w:tblPr>
@@ -21789,62 +21323,36 @@
         <w:keepNext/>
         <w:spacing w:line="360" w:lineRule="auto"/>
       </w:pPr>
-      <w:bookmarkStart w:id="98" w:name="_Toc232236759"/>
+      <w:bookmarkStart w:id="97" w:name="_Toc232236759"/>
       <w:r>
         <w:t xml:space="preserve">Table </w:t>
       </w:r>
-      <w:r>
-        <w:fldChar w:fldCharType="begin"/>
-      </w:r>
-      <w:r>
-        <w:instrText xml:space="preserve"> STYLEREF 1 \s </w:instrText>
-      </w:r>
-      <w:r>
-        <w:fldChar w:fldCharType="separate"/>
-      </w:r>
-      <w:r>
-        <w:rPr>
-          <w:noProof/>
-        </w:rPr>
-        <w:t>3</w:t>
-      </w:r>
-      <w:r>
-        <w:rPr>
-          <w:noProof/>
-        </w:rPr>
-        <w:fldChar w:fldCharType="end"/>
-      </w:r>
+      <w:fldSimple w:instr=" STYLEREF 1 \s ">
+        <w:r>
+          <w:rPr>
+            <w:noProof/>
+          </w:rPr>
+          <w:t>3</w:t>
+        </w:r>
+      </w:fldSimple>
       <w:r>
         <w:noBreakHyphen/>
       </w:r>
-      <w:r>
-        <w:fldChar w:fldCharType="begin"/>
-      </w:r>
-      <w:r>
-        <w:instrText xml:space="preserve"> SEQ Table \* ARABIC \s 1 </w:instrText>
-      </w:r>
-      <w:r>
-        <w:fldChar w:fldCharType="separate"/>
-      </w:r>
-      <w:r>
-        <w:rPr>
-          <w:noProof/>
-        </w:rPr>
-        <w:t>13</w:t>
-      </w:r>
-      <w:r>
-        <w:rPr>
-          <w:noProof/>
-        </w:rPr>
-        <w:fldChar w:fldCharType="end"/>
-      </w:r>
+      <w:fldSimple w:instr=" SEQ Table \* ARABIC \s 1 ">
+        <w:r>
+          <w:rPr>
+            <w:noProof/>
+          </w:rPr>
+          <w:t>13</w:t>
+        </w:r>
+      </w:fldSimple>
       <w:r>
         <w:t xml:space="preserve"> </w:t>
       </w:r>
       <w:r>
         <w:t>Monitor MRI and Cog Data Fully Dressed Use Case Table</w:t>
       </w:r>
-      <w:bookmarkEnd w:id="98"/>
+      <w:bookmarkEnd w:id="97"/>
     </w:p>
     <w:tbl>
       <w:tblPr>
@@ -22743,62 +22251,36 @@
         <w:keepNext/>
         <w:spacing w:line="360" w:lineRule="auto"/>
       </w:pPr>
-      <w:bookmarkStart w:id="99" w:name="_Toc232236760"/>
+      <w:bookmarkStart w:id="98" w:name="_Toc232236760"/>
       <w:r>
         <w:t xml:space="preserve">Table </w:t>
       </w:r>
-      <w:r>
-        <w:fldChar w:fldCharType="begin"/>
-      </w:r>
-      <w:r>
-        <w:instrText xml:space="preserve"> STYLEREF 1 \s </w:instrText>
-      </w:r>
-      <w:r>
-        <w:fldChar w:fldCharType="separate"/>
-      </w:r>
-      <w:r>
-        <w:rPr>
-          <w:noProof/>
-        </w:rPr>
-        <w:t>3</w:t>
-      </w:r>
-      <w:r>
-        <w:rPr>
-          <w:noProof/>
-        </w:rPr>
-        <w:fldChar w:fldCharType="end"/>
-      </w:r>
+      <w:fldSimple w:instr=" STYLEREF 1 \s ">
+        <w:r>
+          <w:rPr>
+            <w:noProof/>
+          </w:rPr>
+          <w:t>3</w:t>
+        </w:r>
+      </w:fldSimple>
       <w:r>
         <w:noBreakHyphen/>
       </w:r>
-      <w:r>
-        <w:fldChar w:fldCharType="begin"/>
-      </w:r>
-      <w:r>
-        <w:instrText xml:space="preserve"> SEQ Table \* ARABIC \s 1 </w:instrText>
-      </w:r>
-      <w:r>
-        <w:fldChar w:fldCharType="separate"/>
-      </w:r>
-      <w:r>
-        <w:rPr>
-          <w:noProof/>
-        </w:rPr>
-        <w:t>14</w:t>
-      </w:r>
-      <w:r>
-        <w:rPr>
-          <w:noProof/>
-        </w:rPr>
-        <w:fldChar w:fldCharType="end"/>
-      </w:r>
+      <w:fldSimple w:instr=" SEQ Table \* ARABIC \s 1 ">
+        <w:r>
+          <w:rPr>
+            <w:noProof/>
+          </w:rPr>
+          <w:t>14</w:t>
+        </w:r>
+      </w:fldSimple>
       <w:r>
         <w:t xml:space="preserve"> </w:t>
       </w:r>
       <w:r>
         <w:t>Update Model Fully Dressed Use Case Table</w:t>
       </w:r>
-      <w:bookmarkEnd w:id="99"/>
+      <w:bookmarkEnd w:id="98"/>
     </w:p>
     <w:tbl>
       <w:tblPr>
@@ -23673,11 +23155,11 @@
       </w:tr>
     </w:tbl>
     <w:p>
-      <w:bookmarkStart w:id="100" w:name="_Toc5527844"/>
-      <w:bookmarkStart w:id="101" w:name="_Toc975479"/>
+      <w:bookmarkStart w:id="99" w:name="_Toc5527844"/>
+      <w:bookmarkStart w:id="100" w:name="_Toc975479"/>
       <w:bookmarkEnd w:id="45"/>
+      <w:bookmarkEnd w:id="89"/>
       <w:bookmarkEnd w:id="90"/>
-      <w:bookmarkEnd w:id="91"/>
     </w:p>
     <w:p/>
     <w:p/>
@@ -23723,18 +23205,18 @@
       <w:pPr>
         <w:pStyle w:val="Heading1"/>
       </w:pPr>
-      <w:bookmarkStart w:id="102" w:name="_Toc532812932"/>
-      <w:bookmarkStart w:id="103" w:name="_Toc232236809"/>
-      <w:bookmarkStart w:id="104" w:name="_Toc19544171"/>
-      <w:bookmarkStart w:id="105" w:name="_Toc19544206"/>
+      <w:bookmarkStart w:id="101" w:name="_Toc532812932"/>
+      <w:bookmarkStart w:id="102" w:name="_Toc232236809"/>
+      <w:bookmarkStart w:id="103" w:name="_Toc19544171"/>
+      <w:bookmarkStart w:id="104" w:name="_Toc19544206"/>
       <w:r>
         <w:t>Implementation</w:t>
       </w:r>
+      <w:bookmarkEnd w:id="101"/>
+      <w:r>
+        <w:t xml:space="preserve"> and Test Cases</w:t>
+      </w:r>
       <w:bookmarkEnd w:id="102"/>
-      <w:r>
-        <w:t xml:space="preserve"> and Test Cases</w:t>
-      </w:r>
-      <w:bookmarkEnd w:id="103"/>
     </w:p>
     <w:p>
       <w:pPr>
@@ -23783,11 +23265,11 @@
         <w:pStyle w:val="Heading2"/>
         <w:spacing w:line="360" w:lineRule="auto"/>
       </w:pPr>
-      <w:bookmarkStart w:id="106" w:name="_Toc232236810"/>
+      <w:bookmarkStart w:id="105" w:name="_Toc232236810"/>
       <w:r>
         <w:t>Implementation</w:t>
       </w:r>
-      <w:bookmarkEnd w:id="106"/>
+      <w:bookmarkEnd w:id="105"/>
     </w:p>
     <w:p>
       <w:pPr>
@@ -23811,11 +23293,11 @@
       <w:pPr>
         <w:pStyle w:val="Heading3"/>
       </w:pPr>
-      <w:bookmarkStart w:id="107" w:name="_Toc232236811"/>
+      <w:bookmarkStart w:id="106" w:name="_Toc232236811"/>
       <w:r>
         <w:t>Development Stack and Technical Environment</w:t>
       </w:r>
-      <w:bookmarkEnd w:id="107"/>
+      <w:bookmarkEnd w:id="106"/>
     </w:p>
     <w:p>
       <w:pPr>
@@ -23823,7 +23305,13 @@
         <w:spacing w:line="360" w:lineRule="auto"/>
       </w:pPr>
       <w:r>
-        <w:t>To ensure the system is both powerful and accessible, I utilized a decoupled architecture:</w:t>
+        <w:t>To ensure the system is</w:t>
+      </w:r>
+      <w:r>
+        <w:t xml:space="preserve"> both powerful and accessible, we</w:t>
+      </w:r>
+      <w:r>
+        <w:t xml:space="preserve"> utilized a decoupled architecture:</w:t>
       </w:r>
     </w:p>
     <w:p>
@@ -23836,16 +23324,34 @@
         <w:spacing w:line="360" w:lineRule="auto"/>
       </w:pPr>
       <w:r>
-        <w:t xml:space="preserve">Backend &amp; AI: Developed in Python, using TensorFlow and Keras for model execution. </w:t>
+        <w:t xml:space="preserve">Backend &amp; AI: </w:t>
+      </w:r>
+      <w:r>
+        <w:t xml:space="preserve">Node.js was used for backend, model was developed in Python </w:t>
+      </w:r>
+      <w:r>
+        <w:t>usin</w:t>
+      </w:r>
+      <w:r>
+        <w:t>g TensorFlow and Keras for</w:t>
+      </w:r>
+      <w:r>
+        <w:t xml:space="preserve"> execution. </w:t>
       </w:r>
       <w:r>
         <w:t>We</w:t>
       </w:r>
       <w:r>
-        <w:t xml:space="preserve"> utilized </w:t>
-      </w:r>
-      <w:r>
-        <w:t>Fast API</w:t>
+        <w:t xml:space="preserve"> used</w:t>
+      </w:r>
+      <w:r>
+        <w:t xml:space="preserve"> </w:t>
+      </w:r>
+      <w:r>
+        <w:t>Fast</w:t>
+      </w:r>
+      <w:r>
+        <w:t>API</w:t>
       </w:r>
       <w:r>
         <w:t xml:space="preserve"> to handle requests between the AI and the web interface.</w:t>
@@ -23861,18 +23367,27 @@
         <w:spacing w:line="360" w:lineRule="auto"/>
       </w:pPr>
       <w:r>
-        <w:t>Frontend Dashboard: Built using React, providing a highly responsive and intuitive user interface.</w:t>
+        <w:t xml:space="preserve">Frontend Dashboard: </w:t>
+      </w:r>
+      <w:r>
+        <w:t>React</w:t>
+      </w:r>
+      <w:r>
+        <w:t>.js was used for frontend development</w:t>
+      </w:r>
+      <w:r>
+        <w:t xml:space="preserve"> providing a highly responsive and intuitive user interface.</w:t>
       </w:r>
     </w:p>
     <w:p>
       <w:pPr>
         <w:pStyle w:val="Heading3"/>
       </w:pPr>
-      <w:bookmarkStart w:id="108" w:name="_Toc232236812"/>
+      <w:bookmarkStart w:id="107" w:name="_Toc232236812"/>
       <w:r>
         <w:t>Imaging and Preprocessing Pipeline</w:t>
       </w:r>
-      <w:bookmarkEnd w:id="108"/>
+      <w:bookmarkEnd w:id="107"/>
     </w:p>
     <w:p>
       <w:pPr>
@@ -23880,7 +23395,19 @@
         <w:spacing w:line="360" w:lineRule="auto"/>
       </w:pPr>
       <w:r>
-        <w:t>The imaging pipeline is a critical component that ensures raw brain scans are compatible with the neural network’s input shape.</w:t>
+        <w:t>The imaging pipel</w:t>
+      </w:r>
+      <w:r>
+        <w:t>ine</w:t>
+      </w:r>
+      <w:r>
+        <w:t xml:space="preserve"> ensures </w:t>
+      </w:r>
+      <w:r>
+        <w:t xml:space="preserve">that </w:t>
+      </w:r>
+      <w:r>
+        <w:t>raw brain scans are compatible with the neural network’s input shape.</w:t>
       </w:r>
     </w:p>
     <w:p>
@@ -23893,7 +23420,25 @@
         <w:spacing w:line="360" w:lineRule="auto"/>
       </w:pPr>
       <w:r>
-        <w:t>Data Handling: Using the Nibabel library, the system interfaces with 3D NIfTI volumes. It identifies and extracts the central axial slices, which contain the most significant markers of hippocampal atrophy.</w:t>
+        <w:t xml:space="preserve">Data Handling: </w:t>
+      </w:r>
+      <w:r>
+        <w:t xml:space="preserve">The system communicates with 3D NIFTI volumes via the Nibabel library. It detects and </w:t>
+      </w:r>
+      <w:r>
+        <w:t>extracts</w:t>
+      </w:r>
+      <w:r>
+        <w:t xml:space="preserve"> the main axial sl</w:t>
+      </w:r>
+      <w:r>
+        <w:t xml:space="preserve">ices, which contain the </w:t>
+      </w:r>
+      <w:r>
+        <w:t>most important indicators of hippocampal shrinkage</w:t>
+      </w:r>
+      <w:r>
+        <w:t>.</w:t>
       </w:r>
     </w:p>
     <w:p>
@@ -23912,7 +23457,19 @@
         <w:t>We</w:t>
       </w:r>
       <w:r>
-        <w:t xml:space="preserve"> implemented Z-score Intensity Normalization and resized the slices to a uniform 128x128 pixels. This ensures that variations in MRI scanner hardware do not affect the model's accuracy.</w:t>
+        <w:t xml:space="preserve"> implemented Z-score Intensity Normalization and resized the slices to a uniform 128x128 pixels. </w:t>
+      </w:r>
+      <w:r>
+        <w:t xml:space="preserve">This will ensure that differences in MRI are kept to a minimum scanner hardware </w:t>
+      </w:r>
+      <w:r>
+        <w:t xml:space="preserve">and </w:t>
+      </w:r>
+      <w:r>
+        <w:t>do not affect the model's accuracy</w:t>
+      </w:r>
+      <w:r>
+        <w:t>.</w:t>
       </w:r>
     </w:p>
     <w:p>
@@ -23926,19 +23483,52 @@
         <w:jc w:val="both"/>
       </w:pPr>
       <w:r>
-        <w:t>Hybrid Feature Extraction: The MRI branch implements a dual-stream ensemble. InceptionV3 is used to capture multi-scale spatial details, while MobileNet provides efficient, high-level structural patterns, ensuring the model remains lightweight for web deployment.</w:t>
+        <w:t xml:space="preserve">Hybrid Feature Extraction: </w:t>
+      </w:r>
+      <w:r>
+        <w:t xml:space="preserve">MRI branch performs a </w:t>
+      </w:r>
+      <w:r>
+        <w:t>dual-</w:t>
+      </w:r>
+      <w:r>
+        <w:t>stream feature extract</w:t>
+      </w:r>
+      <w:r>
+        <w:t xml:space="preserve">ion </w:t>
+      </w:r>
+      <w:r>
+        <w:t>ensemble. InceptionV3 captu</w:t>
+      </w:r>
+      <w:r>
+        <w:t>res multi-scale spatial details</w:t>
+      </w:r>
+      <w:r>
+        <w:t xml:space="preserve"> and MobileNet offers efficient and high-level structural </w:t>
+      </w:r>
+      <w:r>
+        <w:t>patterns that ensure the model is e</w:t>
+      </w:r>
+      <w:r>
+        <w:t>asy to deploy in the w</w:t>
+      </w:r>
+      <w:r>
+        <w:t>eb with a lightweight footprint</w:t>
+      </w:r>
+      <w:r>
+        <w:t>.</w:t>
       </w:r>
     </w:p>
     <w:p>
       <w:pPr>
         <w:pStyle w:val="Heading3"/>
       </w:pPr>
-      <w:bookmarkStart w:id="109" w:name="_Toc232236813"/>
+      <w:bookmarkStart w:id="108" w:name="_Toc232236813"/>
       <w:r>
         <w:lastRenderedPageBreak/>
         <w:t>Cognitive Vectorization and Fusion Logic</w:t>
       </w:r>
-      <w:bookmarkEnd w:id="109"/>
+      <w:bookmarkEnd w:id="108"/>
     </w:p>
     <w:p>
       <w:pPr>
@@ -23959,13 +23549,10 @@
         <w:spacing w:line="360" w:lineRule="auto"/>
       </w:pPr>
       <w:r>
-        <w:t xml:space="preserve">30-Question Vector: Raw scores from MoCA, ADAS-13, and CDR-SB are not fed directly into the model. Instead, I wrote a logic-gate function that maps these scores into a 30-bit binary vector. This represents specific cognitive domains (Memory, Orientation, </w:t>
-      </w:r>
-      <w:r>
-        <w:t>and Executive</w:t>
-      </w:r>
-      <w:r>
-        <w:t xml:space="preserve"> Function) as active or inactive "bits."</w:t>
+        <w:t xml:space="preserve">30-Question Vector: </w:t>
+      </w:r>
+      <w:r>
+        <w:t>The model does not get raw scores from MoCA, ADAS-13, and CDR-SB. Thus, I created a logic-gate function that converts these scores into a binary vector with 30 bits. Memory, orientation, and executive function are three separate cognitive domains that are represented as active or inactive bits.</w:t>
       </w:r>
     </w:p>
     <w:p>
@@ -23978,7 +23565,10 @@
         <w:spacing w:line="360" w:lineRule="auto"/>
       </w:pPr>
       <w:r>
-        <w:t>Attention-Based Fusion: The backend implements a Multimodal Attention Layer. When the MRI features and cognitive vector meet at the fusion head, the system calculates attention weights to prioritize the more "certain" data source for that specific patient, leading to the high accuracy achieved in the final testing phase.</w:t>
+        <w:t xml:space="preserve">Attention-Based Fusion: </w:t>
+      </w:r>
+      <w:r>
+        <w:t>When combined with backbone attentive fusion, the model can focus on specific areas of the image instead of the entire structure. Attention weights are determined by the system for that specific patient once the MRI features and cognitive vector converge at the fusion head to prioritize specific data, leading to the high accuracy for the final testing phase.</w:t>
       </w:r>
     </w:p>
     <w:p>
@@ -23994,7 +23584,7 @@
         <w:t xml:space="preserve">Web Integration and Interface Workflow: </w:t>
       </w:r>
       <w:r>
-        <w:t>The implementation of the React dashboard ensures that the complex backend is accessible to non-technical users.</w:t>
+        <w:t>The React dashboard design guarantees that non-technical users can access the complex backend.</w:t>
       </w:r>
     </w:p>
     <w:p>
@@ -24007,7 +23597,16 @@
         <w:spacing w:line="360" w:lineRule="auto"/>
       </w:pPr>
       <w:r>
-        <w:t>Asynchronous Prediction: When the user uploads an MRI file and inputs cognitive scores, the React frontend initiates an asynchronous request.</w:t>
+        <w:t xml:space="preserve">Asynchronous Prediction: </w:t>
+      </w:r>
+      <w:r>
+        <w:t>The React frontend sends an asynchronous request when the user uploads an MRI f</w:t>
+      </w:r>
+      <w:r>
+        <w:t>ile and inputs cognitive scores</w:t>
+      </w:r>
+      <w:r>
+        <w:t>.</w:t>
       </w:r>
     </w:p>
     <w:p>
@@ -24020,7 +23619,19 @@
         <w:spacing w:line="360" w:lineRule="auto"/>
       </w:pPr>
       <w:r>
-        <w:t>Inference Management: The backend loads the trained weights (incv3_mobnet_cog30_fusion_model.h5). It performs the prediction across the four classes (AD, CN, EMCI, and LMCI).</w:t>
+        <w:t xml:space="preserve">Inference Management: The </w:t>
+      </w:r>
+      <w:r>
+        <w:t xml:space="preserve">trained weights are loaded in the backend </w:t>
+      </w:r>
+      <w:r>
+        <w:t>(incv3_mobnet_cog</w:t>
+      </w:r>
+      <w:r>
+        <w:t>30_fusion_model.h5). It makes</w:t>
+      </w:r>
+      <w:r>
+        <w:t xml:space="preserve"> the prediction across the four classes (AD, CN, EMCI, and LMCI).</w:t>
       </w:r>
     </w:p>
     <w:p>
@@ -24034,7 +23645,19 @@
         <w:jc w:val="both"/>
       </w:pPr>
       <w:r>
-        <w:t>Result Delivery: The prediction is returned to the dashboard within 1 to 5 seconds. The interface then renders the diagnostic forecast alongside the classification label, completing the end-to-end diagnostic support loop.</w:t>
+        <w:t>Result Deli</w:t>
+      </w:r>
+      <w:r>
+        <w:t>very: The prediction is given back</w:t>
+      </w:r>
+      <w:r>
+        <w:t xml:space="preserve"> to the dashboard within 1 to 5 seconds. The interfa</w:t>
+      </w:r>
+      <w:r>
+        <w:t>ce then displays</w:t>
+      </w:r>
+      <w:r>
+        <w:t xml:space="preserve"> the diagnostic forecast alongside the classification label, completing the end-to-end diagnostic support loop.</w:t>
       </w:r>
     </w:p>
     <w:p>
@@ -24048,7 +23671,7 @@
           <w:iCs/>
         </w:rPr>
       </w:pPr>
-      <w:bookmarkStart w:id="110" w:name="_Toc232236814"/>
+      <w:bookmarkStart w:id="109" w:name="_Toc232236814"/>
       <w:r>
         <w:rPr>
           <w:rStyle w:val="Heading2Char"/>
@@ -24058,7 +23681,7 @@
         </w:rPr>
         <w:t>Test case Design and description</w:t>
       </w:r>
-      <w:bookmarkEnd w:id="110"/>
+      <w:bookmarkEnd w:id="109"/>
     </w:p>
     <w:p>
       <w:pPr>
@@ -24066,31 +23689,13 @@
         <w:jc w:val="both"/>
       </w:pPr>
       <w:r>
-        <w:t xml:space="preserve">In this part </w:t>
-      </w:r>
-      <w:r>
-        <w:t>we</w:t>
-      </w:r>
-      <w:r>
-        <w:t xml:space="preserve"> have listed several test cases used to check if the Alzheimer’s D</w:t>
-      </w:r>
-      <w:r>
-        <w:t>etection web app</w:t>
-      </w:r>
-      <w:r>
-        <w:t xml:space="preserve"> works correctly. These tests were made to see how well the system handles both brain scans and cognitive test scores at the same time. </w:t>
-      </w:r>
-      <w:r>
-        <w:t>We</w:t>
-      </w:r>
-      <w:r>
-        <w:t xml:space="preserve"> tested every important step, starting from uploading the data and processing the images, all the way to the final prediction and how the user interface looks. By using standard testing methods, </w:t>
-      </w:r>
-      <w:r>
-        <w:t>we</w:t>
-      </w:r>
-      <w:r>
-        <w:t xml:space="preserve"> made sure that the system is not just accurate in theory, but also stable and easy to use for anyone who tries it.</w:t>
+        <w:t>Here, we have given some test cases to check if the Alzheimer’s Detection system is working fine or not. These tests were designed to see how well the system coped with brain scans and cognitive test scores at the same time. We have tested all the main points, from uploading the data and processing the images to the final prediction and how the user interface looks. We used standard testing methods to make sure that the system is not only accurate in theory but also stable and e</w:t>
+      </w:r>
+      <w:r>
+        <w:t>asy to use for anyone trying it</w:t>
+      </w:r>
+      <w:r>
+        <w:t>.</w:t>
       </w:r>
       <w:r>
         <w:t xml:space="preserve"> </w:t>
@@ -24100,12 +23705,12 @@
       <w:pPr>
         <w:pStyle w:val="Heading3"/>
       </w:pPr>
-      <w:bookmarkStart w:id="111" w:name="_Toc232236815"/>
+      <w:bookmarkStart w:id="110" w:name="_Toc232236815"/>
       <w:r>
         <w:lastRenderedPageBreak/>
         <w:t>Test Case 1: User Registration and Authentication</w:t>
       </w:r>
-      <w:bookmarkEnd w:id="111"/>
+      <w:bookmarkEnd w:id="110"/>
     </w:p>
     <w:p>
       <w:pPr>
@@ -24121,62 +23726,36 @@
         <w:keepNext/>
         <w:spacing w:line="360" w:lineRule="auto"/>
       </w:pPr>
-      <w:bookmarkStart w:id="112" w:name="_Toc232236761"/>
+      <w:bookmarkStart w:id="111" w:name="_Toc232236761"/>
       <w:r>
         <w:t xml:space="preserve">Table </w:t>
       </w:r>
-      <w:r>
-        <w:fldChar w:fldCharType="begin"/>
-      </w:r>
-      <w:r>
-        <w:instrText xml:space="preserve"> STYLEREF 1 \s </w:instrText>
-      </w:r>
-      <w:r>
-        <w:fldChar w:fldCharType="separate"/>
-      </w:r>
-      <w:r>
-        <w:rPr>
-          <w:noProof/>
-        </w:rPr>
-        <w:t>4</w:t>
-      </w:r>
-      <w:r>
-        <w:rPr>
-          <w:noProof/>
-        </w:rPr>
-        <w:fldChar w:fldCharType="end"/>
-      </w:r>
+      <w:fldSimple w:instr=" STYLEREF 1 \s ">
+        <w:r>
+          <w:rPr>
+            <w:noProof/>
+          </w:rPr>
+          <w:t>4</w:t>
+        </w:r>
+      </w:fldSimple>
       <w:r>
         <w:noBreakHyphen/>
       </w:r>
-      <w:r>
-        <w:fldChar w:fldCharType="begin"/>
-      </w:r>
-      <w:r>
-        <w:instrText xml:space="preserve"> SEQ Table \* ARABIC \s 1 </w:instrText>
-      </w:r>
-      <w:r>
-        <w:fldChar w:fldCharType="separate"/>
-      </w:r>
-      <w:r>
-        <w:rPr>
-          <w:noProof/>
-        </w:rPr>
-        <w:t>1</w:t>
-      </w:r>
-      <w:r>
-        <w:rPr>
-          <w:noProof/>
-        </w:rPr>
-        <w:fldChar w:fldCharType="end"/>
-      </w:r>
+      <w:fldSimple w:instr=" SEQ Table \* ARABIC \s 1 ">
+        <w:r>
+          <w:rPr>
+            <w:noProof/>
+          </w:rPr>
+          <w:t>1</w:t>
+        </w:r>
+      </w:fldSimple>
       <w:r>
         <w:t xml:space="preserve"> </w:t>
       </w:r>
       <w:r>
         <w:t>Test Case Table (User Registration)</w:t>
       </w:r>
-      <w:bookmarkEnd w:id="112"/>
+      <w:bookmarkEnd w:id="111"/>
     </w:p>
     <w:tbl>
       <w:tblPr>
@@ -25020,7 +24599,7 @@
                 </w:ffData>
               </w:fldChar>
             </w:r>
-            <w:bookmarkStart w:id="113" w:name="Passed"/>
+            <w:bookmarkStart w:id="112" w:name="Passed"/>
             <w:r>
               <w:rPr>
                 <w:i/>
@@ -25052,7 +24631,7 @@
               </w:rPr>
               <w:fldChar w:fldCharType="end"/>
             </w:r>
-            <w:bookmarkEnd w:id="113"/>
+            <w:bookmarkEnd w:id="112"/>
             <w:r>
               <w:rPr>
                 <w:i/>
@@ -25081,7 +24660,7 @@
                 </w:ffData>
               </w:fldChar>
             </w:r>
-            <w:bookmarkStart w:id="114" w:name="Failed"/>
+            <w:bookmarkStart w:id="113" w:name="Failed"/>
             <w:r>
               <w:rPr>
                 <w:i/>
@@ -25113,7 +24692,7 @@
               </w:rPr>
               <w:fldChar w:fldCharType="end"/>
             </w:r>
-            <w:bookmarkEnd w:id="114"/>
+            <w:bookmarkEnd w:id="113"/>
             <w:r>
               <w:rPr>
                 <w:i/>
@@ -25122,7 +24701,7 @@
               </w:rPr>
               <w:t xml:space="preserve">Failed </w:t>
             </w:r>
-            <w:bookmarkStart w:id="115" w:name="NotExecuted"/>
+            <w:bookmarkStart w:id="114" w:name="NotExecuted"/>
             <w:r>
               <w:rPr>
                 <w:i/>
@@ -25173,7 +24752,7 @@
               </w:rPr>
               <w:fldChar w:fldCharType="end"/>
             </w:r>
-            <w:bookmarkEnd w:id="115"/>
+            <w:bookmarkEnd w:id="114"/>
             <w:r>
               <w:rPr>
                 <w:i/>
@@ -25186,17 +24765,15 @@
         </w:tc>
       </w:tr>
     </w:tbl>
-    <w:p/>
     <w:p>
       <w:pPr>
         <w:pStyle w:val="Heading3"/>
       </w:pPr>
-      <w:bookmarkStart w:id="116" w:name="_Toc232236816"/>
-      <w:r>
-        <w:lastRenderedPageBreak/>
+      <w:bookmarkStart w:id="115" w:name="_Toc232236816"/>
+      <w:r>
         <w:t>Test Case 2: Multimodal Data Upload</w:t>
       </w:r>
-      <w:bookmarkEnd w:id="116"/>
+      <w:bookmarkEnd w:id="115"/>
     </w:p>
     <w:p>
       <w:pPr>
@@ -25212,65 +24789,37 @@
         <w:keepNext/>
         <w:spacing w:line="360" w:lineRule="auto"/>
       </w:pPr>
-      <w:bookmarkStart w:id="117" w:name="_Toc232236762"/>
-      <w:r>
+      <w:bookmarkStart w:id="116" w:name="_Toc232236762"/>
+      <w:r>
+        <w:lastRenderedPageBreak/>
         <w:t xml:space="preserve">Table </w:t>
       </w:r>
-      <w:r>
-        <w:fldChar w:fldCharType="begin"/>
-      </w:r>
-      <w:r>
-        <w:instrText xml:space="preserve"> S</w:instrText>
-      </w:r>
-      <w:r>
-        <w:instrText xml:space="preserve">TYLEREF 1 \s </w:instrText>
-      </w:r>
-      <w:r>
-        <w:fldChar w:fldCharType="separate"/>
-      </w:r>
-      <w:r>
-        <w:rPr>
-          <w:noProof/>
-        </w:rPr>
-        <w:t>4</w:t>
-      </w:r>
-      <w:r>
-        <w:rPr>
-          <w:noProof/>
-        </w:rPr>
-        <w:fldChar w:fldCharType="end"/>
-      </w:r>
+      <w:fldSimple w:instr=" STYLEREF 1 \s ">
+        <w:r>
+          <w:rPr>
+            <w:noProof/>
+          </w:rPr>
+          <w:t>4</w:t>
+        </w:r>
+      </w:fldSimple>
       <w:r>
         <w:noBreakHyphen/>
       </w:r>
-      <w:r>
-        <w:fldChar w:fldCharType="begin"/>
-      </w:r>
-      <w:r>
-        <w:instrText xml:space="preserve"> SEQ Table \* ARABIC \s 1 </w:instrText>
-      </w:r>
-      <w:r>
-        <w:fldChar w:fldCharType="separate"/>
-      </w:r>
-      <w:r>
-        <w:rPr>
-          <w:noProof/>
-        </w:rPr>
-        <w:t>2</w:t>
-      </w:r>
-      <w:r>
-        <w:rPr>
-          <w:noProof/>
-        </w:rPr>
-        <w:fldChar w:fldCharType="end"/>
-      </w:r>
+      <w:fldSimple w:instr=" SEQ Table \* ARABIC \s 1 ">
+        <w:r>
+          <w:rPr>
+            <w:noProof/>
+          </w:rPr>
+          <w:t>2</w:t>
+        </w:r>
+      </w:fldSimple>
       <w:r>
         <w:t xml:space="preserve"> </w:t>
       </w:r>
       <w:r>
         <w:t>Test Case Table (Multimodal Data Upload)</w:t>
       </w:r>
-      <w:bookmarkEnd w:id="117"/>
+      <w:bookmarkEnd w:id="116"/>
     </w:p>
     <w:tbl>
       <w:tblPr>
@@ -26285,12 +25834,11 @@
       <w:pPr>
         <w:pStyle w:val="Heading3"/>
       </w:pPr>
-      <w:bookmarkStart w:id="118" w:name="_Toc232236817"/>
-      <w:r>
-        <w:lastRenderedPageBreak/>
+      <w:bookmarkStart w:id="117" w:name="_Toc232236817"/>
+      <w:r>
         <w:t>Test Case 3: Result Display</w:t>
       </w:r>
-      <w:bookmarkEnd w:id="118"/>
+      <w:bookmarkEnd w:id="117"/>
     </w:p>
     <w:p>
       <w:pPr>
@@ -26306,62 +25854,37 @@
         <w:keepNext/>
         <w:spacing w:line="360" w:lineRule="auto"/>
       </w:pPr>
-      <w:bookmarkStart w:id="119" w:name="_Toc232236763"/>
-      <w:r>
+      <w:bookmarkStart w:id="118" w:name="_Toc232236763"/>
+      <w:r>
+        <w:lastRenderedPageBreak/>
         <w:t xml:space="preserve">Table </w:t>
       </w:r>
-      <w:r>
-        <w:fldChar w:fldCharType="begin"/>
-      </w:r>
-      <w:r>
-        <w:instrText xml:space="preserve"> STYLEREF 1 \s </w:instrText>
-      </w:r>
-      <w:r>
-        <w:fldChar w:fldCharType="separate"/>
-      </w:r>
-      <w:r>
-        <w:rPr>
-          <w:noProof/>
-        </w:rPr>
-        <w:t>4</w:t>
-      </w:r>
-      <w:r>
-        <w:rPr>
-          <w:noProof/>
-        </w:rPr>
-        <w:fldChar w:fldCharType="end"/>
-      </w:r>
+      <w:fldSimple w:instr=" STYLEREF 1 \s ">
+        <w:r>
+          <w:rPr>
+            <w:noProof/>
+          </w:rPr>
+          <w:t>4</w:t>
+        </w:r>
+      </w:fldSimple>
       <w:r>
         <w:noBreakHyphen/>
       </w:r>
-      <w:r>
-        <w:fldChar w:fldCharType="begin"/>
-      </w:r>
-      <w:r>
-        <w:instrText xml:space="preserve"> SEQ Table \* ARABIC \s 1 </w:instrText>
-      </w:r>
-      <w:r>
-        <w:fldChar w:fldCharType="separate"/>
-      </w:r>
-      <w:r>
-        <w:rPr>
-          <w:noProof/>
-        </w:rPr>
-        <w:t>3</w:t>
-      </w:r>
-      <w:r>
-        <w:rPr>
-          <w:noProof/>
-        </w:rPr>
-        <w:fldChar w:fldCharType="end"/>
-      </w:r>
+      <w:fldSimple w:instr=" SEQ Table \* ARABIC \s 1 ">
+        <w:r>
+          <w:rPr>
+            <w:noProof/>
+          </w:rPr>
+          <w:t>3</w:t>
+        </w:r>
+      </w:fldSimple>
       <w:r>
         <w:t xml:space="preserve"> </w:t>
       </w:r>
       <w:r>
         <w:t>Test Case Table (Result Display)</w:t>
       </w:r>
-      <w:bookmarkEnd w:id="119"/>
+      <w:bookmarkEnd w:id="118"/>
     </w:p>
     <w:tbl>
       <w:tblPr>
@@ -27360,17 +26883,15 @@
         </w:tc>
       </w:tr>
     </w:tbl>
-    <w:p/>
     <w:p>
       <w:pPr>
         <w:pStyle w:val="Heading3"/>
       </w:pPr>
-      <w:bookmarkStart w:id="120" w:name="_Toc232236818"/>
-      <w:r>
-        <w:lastRenderedPageBreak/>
+      <w:bookmarkStart w:id="119" w:name="_Toc232236818"/>
+      <w:r>
         <w:t>Test Case 4: Admin User Management</w:t>
       </w:r>
-      <w:bookmarkEnd w:id="120"/>
+      <w:bookmarkEnd w:id="119"/>
     </w:p>
     <w:p>
       <w:pPr>
@@ -27386,65 +26907,37 @@
         <w:keepNext/>
         <w:spacing w:line="360" w:lineRule="auto"/>
       </w:pPr>
-      <w:bookmarkStart w:id="121" w:name="_Toc232236764"/>
-      <w:r>
+      <w:bookmarkStart w:id="120" w:name="_Toc232236764"/>
+      <w:r>
+        <w:lastRenderedPageBreak/>
         <w:t xml:space="preserve">Table </w:t>
       </w:r>
-      <w:r>
-        <w:fldChar w:fldCharType="begin"/>
-      </w:r>
-      <w:r>
-        <w:instrText xml:space="preserve"> S</w:instrText>
-      </w:r>
-      <w:r>
-        <w:instrText xml:space="preserve">TYLEREF 1 \s </w:instrText>
-      </w:r>
-      <w:r>
-        <w:fldChar w:fldCharType="separate"/>
-      </w:r>
-      <w:r>
-        <w:rPr>
-          <w:noProof/>
-        </w:rPr>
-        <w:t>4</w:t>
-      </w:r>
-      <w:r>
-        <w:rPr>
-          <w:noProof/>
-        </w:rPr>
-        <w:fldChar w:fldCharType="end"/>
-      </w:r>
+      <w:fldSimple w:instr=" STYLEREF 1 \s ">
+        <w:r>
+          <w:rPr>
+            <w:noProof/>
+          </w:rPr>
+          <w:t>4</w:t>
+        </w:r>
+      </w:fldSimple>
       <w:r>
         <w:noBreakHyphen/>
       </w:r>
-      <w:r>
-        <w:fldChar w:fldCharType="begin"/>
-      </w:r>
-      <w:r>
-        <w:instrText xml:space="preserve"> SEQ Table \* ARABIC \s 1 </w:instrText>
-      </w:r>
-      <w:r>
-        <w:fldChar w:fldCharType="separate"/>
-      </w:r>
-      <w:r>
-        <w:rPr>
-          <w:noProof/>
-        </w:rPr>
-        <w:t>4</w:t>
-      </w:r>
-      <w:r>
-        <w:rPr>
-          <w:noProof/>
-        </w:rPr>
-        <w:fldChar w:fldCharType="end"/>
-      </w:r>
+      <w:fldSimple w:instr=" SEQ Table \* ARABIC \s 1 ">
+        <w:r>
+          <w:rPr>
+            <w:noProof/>
+          </w:rPr>
+          <w:t>4</w:t>
+        </w:r>
+      </w:fldSimple>
       <w:r>
         <w:t xml:space="preserve"> </w:t>
       </w:r>
       <w:r>
         <w:t>Test Case Table (Admin Management)</w:t>
       </w:r>
-      <w:bookmarkEnd w:id="121"/>
+      <w:bookmarkEnd w:id="120"/>
     </w:p>
     <w:tbl>
       <w:tblPr>
@@ -28529,17 +28022,17 @@
         </w:tc>
       </w:tr>
     </w:tbl>
-    <w:p/>
     <w:p>
       <w:pPr>
         <w:pStyle w:val="Heading2"/>
         <w:spacing w:line="360" w:lineRule="auto"/>
       </w:pPr>
-      <w:bookmarkStart w:id="122" w:name="_Toc232236819"/>
-      <w:r>
+      <w:bookmarkStart w:id="121" w:name="_Toc232236819"/>
+      <w:r>
+        <w:lastRenderedPageBreak/>
         <w:t>Test Metric</w:t>
       </w:r>
-      <w:bookmarkEnd w:id="122"/>
+      <w:bookmarkEnd w:id="121"/>
     </w:p>
     <w:p>
       <w:pPr>
@@ -28554,7 +28047,7 @@
       <w:pPr>
         <w:pStyle w:val="Heading3"/>
       </w:pPr>
-      <w:bookmarkStart w:id="123" w:name="_Toc232236820"/>
+      <w:bookmarkStart w:id="122" w:name="_Toc232236820"/>
       <w:r>
         <w:t xml:space="preserve">Test </w:t>
       </w:r>
@@ -28564,7 +28057,7 @@
       <w:r>
         <w:t>ase Matric</w:t>
       </w:r>
-      <w:bookmarkEnd w:id="123"/>
+      <w:bookmarkEnd w:id="122"/>
     </w:p>
     <w:p>
       <w:r>
@@ -28577,62 +28070,36 @@
         <w:keepNext/>
         <w:spacing w:line="360" w:lineRule="auto"/>
       </w:pPr>
-      <w:bookmarkStart w:id="124" w:name="_Toc232236765"/>
+      <w:bookmarkStart w:id="123" w:name="_Toc232236765"/>
       <w:r>
         <w:t xml:space="preserve">Table </w:t>
       </w:r>
-      <w:r>
-        <w:fldChar w:fldCharType="begin"/>
-      </w:r>
-      <w:r>
-        <w:instrText xml:space="preserve"> STYLEREF 1 \s </w:instrText>
-      </w:r>
-      <w:r>
-        <w:fldChar w:fldCharType="separate"/>
-      </w:r>
-      <w:r>
-        <w:rPr>
-          <w:noProof/>
-        </w:rPr>
-        <w:t>4</w:t>
-      </w:r>
-      <w:r>
-        <w:rPr>
-          <w:noProof/>
-        </w:rPr>
-        <w:fldChar w:fldCharType="end"/>
-      </w:r>
+      <w:fldSimple w:instr=" STYLEREF 1 \s ">
+        <w:r>
+          <w:rPr>
+            <w:noProof/>
+          </w:rPr>
+          <w:t>4</w:t>
+        </w:r>
+      </w:fldSimple>
       <w:r>
         <w:noBreakHyphen/>
       </w:r>
-      <w:r>
-        <w:fldChar w:fldCharType="begin"/>
-      </w:r>
-      <w:r>
-        <w:instrText xml:space="preserve"> SEQ Table \* ARABIC \s 1 </w:instrText>
-      </w:r>
-      <w:r>
-        <w:fldChar w:fldCharType="separate"/>
-      </w:r>
-      <w:r>
-        <w:rPr>
-          <w:noProof/>
-        </w:rPr>
-        <w:t>5</w:t>
-      </w:r>
-      <w:r>
-        <w:rPr>
-          <w:noProof/>
-        </w:rPr>
-        <w:fldChar w:fldCharType="end"/>
-      </w:r>
+      <w:fldSimple w:instr=" SEQ Table \* ARABIC \s 1 ">
+        <w:r>
+          <w:rPr>
+            <w:noProof/>
+          </w:rPr>
+          <w:t>5</w:t>
+        </w:r>
+      </w:fldSimple>
       <w:r>
         <w:t xml:space="preserve"> </w:t>
       </w:r>
       <w:r>
         <w:t>Test Matric</w:t>
       </w:r>
-      <w:bookmarkEnd w:id="124"/>
+      <w:bookmarkEnd w:id="123"/>
     </w:p>
     <w:tbl>
       <w:tblPr>
@@ -29169,15 +28636,15 @@
       <w:pPr>
         <w:pStyle w:val="Heading1"/>
       </w:pPr>
-      <w:bookmarkStart w:id="125" w:name="_Toc232236821"/>
-      <w:bookmarkStart w:id="126" w:name="_Toc5527845"/>
-      <w:bookmarkEnd w:id="100"/>
+      <w:bookmarkStart w:id="124" w:name="_Toc232236821"/>
+      <w:bookmarkStart w:id="125" w:name="_Toc5527845"/>
+      <w:bookmarkEnd w:id="99"/>
+      <w:bookmarkEnd w:id="103"/>
       <w:bookmarkEnd w:id="104"/>
-      <w:bookmarkEnd w:id="105"/>
       <w:r>
         <w:t>Experimental Results and Analysis</w:t>
       </w:r>
-      <w:bookmarkEnd w:id="125"/>
+      <w:bookmarkEnd w:id="124"/>
     </w:p>
     <w:p>
       <w:pPr>
@@ -29226,11 +28693,11 @@
         <w:pStyle w:val="Heading2"/>
         <w:spacing w:line="360" w:lineRule="auto"/>
       </w:pPr>
-      <w:bookmarkStart w:id="127" w:name="_Toc232236822"/>
+      <w:bookmarkStart w:id="126" w:name="_Toc232236822"/>
       <w:r>
         <w:t>Introduction</w:t>
       </w:r>
-      <w:bookmarkEnd w:id="127"/>
+      <w:bookmarkEnd w:id="126"/>
     </w:p>
     <w:p>
       <w:pPr>
@@ -29238,7 +28705,13 @@
         <w:jc w:val="both"/>
       </w:pPr>
       <w:r>
-        <w:t>This chapter presents the experimental findings of our Alzheimer’s Disease detection system. We evaluate the performance of our proposed multimodal fusion approach, which combines structural brain data (MRI) with functional cognitive assessments. The primary goal is to demonstrate that integrating these two distinct types of data leads to several architectures, including ResNet50, DenseNet, VGG16, and our final hybrid multimodal model.</w:t>
+        <w:t xml:space="preserve">This chapter presents the experimental findings of our </w:t>
+      </w:r>
+      <w:r>
+        <w:t>Alzheimer’s disease</w:t>
+      </w:r>
+      <w:r>
+        <w:t xml:space="preserve"> detection system. We evaluate the performance of our proposed multimodal fusion approach, which combines structural brain data (MRI) with functional cognitive assessments. The primary goal is to demonstrate that integrating these two distinct types of data leads to several architectures, including ResNet50, DenseNet, VGG16, and our final hybrid multimodal model.</w:t>
       </w:r>
     </w:p>
     <w:p>
@@ -29246,13 +28719,13 @@
         <w:pStyle w:val="Heading2"/>
         <w:spacing w:line="360" w:lineRule="auto"/>
       </w:pPr>
-      <w:bookmarkStart w:id="128" w:name="_Toc229061282"/>
-      <w:bookmarkStart w:id="129" w:name="_Toc232236823"/>
+      <w:bookmarkStart w:id="127" w:name="_Toc229061282"/>
+      <w:bookmarkStart w:id="128" w:name="_Toc232236823"/>
       <w:r>
         <w:t>Experimental Setup</w:t>
       </w:r>
+      <w:bookmarkEnd w:id="127"/>
       <w:bookmarkEnd w:id="128"/>
-      <w:bookmarkEnd w:id="129"/>
     </w:p>
     <w:p>
       <w:pPr>
@@ -29260,7 +28733,10 @@
         <w:spacing w:line="360" w:lineRule="auto"/>
       </w:pPr>
       <w:r>
-        <w:t>To ensure a fair and rigorous evaluation, all experiments were conducted under a standardized environment.</w:t>
+        <w:t>All experiments were performed</w:t>
+      </w:r>
+      <w:r>
+        <w:t xml:space="preserve"> under a standardized environment.</w:t>
       </w:r>
     </w:p>
     <w:p>
@@ -29273,7 +28749,13 @@
         <w:spacing w:line="360" w:lineRule="auto"/>
       </w:pPr>
       <w:r>
-        <w:t>Software &amp; Frameworks: The system was developed using Python 3.12, utilizing TensorFlow and Keras for deep learning, and Scikit-Learn for statistical evaluation.</w:t>
+        <w:t>Software &amp; Frameworks</w:t>
+      </w:r>
+      <w:r>
+        <w:t xml:space="preserve">: The system was built with Python 3.12, using </w:t>
+      </w:r>
+      <w:r>
+        <w:t>TensorFlow and Keras for deep learning, and Scikit-Learn for statistical evaluation.</w:t>
       </w:r>
     </w:p>
     <w:p>
@@ -29289,7 +28771,25 @@
         <w:t>H</w:t>
       </w:r>
       <w:r>
-        <w:t>ardware: Training was performed using Google Colab’s cloud infrastructure, leveraging high-performance NVIDIA Tesla GPUs to handle the heavy computational load of image processing.</w:t>
+        <w:t>ardwa</w:t>
+      </w:r>
+      <w:r>
+        <w:t>re: Training was done</w:t>
+      </w:r>
+      <w:r>
+        <w:t xml:space="preserve"> on Google Colab</w:t>
+      </w:r>
+      <w:r>
+        <w:t>, using</w:t>
+      </w:r>
+      <w:r>
+        <w:t xml:space="preserve"> </w:t>
+      </w:r>
+      <w:r>
+        <w:t xml:space="preserve">high-performance </w:t>
+      </w:r>
+      <w:r>
+        <w:t>GPUs to handle the heavy computational load of image processing.</w:t>
       </w:r>
     </w:p>
     <w:p>
@@ -29305,11 +28805,37 @@
         <w:t>P</w:t>
       </w:r>
       <w:r>
-        <w:t>reprocessing: All raw NIfTI scans were normalized using Z-score scaling and resized to a uniform $128 \times 128$ resolution. We extracted the middle 35 axial slices from each brain volume to focus on the areas most affected by atrophy, such as the hippocampus.</w:t>
-      </w:r>
-    </w:p>
-    <w:p>
-      <w:pPr>
+        <w:t>reprocessing: All raw NIfTI scans were normalized using Z-score scaling and resiz</w:t>
+      </w:r>
+      <w:r>
+        <w:t>ed to a 128 x 128</w:t>
+      </w:r>
+      <w:r>
+        <w:t xml:space="preserve"> resolution. We extracted the middle 35 axial slices from each brain volume to focus on the</w:t>
+      </w:r>
+      <w:r>
+        <w:t xml:space="preserve"> areas</w:t>
+      </w:r>
+      <w:r>
+        <w:t xml:space="preserve"> that are</w:t>
+      </w:r>
+      <w:r>
+        <w:t xml:space="preserve"> most affected by atrophy</w:t>
+      </w:r>
+      <w:r>
+        <w:t xml:space="preserve"> like </w:t>
+      </w:r>
+      <w:r>
+        <w:t>hippocampus.</w:t>
+      </w:r>
+    </w:p>
+    <w:p>
+      <w:pPr>
+        <w:pStyle w:val="ListParagraph"/>
+        <w:numPr>
+          <w:ilvl w:val="0"/>
+          <w:numId w:val="21"/>
+        </w:numPr>
         <w:spacing w:line="360" w:lineRule="auto"/>
         <w:jc w:val="both"/>
       </w:pPr>
@@ -29317,7 +28843,34 @@
         <w:t>D</w:t>
       </w:r>
       <w:r>
-        <w:t>ata Split: The dataset was divided into a stratified split: 70% for Training, 20% for Validation, and 10% for Final Testing, ensuring that each stage had an equal representation of AD, CN, EMCI, and LMCI cases</w:t>
+        <w:t>ata Split: The datas</w:t>
+      </w:r>
+      <w:r>
+        <w:t>et was split</w:t>
+      </w:r>
+      <w:r>
+        <w:t xml:space="preserve"> into a standard</w:t>
+      </w:r>
+      <w:r>
+        <w:t xml:space="preserve"> split: 70% </w:t>
+      </w:r>
+      <w:r>
+        <w:t>t</w:t>
+      </w:r>
+      <w:r>
+        <w:t xml:space="preserve">raining, 20% </w:t>
+      </w:r>
+      <w:r>
+        <w:t>v</w:t>
+      </w:r>
+      <w:r>
+        <w:t xml:space="preserve">alidation, and 10% </w:t>
+      </w:r>
+      <w:r>
+        <w:t>t</w:t>
+      </w:r>
+      <w:r>
+        <w:t>esting, ensuring that each stage had an equal representation of AD, CN, EMCI, and LMCI cases</w:t>
       </w:r>
       <w:r>
         <w:t>.</w:t>
@@ -29328,13 +28881,13 @@
         <w:pStyle w:val="Heading2"/>
         <w:spacing w:line="360" w:lineRule="auto"/>
       </w:pPr>
-      <w:bookmarkStart w:id="130" w:name="_Toc229061283"/>
-      <w:bookmarkStart w:id="131" w:name="_Toc232236824"/>
+      <w:bookmarkStart w:id="129" w:name="_Toc229061283"/>
+      <w:bookmarkStart w:id="130" w:name="_Toc232236824"/>
       <w:r>
         <w:t>Performance Result and Analysis</w:t>
       </w:r>
+      <w:bookmarkEnd w:id="129"/>
       <w:bookmarkEnd w:id="130"/>
-      <w:bookmarkEnd w:id="131"/>
     </w:p>
     <w:p>
       <w:pPr>
@@ -29342,14 +28895,20 @@
         <w:spacing w:line="360" w:lineRule="auto"/>
       </w:pPr>
       <w:r>
-        <w:t>This section details the performance of various architectures tested during the development phase.</w:t>
+        <w:t>This section de</w:t>
+      </w:r>
+      <w:r>
+        <w:t>tails the performance of different models</w:t>
+      </w:r>
+      <w:r>
+        <w:t xml:space="preserve"> tested during the development phase.</w:t>
       </w:r>
     </w:p>
     <w:p>
       <w:pPr>
         <w:pStyle w:val="Heading3"/>
       </w:pPr>
-      <w:bookmarkStart w:id="132" w:name="_Toc232236825"/>
+      <w:bookmarkStart w:id="131" w:name="_Toc232236825"/>
       <w:r>
         <w:lastRenderedPageBreak/>
         <w:t>VGG16_</w:t>
@@ -29360,7 +28919,7 @@
       <w:r>
         <w:t>LeakyReLU</w:t>
       </w:r>
-      <w:bookmarkEnd w:id="132"/>
+      <w:bookmarkEnd w:id="131"/>
     </w:p>
     <w:p>
       <w:pPr>
@@ -29368,7 +28927,31 @@
         <w:jc w:val="both"/>
       </w:pPr>
       <w:r>
-        <w:t>The proposed model utilizes a modified VGG16 architecture, enhanced with a custom Attention Pooling layer and LeakyReLU activation to classify MRI scans into four distinct categories (AD, CN, LMCI, and EMCI). By freezing the initial ten layers and fine-tuning the later convolutional blocks, the model successfully leverages pre-trained ImageNet features while adapting to the specific nuances of medical imaging. The integration of Attention Pooling allows the network to dynamically weight spatial features, focusing on high-relevance regions within the MRI slices, while the LeakyReLU activation (alpha = 0.1) mitigates the "dying ReLU" problem during the fine-tuning phase.</w:t>
+        <w:t>The proposed model use</w:t>
+      </w:r>
+      <w:r>
+        <w:t>s a modified VGG16 architecture, enhanced with a custom Attention Pooling layer and LeakyReLU activation to clas</w:t>
+      </w:r>
+      <w:r>
+        <w:t>sify MRI scans into four different</w:t>
+      </w:r>
+      <w:r>
+        <w:t xml:space="preserve"> categories (AD, CN, LMCI, an</w:t>
+      </w:r>
+      <w:r>
+        <w:t xml:space="preserve">d EMCI). </w:t>
+      </w:r>
+      <w:r>
+        <w:t>The first ten layers are frozen and the later convolutional blocks are fine-tuned, allowing the model to leverage the pre-trained ImageNet features while adapting to the specific features of medical imaging. The network uses a combination of Attention Pooling, which adaptively weights the spatial features and focuses on the high-relevance regions of the MRI slices, and LeakyReLU activation</w:t>
+      </w:r>
+      <w:r>
+        <w:t xml:space="preserve"> (alpha = 0.1) to mitigate the Dying ReLU</w:t>
+      </w:r>
+      <w:r>
+        <w:t xml:space="preserve"> problem in the fine-tuning stage</w:t>
+      </w:r>
+      <w:r>
+        <w:t>.</w:t>
       </w:r>
     </w:p>
     <w:p>
@@ -29394,62 +28977,36 @@
         <w:keepNext/>
         <w:spacing w:line="360" w:lineRule="auto"/>
       </w:pPr>
-      <w:bookmarkStart w:id="133" w:name="_Toc232236766"/>
+      <w:bookmarkStart w:id="132" w:name="_Toc232236766"/>
       <w:r>
         <w:t xml:space="preserve">Table </w:t>
       </w:r>
-      <w:r>
-        <w:fldChar w:fldCharType="begin"/>
-      </w:r>
-      <w:r>
-        <w:instrText xml:space="preserve"> STYLEREF 1 \s </w:instrText>
-      </w:r>
-      <w:r>
-        <w:fldChar w:fldCharType="separate"/>
-      </w:r>
-      <w:r>
-        <w:rPr>
-          <w:noProof/>
-        </w:rPr>
-        <w:t>5</w:t>
-      </w:r>
-      <w:r>
-        <w:rPr>
-          <w:noProof/>
-        </w:rPr>
-        <w:fldChar w:fldCharType="end"/>
-      </w:r>
+      <w:fldSimple w:instr=" STYLEREF 1 \s ">
+        <w:r>
+          <w:rPr>
+            <w:noProof/>
+          </w:rPr>
+          <w:t>5</w:t>
+        </w:r>
+      </w:fldSimple>
       <w:r>
         <w:noBreakHyphen/>
       </w:r>
-      <w:r>
-        <w:fldChar w:fldCharType="begin"/>
-      </w:r>
-      <w:r>
-        <w:instrText xml:space="preserve"> SEQ Table \* ARABIC \s 1 </w:instrText>
-      </w:r>
-      <w:r>
-        <w:fldChar w:fldCharType="separate"/>
-      </w:r>
-      <w:r>
-        <w:rPr>
-          <w:noProof/>
-        </w:rPr>
-        <w:t>1</w:t>
-      </w:r>
-      <w:r>
-        <w:rPr>
-          <w:noProof/>
-        </w:rPr>
-        <w:fldChar w:fldCharType="end"/>
-      </w:r>
+      <w:fldSimple w:instr=" SEQ Table \* ARABIC \s 1 ">
+        <w:r>
+          <w:rPr>
+            <w:noProof/>
+          </w:rPr>
+          <w:t>1</w:t>
+        </w:r>
+      </w:fldSimple>
       <w:r>
         <w:t xml:space="preserve"> </w:t>
       </w:r>
       <w:r>
         <w:t>Confusion Matrix VGG16_LeakyReLU</w:t>
       </w:r>
-      <w:bookmarkEnd w:id="133"/>
+      <w:bookmarkEnd w:id="132"/>
     </w:p>
     <w:tbl>
       <w:tblPr>
@@ -29867,62 +29424,36 @@
         <w:keepNext/>
         <w:spacing w:line="360" w:lineRule="auto"/>
       </w:pPr>
-      <w:bookmarkStart w:id="134" w:name="_Toc232236767"/>
+      <w:bookmarkStart w:id="133" w:name="_Toc232236767"/>
       <w:r>
         <w:t xml:space="preserve">Table </w:t>
       </w:r>
-      <w:r>
-        <w:fldChar w:fldCharType="begin"/>
-      </w:r>
-      <w:r>
-        <w:instrText xml:space="preserve"> STYLEREF 1 \s </w:instrText>
-      </w:r>
-      <w:r>
-        <w:fldChar w:fldCharType="separate"/>
-      </w:r>
-      <w:r>
-        <w:rPr>
-          <w:noProof/>
-        </w:rPr>
-        <w:t>5</w:t>
-      </w:r>
-      <w:r>
-        <w:rPr>
-          <w:noProof/>
-        </w:rPr>
-        <w:fldChar w:fldCharType="end"/>
-      </w:r>
+      <w:fldSimple w:instr=" STYLEREF 1 \s ">
+        <w:r>
+          <w:rPr>
+            <w:noProof/>
+          </w:rPr>
+          <w:t>5</w:t>
+        </w:r>
+      </w:fldSimple>
       <w:r>
         <w:noBreakHyphen/>
       </w:r>
-      <w:r>
-        <w:fldChar w:fldCharType="begin"/>
-      </w:r>
-      <w:r>
-        <w:instrText xml:space="preserve"> SEQ Table \* ARABIC \s 1 </w:instrText>
-      </w:r>
-      <w:r>
-        <w:fldChar w:fldCharType="separate"/>
-      </w:r>
-      <w:r>
-        <w:rPr>
-          <w:noProof/>
-        </w:rPr>
-        <w:t>2</w:t>
-      </w:r>
-      <w:r>
-        <w:rPr>
-          <w:noProof/>
-        </w:rPr>
-        <w:fldChar w:fldCharType="end"/>
-      </w:r>
+      <w:fldSimple w:instr=" SEQ Table \* ARABIC \s 1 ">
+        <w:r>
+          <w:rPr>
+            <w:noProof/>
+          </w:rPr>
+          <w:t>2</w:t>
+        </w:r>
+      </w:fldSimple>
       <w:r>
         <w:t xml:space="preserve"> </w:t>
       </w:r>
       <w:r>
         <w:t>Evaluation Matric VGG16_LeakyReLU</w:t>
       </w:r>
-      <w:bookmarkEnd w:id="134"/>
+      <w:bookmarkEnd w:id="133"/>
     </w:p>
     <w:tbl>
       <w:tblPr>
@@ -30063,13 +29594,13 @@
       <w:pPr>
         <w:pStyle w:val="Heading3"/>
       </w:pPr>
-      <w:bookmarkStart w:id="135" w:name="_Toc229061285"/>
-      <w:bookmarkStart w:id="136" w:name="_Toc232236826"/>
+      <w:bookmarkStart w:id="134" w:name="_Toc229061285"/>
+      <w:bookmarkStart w:id="135" w:name="_Toc232236826"/>
       <w:r>
         <w:t>ResNet50_LeakyReLU</w:t>
       </w:r>
+      <w:bookmarkEnd w:id="134"/>
       <w:bookmarkEnd w:id="135"/>
-      <w:bookmarkEnd w:id="136"/>
     </w:p>
     <w:p>
       <w:pPr>
@@ -30077,11 +29608,14 @@
         <w:spacing w:line="360" w:lineRule="auto"/>
       </w:pPr>
       <w:r>
-        <w:t xml:space="preserve">The second model evaluated in this study is based on the ResNet50 architecture, a deep residual network known for its ability to train very deep systems by utilizing skip </w:t>
+        <w:t xml:space="preserve">The model used in this study is based on the ResNet50 architecture, a deep residual network that enables training of very deep systems using skip connections. Differing </w:t>
       </w:r>
       <w:r>
         <w:lastRenderedPageBreak/>
-        <w:t>connections. Unlike the VGG16 approach, this implementation leverages a Global Average Pooling (GAP) layer following the convolutional base to reduce feature dimensionality while preserving spatial information. To adapt the pre-trained model to the MRI dataset, a strategy of selective fine-tuning was employed, where the final 30 layers were unfrozen. This allowed the model to adjust its high-level abstract filters to the specific structural patterns of Alzheimer’s disease progression (AD, CN, LMCI, and EMCI) while retaining the robust low-level features learned from the ImageNet dataset.</w:t>
+        <w:t>from the VGG16 approach, this implementation utilizes a Global Average Pooling (GAP) layer after the convolutional base to reduce the feature dimension while preserving the spatial information. To adapt the pre-trained model to the MRI dataset, we employed a selective fine-tuning strategy by unfreezing the last 30 layers. This enabled the model to modify its high-level abstract filters to the specific structure of the Alzheimer’s disease progression while keeping the robust low-level features learned from the ImageNet dataset</w:t>
+      </w:r>
+      <w:r>
+        <w:t>.</w:t>
       </w:r>
     </w:p>
     <w:p>
@@ -30107,62 +29641,36 @@
         <w:keepNext/>
         <w:spacing w:line="360" w:lineRule="auto"/>
       </w:pPr>
-      <w:bookmarkStart w:id="137" w:name="_Toc232236768"/>
+      <w:bookmarkStart w:id="136" w:name="_Toc232236768"/>
       <w:r>
         <w:t xml:space="preserve">Table </w:t>
       </w:r>
-      <w:r>
-        <w:fldChar w:fldCharType="begin"/>
-      </w:r>
-      <w:r>
-        <w:instrText xml:space="preserve"> STYLEREF 1 \s </w:instrText>
-      </w:r>
-      <w:r>
-        <w:fldChar w:fldCharType="separate"/>
-      </w:r>
-      <w:r>
-        <w:rPr>
-          <w:noProof/>
-        </w:rPr>
-        <w:t>5</w:t>
-      </w:r>
-      <w:r>
-        <w:rPr>
-          <w:noProof/>
-        </w:rPr>
-        <w:fldChar w:fldCharType="end"/>
-      </w:r>
+      <w:fldSimple w:instr=" STYLEREF 1 \s ">
+        <w:r>
+          <w:rPr>
+            <w:noProof/>
+          </w:rPr>
+          <w:t>5</w:t>
+        </w:r>
+      </w:fldSimple>
       <w:r>
         <w:noBreakHyphen/>
       </w:r>
-      <w:r>
-        <w:fldChar w:fldCharType="begin"/>
-      </w:r>
-      <w:r>
-        <w:instrText xml:space="preserve"> SEQ Table \* ARABIC \s 1 </w:instrText>
-      </w:r>
-      <w:r>
-        <w:fldChar w:fldCharType="separate"/>
-      </w:r>
-      <w:r>
-        <w:rPr>
-          <w:noProof/>
-        </w:rPr>
-        <w:t>3</w:t>
-      </w:r>
-      <w:r>
-        <w:rPr>
-          <w:noProof/>
-        </w:rPr>
-        <w:fldChar w:fldCharType="end"/>
-      </w:r>
+      <w:fldSimple w:instr=" SEQ Table \* ARABIC \s 1 ">
+        <w:r>
+          <w:rPr>
+            <w:noProof/>
+          </w:rPr>
+          <w:t>3</w:t>
+        </w:r>
+      </w:fldSimple>
       <w:r>
         <w:t xml:space="preserve"> </w:t>
       </w:r>
       <w:r>
         <w:t>Confusion Matrix ResNet50_LeakyReLU</w:t>
       </w:r>
-      <w:bookmarkEnd w:id="137"/>
+      <w:bookmarkEnd w:id="136"/>
     </w:p>
     <w:tbl>
       <w:tblPr>
@@ -30580,62 +30088,36 @@
         <w:keepNext/>
         <w:spacing w:line="360" w:lineRule="auto"/>
       </w:pPr>
-      <w:bookmarkStart w:id="138" w:name="_Toc232236769"/>
+      <w:bookmarkStart w:id="137" w:name="_Toc232236769"/>
       <w:r>
         <w:t xml:space="preserve">Table </w:t>
       </w:r>
-      <w:r>
-        <w:fldChar w:fldCharType="begin"/>
-      </w:r>
-      <w:r>
-        <w:instrText xml:space="preserve"> STYLEREF 1 \s </w:instrText>
-      </w:r>
-      <w:r>
-        <w:fldChar w:fldCharType="separate"/>
-      </w:r>
-      <w:r>
-        <w:rPr>
-          <w:noProof/>
-        </w:rPr>
-        <w:t>5</w:t>
-      </w:r>
-      <w:r>
-        <w:rPr>
-          <w:noProof/>
-        </w:rPr>
-        <w:fldChar w:fldCharType="end"/>
-      </w:r>
+      <w:fldSimple w:instr=" STYLEREF 1 \s ">
+        <w:r>
+          <w:rPr>
+            <w:noProof/>
+          </w:rPr>
+          <w:t>5</w:t>
+        </w:r>
+      </w:fldSimple>
       <w:r>
         <w:noBreakHyphen/>
       </w:r>
-      <w:r>
-        <w:fldChar w:fldCharType="begin"/>
-      </w:r>
-      <w:r>
-        <w:instrText xml:space="preserve"> SEQ Table \* ARABIC \s 1 </w:instrText>
-      </w:r>
-      <w:r>
-        <w:fldChar w:fldCharType="separate"/>
-      </w:r>
-      <w:r>
-        <w:rPr>
-          <w:noProof/>
-        </w:rPr>
-        <w:t>4</w:t>
-      </w:r>
-      <w:r>
-        <w:rPr>
-          <w:noProof/>
-        </w:rPr>
-        <w:fldChar w:fldCharType="end"/>
-      </w:r>
+      <w:fldSimple w:instr=" SEQ Table \* ARABIC \s 1 ">
+        <w:r>
+          <w:rPr>
+            <w:noProof/>
+          </w:rPr>
+          <w:t>4</w:t>
+        </w:r>
+      </w:fldSimple>
       <w:r>
         <w:t xml:space="preserve"> </w:t>
       </w:r>
       <w:r>
         <w:t>Evaluation Matric ResNet50_LeakyReLU</w:t>
       </w:r>
-      <w:bookmarkEnd w:id="138"/>
+      <w:bookmarkEnd w:id="137"/>
     </w:p>
     <w:tbl>
       <w:tblPr>
@@ -30770,13 +30252,13 @@
       <w:pPr>
         <w:pStyle w:val="Heading3"/>
       </w:pPr>
-      <w:bookmarkStart w:id="139" w:name="_Toc229061286"/>
-      <w:bookmarkStart w:id="140" w:name="_Toc232236827"/>
+      <w:bookmarkStart w:id="138" w:name="_Toc229061286"/>
+      <w:bookmarkStart w:id="139" w:name="_Toc232236827"/>
       <w:r>
         <w:t>IncV3_MobNet_LeakyReLU</w:t>
       </w:r>
+      <w:bookmarkEnd w:id="138"/>
       <w:bookmarkEnd w:id="139"/>
-      <w:bookmarkEnd w:id="140"/>
     </w:p>
     <w:p>
       <w:pPr>
@@ -30784,17 +30266,14 @@
         <w:jc w:val="both"/>
       </w:pPr>
       <w:r>
-        <w:t xml:space="preserve">The </w:t>
-      </w:r>
-      <w:r>
-        <w:t xml:space="preserve">model evaluated </w:t>
-      </w:r>
-      <w:r>
-        <w:t xml:space="preserve">is a Hybrid Ensemble Architecture that integrates the multi-scale feature extraction capabilities of InceptionV3 with the efficient, depth-wise separable convolutions of MobileNet. This dual-stream approach was designed to capture both complex structural patterns and localized intensity variations within the MRI scans. The </w:t>
+        <w:t xml:space="preserve">We evaluated a model which is a Hybrid Ensemble Architecture that combines the ability of InceptionV3 to extract multi-scale features with the low computational cost and depth-wise separate convolutions of MobileNet. The dual-stream model was implemented to capture the complex structural patterns and specific variations in </w:t>
       </w:r>
       <w:r>
         <w:lastRenderedPageBreak/>
-        <w:t>outputs from both pre-trained backbones were fused via a Concatenation layer, creating a high-dimensional feature vector that was subsequently processed by a dense classification head. To combat the increased risk of overfitting associated with such a large parameter space, the model incorporated L2 Regularization (0.001) and a significant Dropout rate (0.4).</w:t>
+        <w:t>intensity from the MRI scans. The outputs from both the pre-trained backbones were fused through a Concatenation layer which produced a high dimensional feature vector that was then processed by a dense classification head. To avoid the increased risk of over-fitting caused by such a large parameter space, the model used L2 Regularization (0.001) and a large Dropout rate (0.4)</w:t>
+      </w:r>
+      <w:r>
+        <w:t>.</w:t>
       </w:r>
     </w:p>
     <w:p>
@@ -30820,62 +30299,36 @@
         <w:keepNext/>
         <w:spacing w:line="360" w:lineRule="auto"/>
       </w:pPr>
-      <w:bookmarkStart w:id="141" w:name="_Toc232236770"/>
+      <w:bookmarkStart w:id="140" w:name="_Toc232236770"/>
       <w:r>
         <w:t xml:space="preserve">Table </w:t>
       </w:r>
-      <w:r>
-        <w:fldChar w:fldCharType="begin"/>
-      </w:r>
-      <w:r>
-        <w:instrText xml:space="preserve"> STYLEREF 1 \s </w:instrText>
-      </w:r>
-      <w:r>
-        <w:fldChar w:fldCharType="separate"/>
-      </w:r>
-      <w:r>
-        <w:rPr>
-          <w:noProof/>
-        </w:rPr>
-        <w:t>5</w:t>
-      </w:r>
-      <w:r>
-        <w:rPr>
-          <w:noProof/>
-        </w:rPr>
-        <w:fldChar w:fldCharType="end"/>
-      </w:r>
+      <w:fldSimple w:instr=" STYLEREF 1 \s ">
+        <w:r>
+          <w:rPr>
+            <w:noProof/>
+          </w:rPr>
+          <w:t>5</w:t>
+        </w:r>
+      </w:fldSimple>
       <w:r>
         <w:noBreakHyphen/>
       </w:r>
-      <w:r>
-        <w:fldChar w:fldCharType="begin"/>
-      </w:r>
-      <w:r>
-        <w:instrText xml:space="preserve"> SEQ Table \* ARABIC \s 1 </w:instrText>
-      </w:r>
-      <w:r>
-        <w:fldChar w:fldCharType="separate"/>
-      </w:r>
-      <w:r>
-        <w:rPr>
-          <w:noProof/>
-        </w:rPr>
-        <w:t>5</w:t>
-      </w:r>
-      <w:r>
-        <w:rPr>
-          <w:noProof/>
-        </w:rPr>
-        <w:fldChar w:fldCharType="end"/>
-      </w:r>
+      <w:fldSimple w:instr=" SEQ Table \* ARABIC \s 1 ">
+        <w:r>
+          <w:rPr>
+            <w:noProof/>
+          </w:rPr>
+          <w:t>5</w:t>
+        </w:r>
+      </w:fldSimple>
       <w:r>
         <w:t xml:space="preserve"> </w:t>
       </w:r>
       <w:r>
         <w:t>Confusion Matrix IncV3_MobNet_LeakyReLU</w:t>
       </w:r>
-      <w:bookmarkEnd w:id="141"/>
+      <w:bookmarkEnd w:id="140"/>
     </w:p>
     <w:tbl>
       <w:tblPr>
@@ -31293,62 +30746,36 @@
         <w:keepNext/>
         <w:spacing w:line="360" w:lineRule="auto"/>
       </w:pPr>
-      <w:bookmarkStart w:id="142" w:name="_Toc232236771"/>
+      <w:bookmarkStart w:id="141" w:name="_Toc232236771"/>
       <w:r>
         <w:t xml:space="preserve">Table </w:t>
       </w:r>
-      <w:r>
-        <w:fldChar w:fldCharType="begin"/>
-      </w:r>
-      <w:r>
-        <w:instrText xml:space="preserve"> STYLEREF 1 \s </w:instrText>
-      </w:r>
-      <w:r>
-        <w:fldChar w:fldCharType="separate"/>
-      </w:r>
-      <w:r>
-        <w:rPr>
-          <w:noProof/>
-        </w:rPr>
-        <w:t>5</w:t>
-      </w:r>
-      <w:r>
-        <w:rPr>
-          <w:noProof/>
-        </w:rPr>
-        <w:fldChar w:fldCharType="end"/>
-      </w:r>
+      <w:fldSimple w:instr=" STYLEREF 1 \s ">
+        <w:r>
+          <w:rPr>
+            <w:noProof/>
+          </w:rPr>
+          <w:t>5</w:t>
+        </w:r>
+      </w:fldSimple>
       <w:r>
         <w:noBreakHyphen/>
       </w:r>
-      <w:r>
-        <w:fldChar w:fldCharType="begin"/>
-      </w:r>
-      <w:r>
-        <w:instrText xml:space="preserve"> SEQ Table \* ARABIC \s 1 </w:instrText>
-      </w:r>
-      <w:r>
-        <w:fldChar w:fldCharType="separate"/>
-      </w:r>
-      <w:r>
-        <w:rPr>
-          <w:noProof/>
-        </w:rPr>
-        <w:t>6</w:t>
-      </w:r>
-      <w:r>
-        <w:rPr>
-          <w:noProof/>
-        </w:rPr>
-        <w:fldChar w:fldCharType="end"/>
-      </w:r>
+      <w:fldSimple w:instr=" SEQ Table \* ARABIC \s 1 ">
+        <w:r>
+          <w:rPr>
+            <w:noProof/>
+          </w:rPr>
+          <w:t>6</w:t>
+        </w:r>
+      </w:fldSimple>
       <w:r>
         <w:t xml:space="preserve"> </w:t>
       </w:r>
       <w:r>
         <w:t>Evaluation Matric IncV3_MobNet_LeakyReLU</w:t>
       </w:r>
-      <w:bookmarkEnd w:id="142"/>
+      <w:bookmarkEnd w:id="141"/>
     </w:p>
     <w:tbl>
       <w:tblPr>
@@ -31577,16 +31004,16 @@
       <w:pPr>
         <w:pStyle w:val="Heading3"/>
       </w:pPr>
-      <w:bookmarkStart w:id="143" w:name="_Toc229061287"/>
-      <w:bookmarkStart w:id="144" w:name="_Toc232236828"/>
+      <w:bookmarkStart w:id="142" w:name="_Toc229061287"/>
+      <w:bookmarkStart w:id="143" w:name="_Toc232236828"/>
       <w:r>
         <w:t>IncV3_DenseNet12</w:t>
       </w:r>
+      <w:bookmarkEnd w:id="142"/>
+      <w:r>
+        <w:t>1</w:t>
+      </w:r>
       <w:bookmarkEnd w:id="143"/>
-      <w:r>
-        <w:t>1</w:t>
-      </w:r>
-      <w:bookmarkEnd w:id="144"/>
     </w:p>
     <w:p>
       <w:pPr>
@@ -31594,11 +31021,32 @@
         <w:spacing w:line="360" w:lineRule="auto"/>
       </w:pPr>
       <w:r>
-        <w:t xml:space="preserve">The final experiment involves a Custom Hybrid Architecture that merges two powerful paradigms in deep learning: the multi-scale feature extraction of Inception and the feature-reuse mechanism of DenseNet. Unlike the previous models that utilized standard pre-trained backbones, this version implements a custom-built, lightweight Inception-V3 base and a DenseNet-121 structure optimized specifically for 128x128 grayscale MRI input. The Inception branch utilizes varying convolutional strides to </w:t>
-      </w:r>
+        <w:t>This experiment is a Custom Hybrid Architecture that combines the two powerful models in deep learning, the multi-scale feature extraction of Inception and the feature-reuse mechanism of DenseNet. Instead of standard pre-trained backbones like our earlier tests, this model uses a custom lightweight Inception-V3 base and a DenseNet-121 structure fine-tuned f</w:t>
+      </w:r>
+      <w:r>
+        <w:t>or 128x128 grayscale MRI input.</w:t>
+      </w:r>
+    </w:p>
+    <w:p>
+      <w:pPr>
+        <w:pStyle w:val="BodyText"/>
+        <w:spacing w:line="360" w:lineRule="auto"/>
+      </w:pPr>
       <w:r>
         <w:lastRenderedPageBreak/>
-        <w:t>capture spatial hierarchies, while the DenseNet branch employs a series of dense blocks with a growth rate of 16, ensuring that gradient flow is preserved through feature concatenation.</w:t>
+        <w:t xml:space="preserve">The Inception branch uses different convolutional paths to capture spatial hierarchies. Meanwhile, the DenseNet branch is made up of a </w:t>
+      </w:r>
+      <w:r>
+        <w:t xml:space="preserve">sequence of dense blocks with a </w:t>
+      </w:r>
+      <w:r>
+        <w:t>growth rate of 16, keeping the flow of the gradient smoot</w:t>
+      </w:r>
+      <w:r>
+        <w:t>h through feature concatenation</w:t>
+      </w:r>
+      <w:r>
+        <w:t>.</w:t>
       </w:r>
     </w:p>
     <w:p>
@@ -31624,62 +31072,36 @@
         <w:keepNext/>
         <w:spacing w:line="360" w:lineRule="auto"/>
       </w:pPr>
-      <w:bookmarkStart w:id="145" w:name="_Toc232236772"/>
+      <w:bookmarkStart w:id="144" w:name="_Toc232236772"/>
       <w:r>
         <w:t xml:space="preserve">Table </w:t>
       </w:r>
-      <w:r>
-        <w:fldChar w:fldCharType="begin"/>
-      </w:r>
-      <w:r>
-        <w:instrText xml:space="preserve"> STYLEREF 1 \s </w:instrText>
-      </w:r>
-      <w:r>
-        <w:fldChar w:fldCharType="separate"/>
-      </w:r>
-      <w:r>
-        <w:rPr>
-          <w:noProof/>
-        </w:rPr>
-        <w:t>5</w:t>
-      </w:r>
-      <w:r>
-        <w:rPr>
-          <w:noProof/>
-        </w:rPr>
-        <w:fldChar w:fldCharType="end"/>
-      </w:r>
+      <w:fldSimple w:instr=" STYLEREF 1 \s ">
+        <w:r>
+          <w:rPr>
+            <w:noProof/>
+          </w:rPr>
+          <w:t>5</w:t>
+        </w:r>
+      </w:fldSimple>
       <w:r>
         <w:noBreakHyphen/>
       </w:r>
-      <w:r>
-        <w:fldChar w:fldCharType="begin"/>
-      </w:r>
-      <w:r>
-        <w:instrText xml:space="preserve"> SEQ Table \* ARABIC \s 1 </w:instrText>
-      </w:r>
-      <w:r>
-        <w:fldChar w:fldCharType="separate"/>
-      </w:r>
-      <w:r>
-        <w:rPr>
-          <w:noProof/>
-        </w:rPr>
-        <w:t>7</w:t>
-      </w:r>
-      <w:r>
-        <w:rPr>
-          <w:noProof/>
-        </w:rPr>
-        <w:fldChar w:fldCharType="end"/>
-      </w:r>
+      <w:fldSimple w:instr=" SEQ Table \* ARABIC \s 1 ">
+        <w:r>
+          <w:rPr>
+            <w:noProof/>
+          </w:rPr>
+          <w:t>7</w:t>
+        </w:r>
+      </w:fldSimple>
       <w:r>
         <w:t xml:space="preserve"> </w:t>
       </w:r>
       <w:r>
         <w:t>Confusion Matrix IncV3_DenseNet121</w:t>
       </w:r>
-      <w:bookmarkEnd w:id="145"/>
+      <w:bookmarkEnd w:id="144"/>
     </w:p>
     <w:tbl>
       <w:tblPr>
@@ -32097,62 +31519,36 @@
         <w:keepNext/>
         <w:spacing w:line="360" w:lineRule="auto"/>
       </w:pPr>
-      <w:bookmarkStart w:id="146" w:name="_Toc232236773"/>
+      <w:bookmarkStart w:id="145" w:name="_Toc232236773"/>
       <w:r>
         <w:t xml:space="preserve">Table </w:t>
       </w:r>
-      <w:r>
-        <w:fldChar w:fldCharType="begin"/>
-      </w:r>
-      <w:r>
-        <w:instrText xml:space="preserve"> STYLEREF 1 \s </w:instrText>
-      </w:r>
-      <w:r>
-        <w:fldChar w:fldCharType="separate"/>
-      </w:r>
-      <w:r>
-        <w:rPr>
-          <w:noProof/>
-        </w:rPr>
-        <w:t>5</w:t>
-      </w:r>
-      <w:r>
-        <w:rPr>
-          <w:noProof/>
-        </w:rPr>
-        <w:fldChar w:fldCharType="end"/>
-      </w:r>
+      <w:fldSimple w:instr=" STYLEREF 1 \s ">
+        <w:r>
+          <w:rPr>
+            <w:noProof/>
+          </w:rPr>
+          <w:t>5</w:t>
+        </w:r>
+      </w:fldSimple>
       <w:r>
         <w:noBreakHyphen/>
       </w:r>
-      <w:r>
-        <w:fldChar w:fldCharType="begin"/>
-      </w:r>
-      <w:r>
-        <w:instrText xml:space="preserve"> SEQ Table \* ARABIC \s 1 </w:instrText>
-      </w:r>
-      <w:r>
-        <w:fldChar w:fldCharType="separate"/>
-      </w:r>
-      <w:r>
-        <w:rPr>
-          <w:noProof/>
-        </w:rPr>
-        <w:t>8</w:t>
-      </w:r>
-      <w:r>
-        <w:rPr>
-          <w:noProof/>
-        </w:rPr>
-        <w:fldChar w:fldCharType="end"/>
-      </w:r>
+      <w:fldSimple w:instr=" SEQ Table \* ARABIC \s 1 ">
+        <w:r>
+          <w:rPr>
+            <w:noProof/>
+          </w:rPr>
+          <w:t>8</w:t>
+        </w:r>
+      </w:fldSimple>
       <w:r>
         <w:t xml:space="preserve"> </w:t>
       </w:r>
       <w:r>
         <w:t>Evaluation Matric IncV3_DenseNet121</w:t>
       </w:r>
-      <w:bookmarkEnd w:id="146"/>
+      <w:bookmarkEnd w:id="145"/>
     </w:p>
     <w:tbl>
       <w:tblPr>
@@ -32287,13 +31683,13 @@
       <w:pPr>
         <w:pStyle w:val="Heading3"/>
       </w:pPr>
-      <w:bookmarkStart w:id="147" w:name="_Toc229061288"/>
-      <w:bookmarkStart w:id="148" w:name="_Toc232236829"/>
+      <w:bookmarkStart w:id="146" w:name="_Toc229061288"/>
+      <w:bookmarkStart w:id="147" w:name="_Toc232236829"/>
       <w:r>
         <w:t>ResNet50_Cog</w:t>
       </w:r>
+      <w:bookmarkEnd w:id="146"/>
       <w:bookmarkEnd w:id="147"/>
-      <w:bookmarkEnd w:id="148"/>
     </w:p>
     <w:p>
       <w:pPr>
@@ -32301,11 +31697,23 @@
         <w:spacing w:line="360" w:lineRule="auto"/>
       </w:pPr>
       <w:r>
-        <w:t xml:space="preserve">This model combines high-level spatial features extracted from a ResNet50 backbone with a 30-dimensional feature vector derived from Cognitive Assessment scores. A critical component of this implementation is the Patient ID Alignment phase which uses a numeric matching logic to synchronize clinical records with their corresponding MRI scans via the RID identifier. Architecturally, the model employs a Dual-Branch Attention Mechanism where a Softmax-based attention head calculates specific weights for each modality. This allows the system to dynamically prioritize either neuroimaging features or cognitive markers based on which stream provides the most discriminative </w:t>
+        <w:t xml:space="preserve">This model uses high level spatial features from a ResNet50 backbone with a 30 dimensional feature vector from scores in a Cognitive Assessment. The implementation is a critical component and is shown in the Patient ID Alignment phase with a numeric matching logic to align clinical records with their matching MRI scans using the RID identifier. Technically, the model uses a Dual-Branch Attention Mechanism, in which a Softmax-based attention head calculates specific weights for each modality. This allows the system to automatically pick the most distinguishing data either from </w:t>
       </w:r>
       <w:r>
         <w:lastRenderedPageBreak/>
-        <w:t>evidence for a particular diagnostic class. Achieving an accuracy of 97.24% and a balanced F1-Score of 97.23%, the model demonstrates that the attention-aware integration of clinical indicators effectively resolves diagnostic uncertainties, resulting in a robust system for distinguishing between AD, CN, EMCI, and LMCI with high statistical confidence.</w:t>
+        <w:t>neuroimaging features or from cognitive markers depending on the input of a given stre</w:t>
+      </w:r>
+      <w:r>
+        <w:t>am for a given diagnostic class</w:t>
+      </w:r>
+      <w:r>
+        <w:t xml:space="preserve">. </w:t>
+      </w:r>
+      <w:r>
+        <w:t>The model proves to be of high confidence in classifying AD, CN, EMCI and LMCI with an accuracy of 97.24% and balanced F1-Score of 97.23%. The attention aware integration of clinical indicators proves to be effective in solving the diagnostic issues and creating a robust system</w:t>
+      </w:r>
+      <w:r>
+        <w:t>.</w:t>
       </w:r>
     </w:p>
     <w:p>
@@ -32331,62 +31739,36 @@
         <w:keepNext/>
         <w:spacing w:line="360" w:lineRule="auto"/>
       </w:pPr>
-      <w:bookmarkStart w:id="149" w:name="_Toc232236774"/>
+      <w:bookmarkStart w:id="148" w:name="_Toc232236774"/>
       <w:r>
         <w:t xml:space="preserve">Table </w:t>
       </w:r>
-      <w:r>
-        <w:fldChar w:fldCharType="begin"/>
-      </w:r>
-      <w:r>
-        <w:instrText xml:space="preserve"> STYLEREF 1 \s </w:instrText>
-      </w:r>
-      <w:r>
-        <w:fldChar w:fldCharType="separate"/>
-      </w:r>
-      <w:r>
-        <w:rPr>
-          <w:noProof/>
-        </w:rPr>
-        <w:t>5</w:t>
-      </w:r>
-      <w:r>
-        <w:rPr>
-          <w:noProof/>
-        </w:rPr>
-        <w:fldChar w:fldCharType="end"/>
-      </w:r>
+      <w:fldSimple w:instr=" STYLEREF 1 \s ">
+        <w:r>
+          <w:rPr>
+            <w:noProof/>
+          </w:rPr>
+          <w:t>5</w:t>
+        </w:r>
+      </w:fldSimple>
       <w:r>
         <w:noBreakHyphen/>
       </w:r>
-      <w:r>
-        <w:fldChar w:fldCharType="begin"/>
-      </w:r>
-      <w:r>
-        <w:instrText xml:space="preserve"> SEQ Table \* ARABIC \s 1 </w:instrText>
-      </w:r>
-      <w:r>
-        <w:fldChar w:fldCharType="separate"/>
-      </w:r>
-      <w:r>
-        <w:rPr>
-          <w:noProof/>
-        </w:rPr>
-        <w:t>9</w:t>
-      </w:r>
-      <w:r>
-        <w:rPr>
-          <w:noProof/>
-        </w:rPr>
-        <w:fldChar w:fldCharType="end"/>
-      </w:r>
+      <w:fldSimple w:instr=" SEQ Table \* ARABIC \s 1 ">
+        <w:r>
+          <w:rPr>
+            <w:noProof/>
+          </w:rPr>
+          <w:t>9</w:t>
+        </w:r>
+      </w:fldSimple>
       <w:r>
         <w:t xml:space="preserve"> </w:t>
       </w:r>
       <w:r>
         <w:t>Confusion Matrix ResNet50_Cog</w:t>
       </w:r>
-      <w:bookmarkEnd w:id="149"/>
+      <w:bookmarkEnd w:id="148"/>
     </w:p>
     <w:tbl>
       <w:tblPr>
@@ -32804,62 +32186,36 @@
         <w:keepNext/>
         <w:spacing w:line="360" w:lineRule="auto"/>
       </w:pPr>
-      <w:bookmarkStart w:id="150" w:name="_Toc232236775"/>
+      <w:bookmarkStart w:id="149" w:name="_Toc232236775"/>
       <w:r>
         <w:t xml:space="preserve">Table </w:t>
       </w:r>
-      <w:r>
-        <w:fldChar w:fldCharType="begin"/>
-      </w:r>
-      <w:r>
-        <w:instrText xml:space="preserve"> STYLEREF 1 \s </w:instrText>
-      </w:r>
-      <w:r>
-        <w:fldChar w:fldCharType="separate"/>
-      </w:r>
-      <w:r>
-        <w:rPr>
-          <w:noProof/>
-        </w:rPr>
-        <w:t>5</w:t>
-      </w:r>
-      <w:r>
-        <w:rPr>
-          <w:noProof/>
-        </w:rPr>
-        <w:fldChar w:fldCharType="end"/>
-      </w:r>
+      <w:fldSimple w:instr=" STYLEREF 1 \s ">
+        <w:r>
+          <w:rPr>
+            <w:noProof/>
+          </w:rPr>
+          <w:t>5</w:t>
+        </w:r>
+      </w:fldSimple>
       <w:r>
         <w:noBreakHyphen/>
       </w:r>
-      <w:r>
-        <w:fldChar w:fldCharType="begin"/>
-      </w:r>
-      <w:r>
-        <w:instrText xml:space="preserve"> SEQ Table \* ARABIC \s 1 </w:instrText>
-      </w:r>
-      <w:r>
-        <w:fldChar w:fldCharType="separate"/>
-      </w:r>
-      <w:r>
-        <w:rPr>
-          <w:noProof/>
-        </w:rPr>
-        <w:t>10</w:t>
-      </w:r>
-      <w:r>
-        <w:rPr>
-          <w:noProof/>
-        </w:rPr>
-        <w:fldChar w:fldCharType="end"/>
-      </w:r>
+      <w:fldSimple w:instr=" SEQ Table \* ARABIC \s 1 ">
+        <w:r>
+          <w:rPr>
+            <w:noProof/>
+          </w:rPr>
+          <w:t>10</w:t>
+        </w:r>
+      </w:fldSimple>
       <w:r>
         <w:t xml:space="preserve"> </w:t>
       </w:r>
       <w:r>
         <w:t>Evaluation Matric ResNet50_Cog</w:t>
       </w:r>
-      <w:bookmarkEnd w:id="150"/>
+      <w:bookmarkEnd w:id="149"/>
     </w:p>
     <w:tbl>
       <w:tblPr>
@@ -32998,13 +32354,13 @@
       <w:pPr>
         <w:pStyle w:val="Heading3"/>
       </w:pPr>
-      <w:bookmarkStart w:id="151" w:name="_Toc229061289"/>
-      <w:bookmarkStart w:id="152" w:name="_Toc232236830"/>
+      <w:bookmarkStart w:id="150" w:name="_Toc229061289"/>
+      <w:bookmarkStart w:id="151" w:name="_Toc232236830"/>
       <w:r>
         <w:t>IncV3_MobNet_Attention_Pooling</w:t>
       </w:r>
+      <w:bookmarkEnd w:id="150"/>
       <w:bookmarkEnd w:id="151"/>
-      <w:bookmarkEnd w:id="152"/>
     </w:p>
     <w:p>
       <w:pPr>
@@ -33012,17 +32368,23 @@
         <w:spacing w:line="360" w:lineRule="auto"/>
       </w:pPr>
       <w:r>
-        <w:t>Th</w:t>
-      </w:r>
-      <w:r>
-        <w:t>is</w:t>
-      </w:r>
-      <w:r>
-        <w:t xml:space="preserve"> experiment involved the implementation of a sophisticated Hybrid Dual-Stream Architecture that integrates the structural depth of InceptionV3 with the computational efficiency of MobileNet, further enhanced by a custom Attention Pooling mechanism. Unlike standard global pooling methods, the Attention Pooling layer dynamically learns spatial importance by assigning weights to feature maps via a softmax-activated dense layer, allowing the network to focus on the most pathologically relevant regions of the brain MRI. To handle the grayscale nature of the dataset, a channel-triplication strategy was employed, while selective fine-tuning was applied to the top layers of both </w:t>
+        <w:t>The experiment consists of implementing a complex Hybrid Dual-Stream Architecture, which combines the structural depth of InceptionV3 with the computational efficiency of MobileNet, and is further enhanced by a custom Attention Pooling mechanism. Instead of using the standard global pooling methods, Attention Pooling assigns weights to feature maps through a dense layer with softmax activation to dynamically learn spatial importance so that the system can focus on the most clinically relevant areas of the brain MRI</w:t>
+      </w:r>
+      <w:r>
+        <w:t xml:space="preserve">. </w:t>
+      </w:r>
+      <w:r>
+        <w:t xml:space="preserve">The dataset was in grayscale, so to solve the limitations, a channel-triplication approach was used. The top layers of both the backbones (layer </w:t>
       </w:r>
       <w:r>
         <w:lastRenderedPageBreak/>
-        <w:t>backbones (layer 250+ for InceptionV3 and the final 25 layers for MobileNet) to refine the pre-trained features for medical diagnostic accuracy.</w:t>
+        <w:t xml:space="preserve">250+ for InceptionV3 and the last 25 layers for MobileNet) were carefully fine-tuned to improve the pre-trained features </w:t>
+      </w:r>
+      <w:r>
+        <w:t>for medical diagnostic accuracy</w:t>
+      </w:r>
+      <w:r>
+        <w:t>.</w:t>
       </w:r>
     </w:p>
     <w:p>
@@ -33048,62 +32410,36 @@
         <w:keepNext/>
         <w:spacing w:line="360" w:lineRule="auto"/>
       </w:pPr>
-      <w:bookmarkStart w:id="153" w:name="_Toc232236776"/>
+      <w:bookmarkStart w:id="152" w:name="_Toc232236776"/>
       <w:r>
         <w:t xml:space="preserve">Table </w:t>
       </w:r>
-      <w:r>
-        <w:fldChar w:fldCharType="begin"/>
-      </w:r>
-      <w:r>
-        <w:instrText xml:space="preserve"> STYLEREF 1 \s </w:instrText>
-      </w:r>
-      <w:r>
-        <w:fldChar w:fldCharType="separate"/>
-      </w:r>
-      <w:r>
-        <w:rPr>
-          <w:noProof/>
-        </w:rPr>
-        <w:t>5</w:t>
-      </w:r>
-      <w:r>
-        <w:rPr>
-          <w:noProof/>
-        </w:rPr>
-        <w:fldChar w:fldCharType="end"/>
-      </w:r>
+      <w:fldSimple w:instr=" STYLEREF 1 \s ">
+        <w:r>
+          <w:rPr>
+            <w:noProof/>
+          </w:rPr>
+          <w:t>5</w:t>
+        </w:r>
+      </w:fldSimple>
       <w:r>
         <w:noBreakHyphen/>
       </w:r>
-      <w:r>
-        <w:fldChar w:fldCharType="begin"/>
-      </w:r>
-      <w:r>
-        <w:instrText xml:space="preserve"> SEQ Table \* ARABIC \s 1 </w:instrText>
-      </w:r>
-      <w:r>
-        <w:fldChar w:fldCharType="separate"/>
-      </w:r>
-      <w:r>
-        <w:rPr>
-          <w:noProof/>
-        </w:rPr>
-        <w:t>11</w:t>
-      </w:r>
-      <w:r>
-        <w:rPr>
-          <w:noProof/>
-        </w:rPr>
-        <w:fldChar w:fldCharType="end"/>
-      </w:r>
+      <w:fldSimple w:instr=" SEQ Table \* ARABIC \s 1 ">
+        <w:r>
+          <w:rPr>
+            <w:noProof/>
+          </w:rPr>
+          <w:t>11</w:t>
+        </w:r>
+      </w:fldSimple>
       <w:r>
         <w:t xml:space="preserve"> </w:t>
       </w:r>
       <w:r>
         <w:t>Confusion Matrix IncV3_MobNet_Att_Pooling</w:t>
       </w:r>
-      <w:bookmarkEnd w:id="153"/>
+      <w:bookmarkEnd w:id="152"/>
     </w:p>
     <w:tbl>
       <w:tblPr>
@@ -33521,62 +32857,36 @@
         <w:keepNext/>
         <w:spacing w:line="360" w:lineRule="auto"/>
       </w:pPr>
-      <w:bookmarkStart w:id="154" w:name="_Toc232236777"/>
+      <w:bookmarkStart w:id="153" w:name="_Toc232236777"/>
       <w:r>
         <w:t xml:space="preserve">Table </w:t>
       </w:r>
-      <w:r>
-        <w:fldChar w:fldCharType="begin"/>
-      </w:r>
-      <w:r>
-        <w:instrText xml:space="preserve"> STYLEREF 1 \s </w:instrText>
-      </w:r>
-      <w:r>
-        <w:fldChar w:fldCharType="separate"/>
-      </w:r>
-      <w:r>
-        <w:rPr>
-          <w:noProof/>
-        </w:rPr>
-        <w:t>5</w:t>
-      </w:r>
-      <w:r>
-        <w:rPr>
-          <w:noProof/>
-        </w:rPr>
-        <w:fldChar w:fldCharType="end"/>
-      </w:r>
+      <w:fldSimple w:instr=" STYLEREF 1 \s ">
+        <w:r>
+          <w:rPr>
+            <w:noProof/>
+          </w:rPr>
+          <w:t>5</w:t>
+        </w:r>
+      </w:fldSimple>
       <w:r>
         <w:noBreakHyphen/>
       </w:r>
-      <w:r>
-        <w:fldChar w:fldCharType="begin"/>
-      </w:r>
-      <w:r>
-        <w:instrText xml:space="preserve"> SEQ Table \* ARABIC \s 1 </w:instrText>
-      </w:r>
-      <w:r>
-        <w:fldChar w:fldCharType="separate"/>
-      </w:r>
-      <w:r>
-        <w:rPr>
-          <w:noProof/>
-        </w:rPr>
-        <w:t>12</w:t>
-      </w:r>
-      <w:r>
-        <w:rPr>
-          <w:noProof/>
-        </w:rPr>
-        <w:fldChar w:fldCharType="end"/>
-      </w:r>
+      <w:fldSimple w:instr=" SEQ Table \* ARABIC \s 1 ">
+        <w:r>
+          <w:rPr>
+            <w:noProof/>
+          </w:rPr>
+          <w:t>12</w:t>
+        </w:r>
+      </w:fldSimple>
       <w:r>
         <w:t xml:space="preserve"> </w:t>
       </w:r>
       <w:r>
         <w:t>Evaluation Matric IncV3_MobNet_Att_Pooling</w:t>
       </w:r>
-      <w:bookmarkEnd w:id="154"/>
+      <w:bookmarkEnd w:id="153"/>
     </w:p>
     <w:tbl>
       <w:tblPr>
@@ -33721,16 +33031,16 @@
       <w:pPr>
         <w:pStyle w:val="Heading3"/>
       </w:pPr>
-      <w:bookmarkStart w:id="155" w:name="_Toc229061290"/>
-      <w:bookmarkStart w:id="156" w:name="_Toc232236831"/>
+      <w:bookmarkStart w:id="154" w:name="_Toc229061290"/>
+      <w:bookmarkStart w:id="155" w:name="_Toc232236831"/>
       <w:r>
         <w:t>IncV3_MobNet_Cog_Fusion_Softmax (Proposed Model</w:t>
       </w:r>
+      <w:bookmarkEnd w:id="154"/>
+      <w:r>
+        <w:t>)</w:t>
+      </w:r>
       <w:bookmarkEnd w:id="155"/>
-      <w:r>
-        <w:t>)</w:t>
-      </w:r>
-      <w:bookmarkEnd w:id="156"/>
     </w:p>
     <w:p>
       <w:pPr>
@@ -33738,7 +33048,13 @@
         <w:spacing w:line="360" w:lineRule="auto"/>
       </w:pPr>
       <w:r>
-        <w:t xml:space="preserve">The InceptionV3-MobileNet-Cognitive Fusion model was selected as the final proposed architecture due to its superior performance and its sophisticated ability to simulate clinical diagnostic workflows by integrating both physiological and functional data streams. At its core, the model leverages an ensemble feature extraction strategy, combining the multi-scale processing capabilities of InceptionV3 with the depth-wise convolutional efficiency of MobileNet to capture a comprehensive spectrum of neuroanatomical biomarkers. </w:t>
+        <w:t xml:space="preserve">We selected the InceptionV3-MobileNet-Cognitive Fusion model as the final proposed architecture because of its better performance and its advanced capability to simulate clinical diagnostic workflows by combining physiological and functional data streams. The model basically uses an ensemble feature extraction method that combines InceptionV3 multi-scale processing and MobileNet depth-wise convolutional efficiency to capture a broad range </w:t>
+      </w:r>
+      <w:r>
+        <w:t>of neuroanatomical biomarkers</w:t>
+      </w:r>
+      <w:r>
+        <w:t xml:space="preserve">. </w:t>
       </w:r>
     </w:p>
     <w:p>
@@ -33747,29 +33063,14 @@
         <w:spacing w:line="360" w:lineRule="auto"/>
       </w:pPr>
       <w:r>
-        <w:t xml:space="preserve">A distinctive contribution of this research is the implementation of a Patient-Centric </w:t>
-      </w:r>
-      <w:r>
-        <w:t>d</w:t>
-      </w:r>
-      <w:r>
-        <w:t xml:space="preserve">ata </w:t>
-      </w:r>
-      <w:r>
-        <w:t>a</w:t>
-      </w:r>
-      <w:r>
-        <w:t>lignment algorithm, which mathematically synchronizes spatial MRI features with a 30-</w:t>
+        <w:t xml:space="preserve">The development of a Patient-Centric data alignment algorithm is a unique contribution of this work, which mathematically aligns spatial MRI features with a 30-dimensional cognitive profile, derived from MOCA, CDRSB and ADAS13 assessments using the </w:t>
+      </w:r>
+      <w:r>
+        <w:lastRenderedPageBreak/>
+        <w:t>RID identifier. This suggests that the model is working on a generic diagnostic profile for each subject.</w:t>
       </w:r>
       <w:r>
         <w:t xml:space="preserve"> </w:t>
-      </w:r>
-      <w:r>
-        <w:t xml:space="preserve">dimensional cognitive profile derived from MOCA, CDRSB, and ADAS13 </w:t>
-      </w:r>
-      <w:r>
-        <w:lastRenderedPageBreak/>
-        <w:t xml:space="preserve">assessments via the RID identifier. This ensures the model analyzes a unified diagnostic profile for each subject. </w:t>
       </w:r>
     </w:p>
     <w:p>
@@ -33778,25 +33079,10 @@
         <w:spacing w:line="360" w:lineRule="auto"/>
       </w:pPr>
       <w:r>
-        <w:t>The architecture suggests to bridge these heterogeneous inputs by means of a Softmax based Attention Fusion mechanism, which acts as a learnable gatekeeper that dynamically assigns the importance of either the imaging features or the clinical markers, depending on the discriminative power of thes</w:t>
-      </w:r>
-      <w:r>
-        <w:t>e features for the case at hand</w:t>
-      </w:r>
-      <w:r>
-        <w:t>. Achieving a peak accuracy of 98.8</w:t>
-      </w:r>
-      <w:r>
-        <w:t>4</w:t>
-      </w:r>
-      <w:r>
-        <w:t>% and an F1-score of 98.8</w:t>
-      </w:r>
-      <w:r>
-        <w:t>4</w:t>
-      </w:r>
-      <w:r>
-        <w:t>%, the model demonstrates exceptional sensitivity in identifying the transitional stages of neurodegeneration, particularly EMCI and LMCI. This attention-aware framework effectively resolves the visual ambiguities often found in unimodal systems, establishing a robust and highly accurate decision-support tool for automated Alzheimer’s diagnosis.</w:t>
+        <w:t>The architecture proposes to combine these heterogeneous inputs through a Softmax based Attention Fusion mechanism that acts as a learnable keeper that automatically assigns the importance of either the imaging features or the clinical markers, depending on the discriminative power of these features for the scenario at the time. The model shows a high sensitivity to detect the transitional stages of neurodegeneration, especially EMCI and LMCI with a maximum accuracy of 98.84% and F1-score of 98.84%. This attention-aware framework is able to effectively resolve the visual uncertainty commonly found in unimodal systems, resulting in a robust and highly accurate support tool for automated Alzheimer’s diagnosis</w:t>
+      </w:r>
+      <w:r>
+        <w:t>.</w:t>
       </w:r>
     </w:p>
     <w:p>
@@ -33822,62 +33108,36 @@
         <w:keepNext/>
         <w:spacing w:line="360" w:lineRule="auto"/>
       </w:pPr>
-      <w:bookmarkStart w:id="157" w:name="_Toc232236778"/>
+      <w:bookmarkStart w:id="156" w:name="_Toc232236778"/>
       <w:r>
         <w:t xml:space="preserve">Table </w:t>
       </w:r>
-      <w:r>
-        <w:fldChar w:fldCharType="begin"/>
-      </w:r>
-      <w:r>
-        <w:instrText xml:space="preserve"> STYLEREF 1 \s </w:instrText>
-      </w:r>
-      <w:r>
-        <w:fldChar w:fldCharType="separate"/>
-      </w:r>
-      <w:r>
-        <w:rPr>
-          <w:noProof/>
-        </w:rPr>
-        <w:t>5</w:t>
-      </w:r>
-      <w:r>
-        <w:rPr>
-          <w:noProof/>
-        </w:rPr>
-        <w:fldChar w:fldCharType="end"/>
-      </w:r>
+      <w:fldSimple w:instr=" STYLEREF 1 \s ">
+        <w:r>
+          <w:rPr>
+            <w:noProof/>
+          </w:rPr>
+          <w:t>5</w:t>
+        </w:r>
+      </w:fldSimple>
       <w:r>
         <w:noBreakHyphen/>
       </w:r>
-      <w:r>
-        <w:fldChar w:fldCharType="begin"/>
-      </w:r>
-      <w:r>
-        <w:instrText xml:space="preserve"> SEQ Table \* ARABIC \s 1 </w:instrText>
-      </w:r>
-      <w:r>
-        <w:fldChar w:fldCharType="separate"/>
-      </w:r>
-      <w:r>
-        <w:rPr>
-          <w:noProof/>
-        </w:rPr>
-        <w:t>13</w:t>
-      </w:r>
-      <w:r>
-        <w:rPr>
-          <w:noProof/>
-        </w:rPr>
-        <w:fldChar w:fldCharType="end"/>
-      </w:r>
+      <w:fldSimple w:instr=" SEQ Table \* ARABIC \s 1 ">
+        <w:r>
+          <w:rPr>
+            <w:noProof/>
+          </w:rPr>
+          <w:t>13</w:t>
+        </w:r>
+      </w:fldSimple>
       <w:r>
         <w:t xml:space="preserve"> </w:t>
       </w:r>
       <w:r>
         <w:t>Confusion Matrix IncV3_MobNet_Cog_Fusion_Softmax</w:t>
       </w:r>
-      <w:bookmarkEnd w:id="157"/>
+      <w:bookmarkEnd w:id="156"/>
     </w:p>
     <w:tbl>
       <w:tblPr>
@@ -34295,62 +33555,36 @@
         <w:keepNext/>
         <w:spacing w:line="360" w:lineRule="auto"/>
       </w:pPr>
-      <w:bookmarkStart w:id="158" w:name="_Toc232236779"/>
+      <w:bookmarkStart w:id="157" w:name="_Toc232236779"/>
       <w:r>
         <w:t xml:space="preserve">Table </w:t>
       </w:r>
-      <w:r>
-        <w:fldChar w:fldCharType="begin"/>
-      </w:r>
-      <w:r>
-        <w:instrText xml:space="preserve"> STYLEREF 1 \s </w:instrText>
-      </w:r>
-      <w:r>
-        <w:fldChar w:fldCharType="separate"/>
-      </w:r>
-      <w:r>
-        <w:rPr>
-          <w:noProof/>
-        </w:rPr>
-        <w:t>5</w:t>
-      </w:r>
-      <w:r>
-        <w:rPr>
-          <w:noProof/>
-        </w:rPr>
-        <w:fldChar w:fldCharType="end"/>
-      </w:r>
+      <w:fldSimple w:instr=" STYLEREF 1 \s ">
+        <w:r>
+          <w:rPr>
+            <w:noProof/>
+          </w:rPr>
+          <w:t>5</w:t>
+        </w:r>
+      </w:fldSimple>
       <w:r>
         <w:noBreakHyphen/>
       </w:r>
-      <w:r>
-        <w:fldChar w:fldCharType="begin"/>
-      </w:r>
-      <w:r>
-        <w:instrText xml:space="preserve"> SEQ Table \* ARABIC \s 1 </w:instrText>
-      </w:r>
-      <w:r>
-        <w:fldChar w:fldCharType="separate"/>
-      </w:r>
-      <w:r>
-        <w:rPr>
-          <w:noProof/>
-        </w:rPr>
-        <w:t>14</w:t>
-      </w:r>
-      <w:r>
-        <w:rPr>
-          <w:noProof/>
-        </w:rPr>
-        <w:fldChar w:fldCharType="end"/>
-      </w:r>
+      <w:fldSimple w:instr=" SEQ Table \* ARABIC \s 1 ">
+        <w:r>
+          <w:rPr>
+            <w:noProof/>
+          </w:rPr>
+          <w:t>14</w:t>
+        </w:r>
+      </w:fldSimple>
       <w:r>
         <w:t xml:space="preserve"> </w:t>
       </w:r>
       <w:r>
         <w:t>Evaluation Matric IncV3_MobNet_Cog_Fusion_Softmax</w:t>
       </w:r>
-      <w:bookmarkEnd w:id="158"/>
+      <w:bookmarkEnd w:id="157"/>
     </w:p>
     <w:tbl>
       <w:tblPr>
@@ -34495,11 +33729,11 @@
       <w:pPr>
         <w:pStyle w:val="Heading3"/>
       </w:pPr>
-      <w:bookmarkStart w:id="159" w:name="_Toc232236832"/>
+      <w:bookmarkStart w:id="158" w:name="_Toc232236832"/>
       <w:r>
         <w:t>Model Comparison</w:t>
       </w:r>
-      <w:bookmarkEnd w:id="159"/>
+      <w:bookmarkEnd w:id="158"/>
     </w:p>
     <w:p>
       <w:pPr>
@@ -34515,63 +33749,37 @@
         <w:keepNext/>
         <w:spacing w:line="360" w:lineRule="auto"/>
       </w:pPr>
-      <w:bookmarkStart w:id="160" w:name="_Toc232236780"/>
+      <w:bookmarkStart w:id="159" w:name="_Toc232236780"/>
       <w:r>
         <w:lastRenderedPageBreak/>
         <w:t xml:space="preserve">Table </w:t>
       </w:r>
-      <w:r>
-        <w:fldChar w:fldCharType="begin"/>
-      </w:r>
-      <w:r>
-        <w:instrText xml:space="preserve"> STYLEREF 1 \s </w:instrText>
-      </w:r>
-      <w:r>
-        <w:fldChar w:fldCharType="separate"/>
-      </w:r>
-      <w:r>
-        <w:rPr>
-          <w:noProof/>
-        </w:rPr>
-        <w:t>5</w:t>
-      </w:r>
-      <w:r>
-        <w:rPr>
-          <w:noProof/>
-        </w:rPr>
-        <w:fldChar w:fldCharType="end"/>
-      </w:r>
+      <w:fldSimple w:instr=" STYLEREF 1 \s ">
+        <w:r>
+          <w:rPr>
+            <w:noProof/>
+          </w:rPr>
+          <w:t>5</w:t>
+        </w:r>
+      </w:fldSimple>
       <w:r>
         <w:noBreakHyphen/>
       </w:r>
-      <w:r>
-        <w:fldChar w:fldCharType="begin"/>
-      </w:r>
-      <w:r>
-        <w:instrText xml:space="preserve"> SEQ Table \* ARABIC \s 1 </w:instrText>
-      </w:r>
-      <w:r>
-        <w:fldChar w:fldCharType="separate"/>
-      </w:r>
-      <w:r>
-        <w:rPr>
-          <w:noProof/>
-        </w:rPr>
-        <w:t>15</w:t>
-      </w:r>
-      <w:r>
-        <w:rPr>
-          <w:noProof/>
-        </w:rPr>
-        <w:fldChar w:fldCharType="end"/>
-      </w:r>
+      <w:fldSimple w:instr=" SEQ Table \* ARABIC \s 1 ">
+        <w:r>
+          <w:rPr>
+            <w:noProof/>
+          </w:rPr>
+          <w:t>15</w:t>
+        </w:r>
+      </w:fldSimple>
       <w:r>
         <w:t xml:space="preserve"> </w:t>
       </w:r>
       <w:r>
         <w:t>Model Comparison Table</w:t>
       </w:r>
-      <w:bookmarkEnd w:id="160"/>
+      <w:bookmarkEnd w:id="159"/>
     </w:p>
     <w:tbl>
       <w:tblPr>
@@ -34989,13 +34197,13 @@
       <w:pPr>
         <w:pStyle w:val="Heading3"/>
       </w:pPr>
-      <w:bookmarkStart w:id="161" w:name="_Toc229061292"/>
-      <w:bookmarkStart w:id="162" w:name="_Toc232236833"/>
+      <w:bookmarkStart w:id="160" w:name="_Toc229061292"/>
+      <w:bookmarkStart w:id="161" w:name="_Toc232236833"/>
       <w:r>
         <w:t>Detailed Analysis of Final Model</w:t>
       </w:r>
+      <w:bookmarkEnd w:id="160"/>
       <w:bookmarkEnd w:id="161"/>
-      <w:bookmarkEnd w:id="162"/>
     </w:p>
     <w:p>
       <w:pPr>
@@ -35037,11 +34245,11 @@
         <w:pStyle w:val="Heading2"/>
         <w:spacing w:line="360" w:lineRule="auto"/>
       </w:pPr>
-      <w:bookmarkStart w:id="163" w:name="_Toc232236834"/>
+      <w:bookmarkStart w:id="162" w:name="_Toc232236834"/>
       <w:r>
         <w:t>Analysis and Discussion</w:t>
       </w:r>
-      <w:bookmarkEnd w:id="163"/>
+      <w:bookmarkEnd w:id="162"/>
     </w:p>
     <w:p>
       <w:pPr>
@@ -35062,7 +34270,43 @@
         <w:spacing w:line="360" w:lineRule="auto"/>
       </w:pPr>
       <w:r>
-        <w:t>The Power of Fusion: While the MRI-only model performed well (93.95%), adding the cognitive vector pushed the accuracy to 98.85%. This confirms that "functional" data (how a patient thinks) fills the gaps where "structural" data (how the brain looks) might be ambiguous.</w:t>
+        <w:t xml:space="preserve">The Power of Fusion: </w:t>
+      </w:r>
+      <w:r>
+        <w:rPr>
+          <w:rStyle w:val="cursor-pointer"/>
+          <w:szCs w:val="23"/>
+        </w:rPr>
+        <w:t>The MRI-only model did have a good</w:t>
+      </w:r>
+      <w:r>
+        <w:rPr>
+          <w:rStyle w:val="cursor-pointer"/>
+          <w:szCs w:val="23"/>
+        </w:rPr>
+        <w:t xml:space="preserve"> result (93.95%) </w:t>
+      </w:r>
+      <w:r>
+        <w:rPr>
+          <w:szCs w:val="23"/>
+        </w:rPr>
+        <w:t>but t</w:t>
+      </w:r>
+      <w:r>
+        <w:rPr>
+          <w:rStyle w:val="cursor-pointer"/>
+          <w:szCs w:val="23"/>
+        </w:rPr>
+        <w:t>he addition of the cognitive vector brought the accuracy up to 98.85%.</w:t>
+      </w:r>
+      <w:r>
+        <w:rPr>
+          <w:szCs w:val="23"/>
+        </w:rPr>
+        <w:t xml:space="preserve"> </w:t>
+      </w:r>
+      <w:r>
+        <w:t>This confirms that "functional" data (how a patient thinks) fills the gaps where "structural" data (how the brain looks) might be ambiguous.</w:t>
       </w:r>
     </w:p>
     <w:p>
@@ -35075,7 +34319,16 @@
         <w:spacing w:line="360" w:lineRule="auto"/>
       </w:pPr>
       <w:r>
-        <w:t>Attention Mechanism: Our use of Attention Fusion allowed the model to decide which features were more important for a specific patient. For example, in early stages (EMCI), the model leaned more heavily on cognitive scores, whereas in advanced stages (AD), it prioritized MRI features.</w:t>
+        <w:t xml:space="preserve">Attention Mechanism: We applied </w:t>
+      </w:r>
+      <w:r>
+        <w:t xml:space="preserve">Attention Fusion </w:t>
+      </w:r>
+      <w:r>
+        <w:t xml:space="preserve">which </w:t>
+      </w:r>
+      <w:r>
+        <w:t>allowed the model to decide which features were more important for a specific patient. For example, in early stages (EMCI), the model leaned more heavily on cognitive scores, whereas in advanced stages (AD), it prioritized MRI features.</w:t>
       </w:r>
     </w:p>
     <w:p>
@@ -35089,7 +34342,13 @@
       </w:pPr>
       <w:r>
         <w:lastRenderedPageBreak/>
-        <w:t>Overfitting Control: We observed that simpler fusion (like our ResNet50-MLP attempt) was prone to overfitting. By introducing Dropout layers, L2 Regularization, and Batch Normalization in our final hybrid model, we achieved a stable validation curve and excellent generalizability.</w:t>
+        <w:t>Overfitting Control: We observed that simpler fusio</w:t>
+      </w:r>
+      <w:r>
+        <w:t>n (like our ResNet50-MLP</w:t>
+      </w:r>
+      <w:r>
+        <w:t>) was prone to overfitting. By introducing Dropout layers, L2 Regularization, and Batch Normalization in our final hybrid model, we achieved a stable validation curve and excellent generalizability.</w:t>
       </w:r>
     </w:p>
     <w:p>
@@ -35097,11 +34356,11 @@
         <w:pStyle w:val="Heading2"/>
         <w:spacing w:line="360" w:lineRule="auto"/>
       </w:pPr>
-      <w:bookmarkStart w:id="164" w:name="_Toc232236835"/>
+      <w:bookmarkStart w:id="163" w:name="_Toc232236835"/>
       <w:r>
         <w:t>Conclusion</w:t>
       </w:r>
-      <w:bookmarkEnd w:id="164"/>
+      <w:bookmarkEnd w:id="163"/>
     </w:p>
     <w:p>
       <w:pPr>
@@ -35109,10 +34368,7 @@
         <w:spacing w:line="360" w:lineRule="auto"/>
       </w:pPr>
       <w:r>
-        <w:t>In conclusion, the experimental results successfully validate our hypothesis. The Incv3_Mobnet_Cog_Fusion model outperformed all other variants, achieving an industry-leading accuracy of 98.85%. By combining the high-level spatial features from two separate image encoders with a binarized cognitive question vector, we have created a robust diagnostic tool capable of distinguishing between the subtle stages of Alzheimer’s Disease with high reliability. This model demonstrates significant potential for clinical decision support in early intervention scenarios</w:t>
-      </w:r>
-      <w:r>
-        <w:t>.</w:t>
+        <w:t>Finally, the experimental results successfully confirm our claim. The best performing variant was the Incv3_Mobnet_Cog_Fusion model, which achieved an outstanding accuracy of 98.85%. We have developed a robust diagnostic tool that can precisely identify subtle stages of Alzheimer’s disease by fusing high-level spatial features from two different image encoders and a binarized cognitive question vector. The model shows high potential as a clinical decision support tool for early intervention.</w:t>
       </w:r>
     </w:p>
     <w:p>
@@ -35149,22 +34405,23 @@
     <w:p/>
     <w:p/>
     <w:p/>
+    <w:p/>
     <w:p>
       <w:pPr>
         <w:pStyle w:val="Heading1"/>
       </w:pPr>
-      <w:bookmarkStart w:id="165" w:name="_Toc532812933"/>
-      <w:bookmarkStart w:id="166" w:name="_Toc232236836"/>
-      <w:bookmarkStart w:id="167" w:name="_Toc19544172"/>
-      <w:bookmarkStart w:id="168" w:name="_Toc19544207"/>
+      <w:bookmarkStart w:id="164" w:name="_Toc532812933"/>
+      <w:bookmarkStart w:id="165" w:name="_Toc232236836"/>
+      <w:bookmarkStart w:id="166" w:name="_Toc19544172"/>
+      <w:bookmarkStart w:id="167" w:name="_Toc19544207"/>
       <w:r>
         <w:t>Conclusion</w:t>
       </w:r>
+      <w:bookmarkEnd w:id="164"/>
+      <w:r>
+        <w:t xml:space="preserve"> and Future Directions</w:t>
+      </w:r>
       <w:bookmarkEnd w:id="165"/>
-      <w:r>
-        <w:t xml:space="preserve"> and Future Directions</w:t>
-      </w:r>
-      <w:bookmarkEnd w:id="166"/>
     </w:p>
     <w:p>
       <w:pPr>
@@ -35173,13 +34430,13 @@
           <w:sz w:val="32"/>
         </w:rPr>
       </w:pPr>
-      <w:bookmarkStart w:id="169" w:name="_Toc19544177"/>
-      <w:bookmarkStart w:id="170" w:name="_Toc19544225"/>
+      <w:bookmarkStart w:id="168" w:name="_Toc19544177"/>
+      <w:bookmarkStart w:id="169" w:name="_Toc19544225"/>
       <w:bookmarkEnd w:id="10"/>
-      <w:bookmarkEnd w:id="101"/>
-      <w:bookmarkEnd w:id="126"/>
+      <w:bookmarkEnd w:id="100"/>
+      <w:bookmarkEnd w:id="125"/>
+      <w:bookmarkEnd w:id="166"/>
       <w:bookmarkEnd w:id="167"/>
-      <w:bookmarkEnd w:id="168"/>
       <w:r>
         <w:rPr>
           <w:b/>
@@ -35218,11 +34475,11 @@
         <w:pStyle w:val="Heading2"/>
         <w:spacing w:line="360" w:lineRule="auto"/>
       </w:pPr>
-      <w:bookmarkStart w:id="171" w:name="_Toc232236837"/>
+      <w:bookmarkStart w:id="170" w:name="_Toc232236837"/>
       <w:r>
         <w:t>Conclusion</w:t>
       </w:r>
-      <w:bookmarkEnd w:id="171"/>
+      <w:bookmarkEnd w:id="170"/>
     </w:p>
     <w:p>
       <w:pPr>
@@ -35230,7 +34487,22 @@
         <w:spacing w:line="360" w:lineRule="auto"/>
       </w:pPr>
       <w:r>
-        <w:t>This project successfully developed an automated, AI-driven system for the early detection and classification of Alzheimer’s Disease into four distinct stages: AD, CN, EMCI, and LMCI. The core of the work involved processing complex 3D MRI brain scans from the ADNI dataset and transforming them into a format suitable for deep learning. Unlike traditional methods that rely only on images, this work implemented a Multimodal Fusion approach. We engineered a unique "30-question cognitive vector" from clinical test scores (MOCA, ADAS13, CDRSB) and fused it with visual features extracted from a hybrid InceptionV3 and MobileNet architecture.</w:t>
+        <w:t xml:space="preserve">In this project, an automated AI based system has been successfully built to detect AD and classify it into four different classes: AD, CN, EMCI, and LMCI. The main part of the work was the processing of complex 3D MRI brain scans from the ADNI dataset and converting them into a format that can be used for deep learning. </w:t>
+      </w:r>
+    </w:p>
+    <w:p>
+      <w:pPr>
+        <w:pStyle w:val="BodyText"/>
+        <w:spacing w:line="360" w:lineRule="auto"/>
+      </w:pPr>
+      <w:r>
+        <w:t>This project used a Multimodal Fusion approach, rather than relying only on images as traditional methods. We developed a unique “30-question cognitive vector” based on clinical test scores (MOCA, ADAS13, CDRSB) and fused it with visual features extracted from a hybrid Incepti</w:t>
+      </w:r>
+      <w:r>
+        <w:t>onV3 and MobileNet architecture</w:t>
+      </w:r>
+      <w:r>
+        <w:t>.</w:t>
       </w:r>
     </w:p>
     <w:p>
@@ -35239,10 +34511,7 @@
         <w:jc w:val="both"/>
       </w:pPr>
       <w:r>
-        <w:t>The primary finding of this research is that Multimodality is superior to Single-Modality. While our single-modality MRI model achieved a respectable accuracy of 93.95%, integrating cognitive data through an Attention-based Fusion mechanism increased the accuracy to 98.85%. The system proved robust in distinguishing between "Normal" (CN) and "Early Mild Cognitive Impairment" (EMCI), which is the most critical stage for medical intervention but the hardest to detect via visual inspection alone</w:t>
-      </w:r>
-      <w:r>
-        <w:t>.</w:t>
+        <w:t>The main result of this work is that Multi-modality is better than Single-Modality. Our single-modality MRI model achieved a good accuracy of 93.95% but the accuracy increased to 98.85% by combining cognitive data through an Attention-based Fusion mechanism. The system was robust in identifying between Normal (CN) and Early Mild Cognitive Impairment (EMCI), which is the most critical stage for medical care but the most difficult to detect by visual assessment alone.</w:t>
       </w:r>
     </w:p>
     <w:p>
@@ -35250,11 +34519,11 @@
         <w:pStyle w:val="Heading2"/>
         <w:spacing w:line="360" w:lineRule="auto"/>
       </w:pPr>
-      <w:bookmarkStart w:id="172" w:name="_Toc232236838"/>
+      <w:bookmarkStart w:id="171" w:name="_Toc232236838"/>
       <w:r>
         <w:t>Scope and Objective Assessment</w:t>
       </w:r>
-      <w:bookmarkEnd w:id="172"/>
+      <w:bookmarkEnd w:id="171"/>
     </w:p>
     <w:p>
       <w:pPr>
@@ -35275,7 +34544,13 @@
         <w:spacing w:line="360" w:lineRule="auto"/>
       </w:pPr>
       <w:r>
-        <w:t>Multimodal System Creation: We designed and tested a deep learning framework that effectively integrates structural MRI data with cognitive assessment markers (MoCA, ADAS-13, and CDR-SB).</w:t>
+        <w:t xml:space="preserve">Multimodal System Creation: </w:t>
+      </w:r>
+      <w:r>
+        <w:t>We proposed and validated a deep learning framework for the effective integration of structural MRI data with cognitive assessment markers (MoCA, ADAS-13, and CDR-SB)</w:t>
+      </w:r>
+      <w:r>
+        <w:t>.</w:t>
       </w:r>
     </w:p>
     <w:p>
@@ -35288,7 +34563,13 @@
         <w:spacing w:line="360" w:lineRule="auto"/>
       </w:pPr>
       <w:r>
-        <w:t>Comparative Analysis: We conducted a rigorous evaluation of various architectures (CNN-only vs. Multimodal Fusion), measuring performance via accuracy, precision, recall, and F1-score to ensure analytical rigor</w:t>
+        <w:t xml:space="preserve">Comparative Analysis: </w:t>
+      </w:r>
+      <w:r>
+        <w:t>A detailed evaluation of different architectures (CNN-only vs Multimodal Fusion) was done using accuracy, precision, recall and F1-score as performance metrics to ensu</w:t>
+      </w:r>
+      <w:r>
+        <w:t>re the accuracy of the analysis</w:t>
       </w:r>
       <w:r>
         <w:t>.</w:t>
@@ -35304,8 +34585,16 @@
         <w:spacing w:line="360" w:lineRule="auto"/>
       </w:pPr>
       <w:r>
-        <w:lastRenderedPageBreak/>
-        <w:t>User Interface Development: A functional interface was developed to bridge the gap between algorithmic research and usability, allowing users to input MRI scans and cognitive data for automatic diagnostic forecasts.</w:t>
+        <w:t xml:space="preserve">User Interface Development: </w:t>
+      </w:r>
+      <w:r>
+        <w:t xml:space="preserve">We have created an effective interface that bridges the gap between algorithmic research and usability. It lets the user to input MRI scans and cognitive data to </w:t>
+      </w:r>
+      <w:r>
+        <w:t>automatically predict diagnosis</w:t>
+      </w:r>
+      <w:r>
+        <w:t>.</w:t>
       </w:r>
     </w:p>
     <w:p>
@@ -35319,7 +34608,14 @@
         <w:jc w:val="both"/>
       </w:pPr>
       <w:r>
-        <w:t>Diagnostic Classification: The system successfully categorized subjects into CN, EMCI, LMCI, and AD, providing a high-performance diagnostic support tool within an academic research setting</w:t>
+        <w:lastRenderedPageBreak/>
+        <w:t xml:space="preserve">Diagnostic Classification: </w:t>
+      </w:r>
+      <w:r>
+        <w:t>The system was able to classify subjects into CN, EMCI, LMCI and AD, and can be used as a reliable diagnostic support tool in an academic research setting</w:t>
+      </w:r>
+      <w:r>
+        <w:tab/>
       </w:r>
       <w:r>
         <w:t>.</w:t>
@@ -35330,11 +34626,11 @@
         <w:pStyle w:val="Heading2"/>
         <w:spacing w:line="360" w:lineRule="auto"/>
       </w:pPr>
-      <w:bookmarkStart w:id="173" w:name="_Toc232236839"/>
+      <w:bookmarkStart w:id="172" w:name="_Toc232236839"/>
       <w:r>
         <w:t>Challenges Faced</w:t>
       </w:r>
-      <w:bookmarkEnd w:id="173"/>
+      <w:bookmarkEnd w:id="172"/>
     </w:p>
     <w:p>
       <w:pPr>
@@ -35355,7 +34651,13 @@
         <w:spacing w:line="360" w:lineRule="auto"/>
       </w:pPr>
       <w:r>
-        <w:t>Data Alignment: Ensuring "Patient-Wise Alignment" was critical, as each MRI scan had to be perfectly paired with the correct corresponding cognitive scores from the ADNI database.</w:t>
+        <w:t xml:space="preserve">Data Alignment: </w:t>
+      </w:r>
+      <w:r>
+        <w:t>The challenge was to do the "Patient-Wise Alignment" correct, as each MRI scan had to be aligned correctly with the corresponding cognitive scores in the ADNI database</w:t>
+      </w:r>
+      <w:r>
+        <w:t>.</w:t>
       </w:r>
     </w:p>
     <w:p>
@@ -35368,7 +34670,16 @@
         <w:spacing w:line="360" w:lineRule="auto"/>
       </w:pPr>
       <w:r>
-        <w:t>Holistic Integration: Balancing the "weight" of the MRI features against the cognitive vector required careful tuning of the Attention Fusion head to ensure one data mode did not overshadow the other.</w:t>
+        <w:t xml:space="preserve">Holistic Integration: </w:t>
+      </w:r>
+      <w:r>
+        <w:t xml:space="preserve">We had to carefully modify the Attention Fusion head to balance the “weight” of the MRI features to the cognitive vector to ensure that one data </w:t>
+      </w:r>
+      <w:r>
+        <w:t>mode didn’t take over the other</w:t>
+      </w:r>
+      <w:r>
+        <w:t>.</w:t>
       </w:r>
     </w:p>
     <w:p>
@@ -35381,7 +34692,13 @@
         <w:spacing w:line="360" w:lineRule="auto"/>
       </w:pPr>
       <w:r>
-        <w:t>Architecture Complexity: Building an ensemble of InceptionV3 and MobileNet required significant optimization to run efficiently within available computational resources.</w:t>
+        <w:t xml:space="preserve">Architecture Complexity: </w:t>
+      </w:r>
+      <w:r>
+        <w:t>Building an InceptionV3 and MobileNet ensemble required a lot of optimization to run efficiently within the available computational resources</w:t>
+      </w:r>
+      <w:r>
+        <w:t>.</w:t>
       </w:r>
     </w:p>
     <w:p>
@@ -35394,7 +34711,13 @@
         <w:spacing w:line="360" w:lineRule="auto"/>
       </w:pPr>
       <w:r>
-        <w:t>Preprocessing 3D Data: Converting 3D NIfTI neuroimaging data into standardized 2D axial slices while maintaining the structural integrity of the hippocampus and other key regions was a major technical task</w:t>
+        <w:t xml:space="preserve">Preprocessing 3D Data: </w:t>
+      </w:r>
+      <w:r>
+        <w:t>A major technical challenge was the conversion of 3D NIfTI neuroimaging data to standardized 2D axial slices that kept the structural integrity of the hippoca</w:t>
+      </w:r>
+      <w:r>
+        <w:t>mpus and other regions of focus</w:t>
       </w:r>
       <w:r>
         <w:t>.</w:t>
@@ -35405,11 +34728,11 @@
         <w:pStyle w:val="Heading2"/>
         <w:spacing w:line="360" w:lineRule="auto"/>
       </w:pPr>
-      <w:bookmarkStart w:id="174" w:name="_Toc232236840"/>
+      <w:bookmarkStart w:id="173" w:name="_Toc232236840"/>
       <w:r>
         <w:t>Limitations</w:t>
       </w:r>
-      <w:bookmarkEnd w:id="174"/>
+      <w:bookmarkEnd w:id="173"/>
     </w:p>
     <w:p>
       <w:pPr>
@@ -35421,16 +34744,10 @@
         <w:spacing w:line="360" w:lineRule="auto"/>
       </w:pPr>
       <w:r>
-        <w:t>The limitation is that w</w:t>
-      </w:r>
-      <w:r>
-        <w:t xml:space="preserve">hile a user interface </w:t>
-      </w:r>
-      <w:r>
-        <w:t>is</w:t>
-      </w:r>
-      <w:r>
-        <w:t xml:space="preserve"> developed, the system has not undergone real-time clinical verification in a hospital setting or a live trial with patients.</w:t>
+        <w:t>The limitation is that a user interface is developed but the system has not been medically tested in real time in a hospital or live trial with patients</w:t>
+      </w:r>
+      <w:r>
+        <w:t>.</w:t>
       </w:r>
     </w:p>
     <w:p>
@@ -35443,7 +34760,13 @@
         <w:spacing w:line="360" w:lineRule="auto"/>
       </w:pPr>
       <w:r>
-        <w:t>The project was strictly confined to diagnostic classification. It did not involve disease prognosis, or modeling the longitudinal progression of the disease over time.</w:t>
+        <w:t>The project was limited to diagnostic classification. It did not relate to disease prognosis, or model the longitudinal p</w:t>
+      </w:r>
+      <w:r>
+        <w:t>rogression of disease over time</w:t>
+      </w:r>
+      <w:r>
+        <w:t>.</w:t>
       </w:r>
     </w:p>
     <w:p>
@@ -35451,12 +34774,11 @@
         <w:pStyle w:val="Heading2"/>
         <w:spacing w:line="360" w:lineRule="auto"/>
       </w:pPr>
-      <w:bookmarkStart w:id="175" w:name="_Toc232236841"/>
-      <w:r>
-        <w:lastRenderedPageBreak/>
+      <w:bookmarkStart w:id="174" w:name="_Toc232236841"/>
+      <w:r>
         <w:t>Future Work</w:t>
       </w:r>
-      <w:bookmarkEnd w:id="175"/>
+      <w:bookmarkEnd w:id="174"/>
     </w:p>
     <w:p>
       <w:pPr>
@@ -35477,7 +34799,16 @@
         <w:spacing w:line="360" w:lineRule="auto"/>
       </w:pPr>
       <w:r>
-        <w:t>Clinical Validation: Moving the system into a hospital environment for real-time verification by medical professionals to measure its utility as a diagnostic assistant.</w:t>
+        <w:t xml:space="preserve">Clinical Validation: </w:t>
+      </w:r>
+      <w:r>
+        <w:t>Moving the system into a healthcare facility to verify it in real-time with medical professionals and evaluate its practicality as</w:t>
+      </w:r>
+      <w:r>
+        <w:t xml:space="preserve"> a diagnostic assistant</w:t>
+      </w:r>
+      <w:r>
+        <w:t>.</w:t>
       </w:r>
     </w:p>
     <w:p>
@@ -35490,7 +34821,14 @@
         <w:spacing w:line="360" w:lineRule="auto"/>
       </w:pPr>
       <w:r>
-        <w:t>Longitudinal Modeling: Extending the scope to include "Prognosis," where the model predicts when a patient might transition from EMCI to AD.</w:t>
+        <w:lastRenderedPageBreak/>
+        <w:t xml:space="preserve">Longitudinal Modeling: </w:t>
+      </w:r>
+      <w:r>
+        <w:t>Expanding the scope by including “Prognosis” where the model can predict when a patient may switch from EMCI to AD</w:t>
+      </w:r>
+      <w:r>
+        <w:t>.</w:t>
       </w:r>
     </w:p>
     <w:p>
@@ -35503,7 +34841,10 @@
         <w:spacing w:line="360" w:lineRule="auto"/>
       </w:pPr>
       <w:r>
-        <w:t>Explainable AI (XAI) Enhancements: Further developing the interface to show detailed heatmaps of brain atrophy, helping clinicians understand the "Why" behind each AI forecast</w:t>
+        <w:t xml:space="preserve">Explainable AI (XAI) Enhancements: </w:t>
+      </w:r>
+      <w:r>
+        <w:t>Improve the user interface to show detailed heatmaps of brain atrophy in order to help clinicians understand the “Why” behind each AI forecast</w:t>
       </w:r>
       <w:r>
         <w:t>.</w:t>
@@ -35534,14 +34875,14 @@
         <w:spacing w:line="360" w:lineRule="auto"/>
         <w:jc w:val="both"/>
       </w:pPr>
-      <w:bookmarkStart w:id="176" w:name="_Toc232236842"/>
+      <w:bookmarkStart w:id="175" w:name="_Toc232236842"/>
       <w:r>
         <w:lastRenderedPageBreak/>
         <w:t>References</w:t>
       </w:r>
+      <w:bookmarkEnd w:id="168"/>
       <w:bookmarkEnd w:id="169"/>
-      <w:bookmarkEnd w:id="170"/>
-      <w:bookmarkEnd w:id="176"/>
+      <w:bookmarkEnd w:id="175"/>
     </w:p>
     <w:p>
       <w:pPr>
@@ -35962,16 +35303,16 @@
         </w:numPr>
         <w:jc w:val="left"/>
       </w:pPr>
-      <w:bookmarkStart w:id="177" w:name="_Toc19544178"/>
-      <w:bookmarkStart w:id="178" w:name="_Toc19544226"/>
-      <w:bookmarkStart w:id="179" w:name="_Toc232236843"/>
+      <w:bookmarkStart w:id="176" w:name="_Toc19544178"/>
+      <w:bookmarkStart w:id="177" w:name="_Toc19544226"/>
+      <w:bookmarkStart w:id="178" w:name="_Toc232236843"/>
       <w:r>
         <w:lastRenderedPageBreak/>
         <w:t>Appendix</w:t>
       </w:r>
+      <w:bookmarkEnd w:id="176"/>
       <w:bookmarkEnd w:id="177"/>
       <w:bookmarkEnd w:id="178"/>
-      <w:bookmarkEnd w:id="179"/>
     </w:p>
     <w:p>
       <w:pPr>
@@ -35981,16 +35322,16 @@
           <w:numId w:val="0"/>
         </w:numPr>
       </w:pPr>
-      <w:bookmarkStart w:id="180" w:name="_Toc23494337"/>
-      <w:bookmarkStart w:id="181" w:name="_Toc232236844"/>
+      <w:bookmarkStart w:id="179" w:name="_Toc23494337"/>
+      <w:bookmarkStart w:id="180" w:name="_Toc232236844"/>
       <w:r>
         <w:t xml:space="preserve">Appendix A: </w:t>
       </w:r>
+      <w:bookmarkEnd w:id="179"/>
+      <w:r>
+        <w:t>Dataset Samples</w:t>
+      </w:r>
       <w:bookmarkEnd w:id="180"/>
-      <w:r>
-        <w:t>Dataset Samples</w:t>
-      </w:r>
-      <w:bookmarkEnd w:id="181"/>
     </w:p>
     <w:p>
       <w:pPr>
@@ -36039,6 +35380,8 @@
       <w:r>
         <w:t>Late Mild Cognitive Impairment (LMCI)</w:t>
       </w:r>
+      <w:bookmarkStart w:id="181" w:name="_GoBack"/>
+      <w:bookmarkEnd w:id="181"/>
     </w:p>
     <w:p>
       <w:pPr>
@@ -36107,27 +35450,14 @@
                             <w:r>
                               <w:t xml:space="preserve">Appendix A - </w:t>
                             </w:r>
-                            <w:r>
-                              <w:fldChar w:fldCharType="begin"/>
-                            </w:r>
-                            <w:r>
-                              <w:instrText xml:space="preserve"> SEQ Appendix_A_- \* ARABIC </w:instrText>
-                            </w:r>
-                            <w:r>
-                              <w:fldChar w:fldCharType="separate"/>
-                            </w:r>
-                            <w:r>
-                              <w:rPr>
-                                <w:noProof/>
-                              </w:rPr>
-                              <w:t>1</w:t>
-                            </w:r>
-                            <w:r>
-                              <w:rPr>
-                                <w:noProof/>
-                              </w:rPr>
-                              <w:fldChar w:fldCharType="end"/>
-                            </w:r>
+                            <w:fldSimple w:instr=" SEQ Appendix_A_- \* ARABIC ">
+                              <w:r>
+                                <w:rPr>
+                                  <w:noProof/>
+                                </w:rPr>
+                                <w:t>1</w:t>
+                              </w:r>
+                            </w:fldSimple>
                             <w:r>
                               <w:t xml:space="preserve"> </w:t>
                             </w:r>
@@ -36167,27 +35497,14 @@
                       <w:r>
                         <w:t xml:space="preserve">Appendix A - </w:t>
                       </w:r>
-                      <w:r>
-                        <w:fldChar w:fldCharType="begin"/>
-                      </w:r>
-                      <w:r>
-                        <w:instrText xml:space="preserve"> SEQ Appendix_A_- \* ARABIC </w:instrText>
-                      </w:r>
-                      <w:r>
-                        <w:fldChar w:fldCharType="separate"/>
-                      </w:r>
-                      <w:r>
-                        <w:rPr>
-                          <w:noProof/>
-                        </w:rPr>
-                        <w:t>1</w:t>
-                      </w:r>
-                      <w:r>
-                        <w:rPr>
-                          <w:noProof/>
-                        </w:rPr>
-                        <w:fldChar w:fldCharType="end"/>
-                      </w:r>
+                      <w:fldSimple w:instr=" SEQ Appendix_A_- \* ARABIC ">
+                        <w:r>
+                          <w:rPr>
+                            <w:noProof/>
+                          </w:rPr>
+                          <w:t>1</w:t>
+                        </w:r>
+                      </w:fldSimple>
                       <w:r>
                         <w:t xml:space="preserve"> </w:t>
                       </w:r>
@@ -36329,27 +35646,14 @@
                             <w:r>
                               <w:t xml:space="preserve">Appendix A - </w:t>
                             </w:r>
-                            <w:r>
-                              <w:fldChar w:fldCharType="begin"/>
-                            </w:r>
-                            <w:r>
-                              <w:instrText xml:space="preserve"> SEQ Appendix_A_- \* ARABIC </w:instrText>
-                            </w:r>
-                            <w:r>
-                              <w:fldChar w:fldCharType="separate"/>
-                            </w:r>
-                            <w:r>
-                              <w:rPr>
-                                <w:noProof/>
-                              </w:rPr>
-                              <w:t>2</w:t>
-                            </w:r>
-                            <w:r>
-                              <w:rPr>
-                                <w:noProof/>
-                              </w:rPr>
-                              <w:fldChar w:fldCharType="end"/>
-                            </w:r>
+                            <w:fldSimple w:instr=" SEQ Appendix_A_- \* ARABIC ">
+                              <w:r>
+                                <w:rPr>
+                                  <w:noProof/>
+                                </w:rPr>
+                                <w:t>2</w:t>
+                              </w:r>
+                            </w:fldSimple>
                             <w:r>
                               <w:t xml:space="preserve"> </w:t>
                             </w:r>
@@ -36389,27 +35693,14 @@
                       <w:r>
                         <w:t xml:space="preserve">Appendix A - </w:t>
                       </w:r>
-                      <w:r>
-                        <w:fldChar w:fldCharType="begin"/>
-                      </w:r>
-                      <w:r>
-                        <w:instrText xml:space="preserve"> SEQ Appendix_A_- \* ARABIC </w:instrText>
-                      </w:r>
-                      <w:r>
-                        <w:fldChar w:fldCharType="separate"/>
-                      </w:r>
-                      <w:r>
-                        <w:rPr>
-                          <w:noProof/>
-                        </w:rPr>
-                        <w:t>2</w:t>
-                      </w:r>
-                      <w:r>
-                        <w:rPr>
-                          <w:noProof/>
-                        </w:rPr>
-                        <w:fldChar w:fldCharType="end"/>
-                      </w:r>
+                      <w:fldSimple w:instr=" SEQ Appendix_A_- \* ARABIC ">
+                        <w:r>
+                          <w:rPr>
+                            <w:noProof/>
+                          </w:rPr>
+                          <w:t>2</w:t>
+                        </w:r>
+                      </w:fldSimple>
                       <w:r>
                         <w:t xml:space="preserve"> </w:t>
                       </w:r>
@@ -36548,27 +35839,14 @@
                             <w:r>
                               <w:t xml:space="preserve">Appendix A - </w:t>
                             </w:r>
-                            <w:r>
-                              <w:fldChar w:fldCharType="begin"/>
-                            </w:r>
-                            <w:r>
-                              <w:instrText xml:space="preserve"> SEQ Appendix_A_- \* ARABIC </w:instrText>
-                            </w:r>
-                            <w:r>
-                              <w:fldChar w:fldCharType="separate"/>
-                            </w:r>
-                            <w:r>
-                              <w:rPr>
-                                <w:noProof/>
-                              </w:rPr>
-                              <w:t>3</w:t>
-                            </w:r>
-                            <w:r>
-                              <w:rPr>
-                                <w:noProof/>
-                              </w:rPr>
-                              <w:fldChar w:fldCharType="end"/>
-                            </w:r>
+                            <w:fldSimple w:instr=" SEQ Appendix_A_- \* ARABIC ">
+                              <w:r>
+                                <w:rPr>
+                                  <w:noProof/>
+                                </w:rPr>
+                                <w:t>3</w:t>
+                              </w:r>
+                            </w:fldSimple>
                             <w:r>
                               <w:t xml:space="preserve"> </w:t>
                             </w:r>
@@ -36608,27 +35886,14 @@
                       <w:r>
                         <w:t xml:space="preserve">Appendix A - </w:t>
                       </w:r>
-                      <w:r>
-                        <w:fldChar w:fldCharType="begin"/>
-                      </w:r>
-                      <w:r>
-                        <w:instrText xml:space="preserve"> SEQ Appendix_A_- \* ARABIC </w:instrText>
-                      </w:r>
-                      <w:r>
-                        <w:fldChar w:fldCharType="separate"/>
-                      </w:r>
-                      <w:r>
-                        <w:rPr>
-                          <w:noProof/>
-                        </w:rPr>
-                        <w:t>3</w:t>
-                      </w:r>
-                      <w:r>
-                        <w:rPr>
-                          <w:noProof/>
-                        </w:rPr>
-                        <w:fldChar w:fldCharType="end"/>
-                      </w:r>
+                      <w:fldSimple w:instr=" SEQ Appendix_A_- \* ARABIC ">
+                        <w:r>
+                          <w:rPr>
+                            <w:noProof/>
+                          </w:rPr>
+                          <w:t>3</w:t>
+                        </w:r>
+                      </w:fldSimple>
                       <w:r>
                         <w:t xml:space="preserve"> </w:t>
                       </w:r>
@@ -36767,27 +36032,14 @@
                             <w:r>
                               <w:t xml:space="preserve">Appendix A - </w:t>
                             </w:r>
-                            <w:r>
-                              <w:fldChar w:fldCharType="begin"/>
-                            </w:r>
-                            <w:r>
-                              <w:instrText xml:space="preserve"> SEQ Appendix_A_- \* ARABIC </w:instrText>
-                            </w:r>
-                            <w:r>
-                              <w:fldChar w:fldCharType="separate"/>
-                            </w:r>
-                            <w:r>
-                              <w:rPr>
-                                <w:noProof/>
-                              </w:rPr>
-                              <w:t>4</w:t>
-                            </w:r>
-                            <w:r>
-                              <w:rPr>
-                                <w:noProof/>
-                              </w:rPr>
-                              <w:fldChar w:fldCharType="end"/>
-                            </w:r>
+                            <w:fldSimple w:instr=" SEQ Appendix_A_- \* ARABIC ">
+                              <w:r>
+                                <w:rPr>
+                                  <w:noProof/>
+                                </w:rPr>
+                                <w:t>4</w:t>
+                              </w:r>
+                            </w:fldSimple>
                             <w:r>
                               <w:t xml:space="preserve"> </w:t>
                             </w:r>
@@ -36827,27 +36079,14 @@
                       <w:r>
                         <w:t xml:space="preserve">Appendix A - </w:t>
                       </w:r>
-                      <w:r>
-                        <w:fldChar w:fldCharType="begin"/>
-                      </w:r>
-                      <w:r>
-                        <w:instrText xml:space="preserve"> SEQ Appendix_A_- \* ARABIC </w:instrText>
-                      </w:r>
-                      <w:r>
-                        <w:fldChar w:fldCharType="separate"/>
-                      </w:r>
-                      <w:r>
-                        <w:rPr>
-                          <w:noProof/>
-                        </w:rPr>
-                        <w:t>4</w:t>
-                      </w:r>
-                      <w:r>
-                        <w:rPr>
-                          <w:noProof/>
-                        </w:rPr>
-                        <w:fldChar w:fldCharType="end"/>
-                      </w:r>
+                      <w:fldSimple w:instr=" SEQ Appendix_A_- \* ARABIC ">
+                        <w:r>
+                          <w:rPr>
+                            <w:noProof/>
+                          </w:rPr>
+                          <w:t>4</w:t>
+                        </w:r>
+                      </w:fldSimple>
                       <w:r>
                         <w:t xml:space="preserve"> </w:t>
                       </w:r>
@@ -41934,7 +41173,7 @@
           <w:rPr>
             <w:noProof/>
           </w:rPr>
-          <w:t>26</w:t>
+          <w:t>52</w:t>
         </w:r>
         <w:r>
           <w:rPr>
@@ -41988,7 +41227,7 @@
           <w:rPr>
             <w:noProof/>
           </w:rPr>
-          <w:t>25</w:t>
+          <w:t>53</w:t>
         </w:r>
         <w:r>
           <w:rPr>
@@ -44129,7 +43368,7 @@
   <w:abstractNum w:abstractNumId="15" w15:restartNumberingAfterBreak="0">
     <w:nsid w:val="572F7ECF"/>
     <w:multiLevelType w:val="hybridMultilevel"/>
-    <w:tmpl w:val="5C4C571A"/>
+    <w:tmpl w:val="45A2ABEA"/>
     <w:lvl w:ilvl="0" w:tplc="0409000F">
       <w:start w:val="1"/>
       <w:numFmt w:val="decimal"/>
@@ -46533,6 +45772,11 @@
       <w:u w:val="single"/>
     </w:rPr>
   </w:style>
+  <w:style w:type="character" w:customStyle="1" w:styleId="cursor-pointer">
+    <w:name w:val="cursor-pointer"/>
+    <w:basedOn w:val="DefaultParagraphFont"/>
+    <w:rsid w:val="00F313A3"/>
+  </w:style>
 </w:styles>
 </file>
 
@@ -46824,7 +46068,7 @@
 </file>
 
 <file path=customXml/itemProps1.xml><?xml version="1.0" encoding="utf-8"?>
-<ds:datastoreItem xmlns:ds="http://schemas.openxmlformats.org/officeDocument/2006/customXml" ds:itemID="{6D4DBB0B-52AA-483D-9095-6BDAA8F0864F}">
+<ds:datastoreItem xmlns:ds="http://schemas.openxmlformats.org/officeDocument/2006/customXml" ds:itemID="{C35A686E-1740-4F18-863D-4BD065B77F19}">
   <ds:schemaRefs>
     <ds:schemaRef ds:uri="http://schemas.openxmlformats.org/officeDocument/2006/bibliography"/>
   </ds:schemaRefs>
